--- a/rapport.docx
+++ b/rapport.docx
@@ -4,7 +4,444 @@
   <w:body>
     <w:p>
       <w:pPr>
-        <w:spacing w:before="100" w:beforeAutospacing="1" w:after="100" w:afterAutospacing="1" w:line="240" w:lineRule="auto"/>
+        <w:spacing w:line="240" w:lineRule="auto"/>
+        <w:jc w:val="center"/>
+        <w:rPr>
+          <w:rFonts w:ascii="Times New Roman" w:hAnsi="Times New Roman" w:cs="Times New Roman"/>
+          <w:b/>
+          <w:lang w:val="fr-CA"/>
+        </w:rPr>
+      </w:pPr>
+      <w:r>
+        <w:rPr>
+          <w:rFonts w:ascii="Times New Roman" w:hAnsi="Times New Roman" w:cs="Times New Roman"/>
+          <w:b/>
+          <w:lang w:val="fr-CA"/>
+        </w:rPr>
+        <w:t>IFT599/799</w:t>
+      </w:r>
+    </w:p>
+    <w:p>
+      <w:pPr>
+        <w:spacing w:line="240" w:lineRule="auto"/>
+        <w:jc w:val="center"/>
+        <w:rPr>
+          <w:rFonts w:ascii="Times New Roman" w:hAnsi="Times New Roman" w:cs="Times New Roman"/>
+          <w:b/>
+          <w:lang w:val="fr-CA"/>
+        </w:rPr>
+      </w:pPr>
+    </w:p>
+    <w:p>
+      <w:pPr>
+        <w:spacing w:line="240" w:lineRule="auto"/>
+        <w:jc w:val="center"/>
+        <w:rPr>
+          <w:rFonts w:ascii="Times New Roman" w:hAnsi="Times New Roman" w:cs="Times New Roman"/>
+          <w:b/>
+          <w:lang w:val="fr-CA"/>
+        </w:rPr>
+      </w:pPr>
+    </w:p>
+    <w:p>
+      <w:pPr>
+        <w:spacing w:line="240" w:lineRule="auto"/>
+        <w:jc w:val="center"/>
+        <w:rPr>
+          <w:rFonts w:ascii="Times New Roman" w:hAnsi="Times New Roman" w:cs="Times New Roman"/>
+          <w:b/>
+          <w:lang w:val="fr-CA"/>
+        </w:rPr>
+      </w:pPr>
+    </w:p>
+    <w:p>
+      <w:pPr>
+        <w:spacing w:line="240" w:lineRule="auto"/>
+        <w:jc w:val="center"/>
+        <w:rPr>
+          <w:rFonts w:ascii="Times New Roman" w:hAnsi="Times New Roman" w:cs="Times New Roman"/>
+          <w:b/>
+          <w:bCs/>
+          <w:lang w:val="fr-CA"/>
+        </w:rPr>
+      </w:pPr>
+      <w:r>
+        <w:rPr>
+          <w:rFonts w:ascii="Times New Roman" w:hAnsi="Times New Roman" w:cs="Times New Roman"/>
+          <w:b/>
+          <w:lang w:val="fr-CA"/>
+        </w:rPr>
+        <w:t xml:space="preserve">Travail pratique </w:t>
+      </w:r>
+      <w:r>
+        <w:rPr>
+          <w:rFonts w:ascii="Times New Roman" w:hAnsi="Times New Roman" w:cs="Times New Roman"/>
+          <w:b/>
+          <w:lang w:val="fr-CA"/>
+        </w:rPr>
+        <w:t>3</w:t>
+      </w:r>
+      <w:r>
+        <w:rPr>
+          <w:rFonts w:ascii="Times New Roman" w:hAnsi="Times New Roman" w:cs="Times New Roman"/>
+          <w:b/>
+          <w:lang w:val="fr-CA"/>
+        </w:rPr>
+        <w:br/>
+      </w:r>
+      <w:r>
+        <w:rPr>
+          <w:rFonts w:ascii="Times New Roman" w:hAnsi="Times New Roman" w:cs="Times New Roman"/>
+          <w:b/>
+          <w:bCs/>
+          <w:lang w:val="fr-CA"/>
+        </w:rPr>
+        <w:t>EXPLORATION DU WEB</w:t>
+      </w:r>
+    </w:p>
+    <w:p>
+      <w:pPr>
+        <w:spacing w:line="240" w:lineRule="auto"/>
+        <w:jc w:val="center"/>
+        <w:rPr>
+          <w:rFonts w:ascii="Times New Roman" w:hAnsi="Times New Roman" w:cs="Times New Roman"/>
+          <w:b/>
+          <w:i/>
+          <w:lang w:val="fr-CA"/>
+        </w:rPr>
+      </w:pPr>
+    </w:p>
+    <w:p>
+      <w:pPr>
+        <w:spacing w:line="240" w:lineRule="auto"/>
+        <w:jc w:val="center"/>
+        <w:rPr>
+          <w:rFonts w:ascii="Times New Roman" w:hAnsi="Times New Roman" w:cs="Times New Roman"/>
+          <w:lang w:val="fr-CA"/>
+        </w:rPr>
+      </w:pPr>
+      <w:r>
+        <w:rPr>
+          <w:rFonts w:ascii="Times New Roman" w:hAnsi="Times New Roman" w:cs="Times New Roman"/>
+          <w:lang w:val="fr-CA"/>
+        </w:rPr>
+        <w:t xml:space="preserve">Nom : Ana Karen Lopez </w:t>
+      </w:r>
+      <w:proofErr w:type="spellStart"/>
+      <w:r>
+        <w:rPr>
+          <w:rFonts w:ascii="Times New Roman" w:hAnsi="Times New Roman" w:cs="Times New Roman"/>
+          <w:lang w:val="fr-CA"/>
+        </w:rPr>
+        <w:t>Carbajal</w:t>
+      </w:r>
+      <w:proofErr w:type="spellEnd"/>
+      <w:r>
+        <w:rPr>
+          <w:rFonts w:ascii="Times New Roman" w:hAnsi="Times New Roman" w:cs="Times New Roman"/>
+          <w:lang w:val="fr-CA"/>
+        </w:rPr>
+        <w:t>,</w:t>
+      </w:r>
+    </w:p>
+    <w:p>
+      <w:pPr>
+        <w:spacing w:line="240" w:lineRule="auto"/>
+        <w:jc w:val="center"/>
+        <w:rPr>
+          <w:rFonts w:ascii="Times New Roman" w:hAnsi="Times New Roman" w:cs="Times New Roman"/>
+          <w:lang w:val="fr-CA"/>
+        </w:rPr>
+      </w:pPr>
+      <w:r>
+        <w:rPr>
+          <w:rFonts w:ascii="Times New Roman" w:hAnsi="Times New Roman" w:cs="Times New Roman"/>
+          <w:lang w:val="fr-CA"/>
+        </w:rPr>
+        <w:t xml:space="preserve"> Étienne Chaput,</w:t>
+      </w:r>
+    </w:p>
+    <w:p>
+      <w:pPr>
+        <w:spacing w:line="240" w:lineRule="auto"/>
+        <w:jc w:val="center"/>
+        <w:rPr>
+          <w:rFonts w:ascii="Times New Roman" w:hAnsi="Times New Roman" w:cs="Times New Roman"/>
+          <w:lang w:val="fr-CA"/>
+        </w:rPr>
+      </w:pPr>
+      <w:r>
+        <w:rPr>
+          <w:rFonts w:ascii="Times New Roman" w:hAnsi="Times New Roman" w:cs="Times New Roman"/>
+          <w:lang w:val="fr-CA"/>
+        </w:rPr>
+        <w:t>Anthony Glaude</w:t>
+      </w:r>
+    </w:p>
+    <w:p>
+      <w:pPr>
+        <w:spacing w:line="240" w:lineRule="auto"/>
+        <w:rPr>
+          <w:rFonts w:ascii="Times New Roman" w:hAnsi="Times New Roman" w:cs="Times New Roman"/>
+          <w:lang w:val="fr-CA"/>
+        </w:rPr>
+      </w:pPr>
+    </w:p>
+    <w:p>
+      <w:pPr>
+        <w:spacing w:line="240" w:lineRule="auto"/>
+        <w:rPr>
+          <w:rFonts w:ascii="Times New Roman" w:hAnsi="Times New Roman" w:cs="Times New Roman"/>
+          <w:lang w:val="fr-CA"/>
+        </w:rPr>
+      </w:pPr>
+    </w:p>
+    <w:p>
+      <w:pPr>
+        <w:spacing w:line="240" w:lineRule="auto"/>
+        <w:jc w:val="center"/>
+        <w:rPr>
+          <w:rFonts w:ascii="Times New Roman" w:hAnsi="Times New Roman" w:cs="Times New Roman"/>
+          <w:lang w:val="fr-CA"/>
+        </w:rPr>
+      </w:pPr>
+    </w:p>
+    <w:p>
+      <w:pPr>
+        <w:spacing w:line="240" w:lineRule="auto"/>
+        <w:jc w:val="center"/>
+        <w:rPr>
+          <w:rFonts w:ascii="Times New Roman" w:hAnsi="Times New Roman" w:cs="Times New Roman"/>
+          <w:lang w:val="fr-CA"/>
+        </w:rPr>
+      </w:pPr>
+    </w:p>
+    <w:p>
+      <w:pPr>
+        <w:spacing w:line="240" w:lineRule="auto"/>
+        <w:jc w:val="center"/>
+        <w:rPr>
+          <w:rFonts w:ascii="Times New Roman" w:hAnsi="Times New Roman" w:cs="Times New Roman"/>
+          <w:lang w:val="fr-CA"/>
+        </w:rPr>
+      </w:pPr>
+    </w:p>
+    <w:p>
+      <w:pPr>
+        <w:spacing w:line="240" w:lineRule="auto"/>
+        <w:jc w:val="center"/>
+        <w:rPr>
+          <w:rFonts w:ascii="Times New Roman" w:hAnsi="Times New Roman" w:cs="Times New Roman"/>
+          <w:lang w:val="fr-CA"/>
+        </w:rPr>
+      </w:pPr>
+    </w:p>
+    <w:p>
+      <w:pPr>
+        <w:spacing w:line="240" w:lineRule="auto"/>
+        <w:jc w:val="center"/>
+        <w:rPr>
+          <w:rFonts w:ascii="Times New Roman" w:hAnsi="Times New Roman" w:cs="Times New Roman"/>
+          <w:lang w:val="fr-CA"/>
+        </w:rPr>
+      </w:pPr>
+      <w:r>
+        <w:rPr>
+          <w:rFonts w:ascii="Times New Roman" w:hAnsi="Times New Roman" w:cs="Times New Roman"/>
+          <w:lang w:val="fr-CA"/>
+        </w:rPr>
+        <w:t>Travail présenté à</w:t>
+      </w:r>
+    </w:p>
+    <w:p>
+      <w:pPr>
+        <w:spacing w:line="240" w:lineRule="auto"/>
+        <w:jc w:val="center"/>
+        <w:rPr>
+          <w:rFonts w:ascii="Times New Roman" w:hAnsi="Times New Roman" w:cs="Times New Roman"/>
+          <w:lang w:val="fr-CA"/>
+        </w:rPr>
+      </w:pPr>
+      <w:r>
+        <w:rPr>
+          <w:rFonts w:ascii="Times New Roman" w:hAnsi="Times New Roman" w:cs="Times New Roman"/>
+          <w:lang w:val="fr-CA"/>
+        </w:rPr>
+        <w:t xml:space="preserve">Prof. Jordan Félicien </w:t>
+      </w:r>
+      <w:proofErr w:type="spellStart"/>
+      <w:r>
+        <w:rPr>
+          <w:rFonts w:ascii="Times New Roman" w:hAnsi="Times New Roman" w:cs="Times New Roman"/>
+          <w:lang w:val="fr-CA"/>
+        </w:rPr>
+        <w:t>Masakuna</w:t>
+      </w:r>
+      <w:proofErr w:type="spellEnd"/>
+    </w:p>
+    <w:p>
+      <w:pPr>
+        <w:spacing w:line="240" w:lineRule="auto"/>
+        <w:jc w:val="center"/>
+        <w:rPr>
+          <w:rFonts w:ascii="Times New Roman" w:hAnsi="Times New Roman" w:cs="Times New Roman"/>
+          <w:lang w:val="fr-CA"/>
+        </w:rPr>
+      </w:pPr>
+    </w:p>
+    <w:p>
+      <w:pPr>
+        <w:spacing w:line="240" w:lineRule="auto"/>
+        <w:jc w:val="center"/>
+        <w:rPr>
+          <w:rFonts w:ascii="Times New Roman" w:hAnsi="Times New Roman" w:cs="Times New Roman"/>
+          <w:lang w:val="fr-CA"/>
+        </w:rPr>
+      </w:pPr>
+    </w:p>
+    <w:p>
+      <w:pPr>
+        <w:spacing w:line="240" w:lineRule="auto"/>
+        <w:jc w:val="center"/>
+        <w:rPr>
+          <w:rFonts w:ascii="Times New Roman" w:hAnsi="Times New Roman" w:cs="Times New Roman"/>
+          <w:lang w:val="fr-CA"/>
+        </w:rPr>
+      </w:pPr>
+    </w:p>
+    <w:p>
+      <w:pPr>
+        <w:spacing w:line="240" w:lineRule="auto"/>
+        <w:jc w:val="center"/>
+        <w:rPr>
+          <w:rFonts w:ascii="Times New Roman" w:hAnsi="Times New Roman" w:cs="Times New Roman"/>
+          <w:lang w:val="fr-CA"/>
+        </w:rPr>
+      </w:pPr>
+    </w:p>
+    <w:p>
+      <w:pPr>
+        <w:spacing w:line="240" w:lineRule="auto"/>
+        <w:jc w:val="center"/>
+        <w:rPr>
+          <w:rFonts w:ascii="Times New Roman" w:hAnsi="Times New Roman" w:cs="Times New Roman"/>
+          <w:lang w:val="fr-CA"/>
+        </w:rPr>
+      </w:pPr>
+    </w:p>
+    <w:p>
+      <w:pPr>
+        <w:spacing w:line="240" w:lineRule="auto"/>
+        <w:jc w:val="center"/>
+        <w:rPr>
+          <w:rFonts w:ascii="Times New Roman" w:hAnsi="Times New Roman" w:cs="Times New Roman"/>
+          <w:lang w:val="fr-CA"/>
+        </w:rPr>
+      </w:pPr>
+    </w:p>
+    <w:p>
+      <w:pPr>
+        <w:spacing w:line="240" w:lineRule="auto"/>
+        <w:jc w:val="center"/>
+        <w:rPr>
+          <w:rFonts w:ascii="Times New Roman" w:hAnsi="Times New Roman" w:cs="Times New Roman"/>
+          <w:lang w:val="fr-CA"/>
+        </w:rPr>
+      </w:pPr>
+      <w:r>
+        <w:rPr>
+          <w:rFonts w:ascii="Times New Roman" w:hAnsi="Times New Roman" w:cs="Times New Roman"/>
+          <w:lang w:val="fr-CA"/>
+        </w:rPr>
+        <w:t>Département d’Informatique</w:t>
+      </w:r>
+    </w:p>
+    <w:p>
+      <w:pPr>
+        <w:spacing w:line="240" w:lineRule="auto"/>
+        <w:jc w:val="center"/>
+        <w:rPr>
+          <w:rFonts w:ascii="Times New Roman" w:hAnsi="Times New Roman" w:cs="Times New Roman"/>
+          <w:lang w:val="fr-CA"/>
+        </w:rPr>
+      </w:pPr>
+      <w:r>
+        <w:rPr>
+          <w:rFonts w:ascii="Times New Roman" w:hAnsi="Times New Roman" w:cs="Times New Roman"/>
+          <w:lang w:val="fr-CA"/>
+        </w:rPr>
+        <w:t>Université de Sherbrooke</w:t>
+      </w:r>
+    </w:p>
+    <w:p>
+      <w:pPr>
+        <w:spacing w:line="240" w:lineRule="auto"/>
+        <w:jc w:val="center"/>
+        <w:rPr>
+          <w:rFonts w:ascii="Times New Roman" w:hAnsi="Times New Roman" w:cs="Times New Roman"/>
+          <w:lang w:val="fr-CA"/>
+        </w:rPr>
+      </w:pPr>
+      <w:r>
+        <w:rPr>
+          <w:rFonts w:ascii="Times New Roman" w:hAnsi="Times New Roman" w:cs="Times New Roman"/>
+          <w:lang w:val="fr-CA"/>
+        </w:rPr>
+        <w:t xml:space="preserve">Rapport remis le : </w:t>
+      </w:r>
+      <w:r>
+        <w:rPr>
+          <w:rFonts w:ascii="Times New Roman" w:hAnsi="Times New Roman" w:cs="Times New Roman"/>
+          <w:lang w:val="fr-CA"/>
+        </w:rPr>
+        <w:t>09</w:t>
+      </w:r>
+      <w:r>
+        <w:rPr>
+          <w:rFonts w:ascii="Times New Roman" w:hAnsi="Times New Roman" w:cs="Times New Roman"/>
+          <w:lang w:val="fr-CA"/>
+        </w:rPr>
+        <w:t xml:space="preserve"> </w:t>
+      </w:r>
+      <w:r>
+        <w:rPr>
+          <w:rFonts w:ascii="Times New Roman" w:hAnsi="Times New Roman" w:cs="Times New Roman"/>
+          <w:lang w:val="fr-CA"/>
+        </w:rPr>
+        <w:t xml:space="preserve">décembre </w:t>
+      </w:r>
+      <w:r>
+        <w:rPr>
+          <w:rFonts w:ascii="Times New Roman" w:hAnsi="Times New Roman" w:cs="Times New Roman"/>
+          <w:lang w:val="fr-CA"/>
+        </w:rPr>
+        <w:t>2025</w:t>
+      </w:r>
+    </w:p>
+    <w:p>
+      <w:pPr>
+        <w:spacing w:line="240" w:lineRule="auto"/>
+        <w:jc w:val="center"/>
+        <w:rPr>
+          <w:rFonts w:ascii="Times New Roman" w:hAnsi="Times New Roman" w:cs="Times New Roman"/>
+          <w:lang w:val="fr-CA"/>
+        </w:rPr>
+      </w:pPr>
+    </w:p>
+    <w:p>
+      <w:pPr>
+        <w:spacing w:line="240" w:lineRule="auto"/>
+        <w:jc w:val="center"/>
+        <w:rPr>
+          <w:rFonts w:ascii="Times New Roman" w:hAnsi="Times New Roman" w:cs="Times New Roman"/>
+          <w:lang w:val="fr-CA"/>
+        </w:rPr>
+      </w:pPr>
+    </w:p>
+    <w:p>
+      <w:pPr>
+        <w:spacing w:before="100" w:beforeAutospacing="1" w:after="100" w:afterAutospacing="1" w:line="240" w:lineRule="auto"/>
+        <w:jc w:val="both"/>
         <w:outlineLvl w:val="0"/>
         <w:rPr>
           <w:rFonts w:ascii="Times New Roman" w:eastAsia="Times New Roman" w:hAnsi="Times New Roman" w:cs="Times New Roman"/>
@@ -28,12 +465,14 @@
           <w:lang w:val="fr-CA"/>
           <w14:ligatures w14:val="none"/>
         </w:rPr>
+        <w:lastRenderedPageBreak/>
         <w:t>Rapport d'analyse : PageRank vs HITS</w:t>
       </w:r>
     </w:p>
     <w:p>
       <w:pPr>
         <w:spacing w:before="100" w:beforeAutospacing="1" w:after="100" w:afterAutospacing="1" w:line="240" w:lineRule="auto"/>
+        <w:jc w:val="both"/>
         <w:outlineLvl w:val="1"/>
         <w:rPr>
           <w:rFonts w:ascii="Times New Roman" w:eastAsia="Times New Roman" w:hAnsi="Times New Roman" w:cs="Times New Roman"/>
@@ -63,6 +502,7 @@
     <w:p>
       <w:pPr>
         <w:spacing w:before="100" w:beforeAutospacing="1" w:after="100" w:afterAutospacing="1" w:line="240" w:lineRule="auto"/>
+        <w:jc w:val="both"/>
         <w:rPr>
           <w:rFonts w:ascii="Times New Roman" w:eastAsia="Times New Roman" w:hAnsi="Times New Roman" w:cs="Times New Roman"/>
           <w:kern w:val="0"/>
@@ -83,6 +523,7 @@
     <w:p>
       <w:pPr>
         <w:spacing w:before="100" w:beforeAutospacing="1" w:after="100" w:afterAutospacing="1" w:line="240" w:lineRule="auto"/>
+        <w:jc w:val="both"/>
         <w:outlineLvl w:val="1"/>
         <w:rPr>
           <w:rFonts w:ascii="Times New Roman" w:eastAsia="Times New Roman" w:hAnsi="Times New Roman" w:cs="Times New Roman"/>
@@ -112,6 +553,7 @@
     <w:p>
       <w:pPr>
         <w:spacing w:before="100" w:beforeAutospacing="1" w:after="100" w:afterAutospacing="1" w:line="240" w:lineRule="auto"/>
+        <w:jc w:val="both"/>
         <w:rPr>
           <w:rFonts w:ascii="Times New Roman" w:eastAsia="Times New Roman" w:hAnsi="Times New Roman" w:cs="Times New Roman"/>
           <w:kern w:val="0"/>
@@ -136,6 +578,7 @@
           <w:numId w:val="1"/>
         </w:numPr>
         <w:spacing w:before="100" w:beforeAutospacing="1" w:after="100" w:afterAutospacing="1" w:line="240" w:lineRule="auto"/>
+        <w:jc w:val="both"/>
         <w:rPr>
           <w:rFonts w:ascii="Times New Roman" w:eastAsia="Times New Roman" w:hAnsi="Times New Roman" w:cs="Times New Roman"/>
           <w:kern w:val="0"/>
@@ -186,6 +629,7 @@
           <w:numId w:val="1"/>
         </w:numPr>
         <w:spacing w:before="100" w:beforeAutospacing="1" w:after="100" w:afterAutospacing="1" w:line="240" w:lineRule="auto"/>
+        <w:jc w:val="both"/>
         <w:rPr>
           <w:rFonts w:ascii="Times New Roman" w:eastAsia="Times New Roman" w:hAnsi="Times New Roman" w:cs="Times New Roman"/>
           <w:kern w:val="0"/>
@@ -241,6 +685,7 @@
           <w:numId w:val="1"/>
         </w:numPr>
         <w:spacing w:before="100" w:beforeAutospacing="1" w:after="100" w:afterAutospacing="1" w:line="240" w:lineRule="auto"/>
+        <w:jc w:val="both"/>
         <w:rPr>
           <w:rFonts w:ascii="Times New Roman" w:eastAsia="Times New Roman" w:hAnsi="Times New Roman" w:cs="Times New Roman"/>
           <w:kern w:val="0"/>
@@ -291,6 +736,7 @@
           <w:numId w:val="1"/>
         </w:numPr>
         <w:spacing w:before="100" w:beforeAutospacing="1" w:after="100" w:afterAutospacing="1" w:line="240" w:lineRule="auto"/>
+        <w:jc w:val="both"/>
         <w:rPr>
           <w:rFonts w:ascii="Times New Roman" w:eastAsia="Times New Roman" w:hAnsi="Times New Roman" w:cs="Times New Roman"/>
           <w:kern w:val="0"/>
@@ -323,6 +769,7 @@
           <w:numId w:val="1"/>
         </w:numPr>
         <w:spacing w:before="100" w:beforeAutospacing="1" w:after="100" w:afterAutospacing="1" w:line="240" w:lineRule="auto"/>
+        <w:jc w:val="both"/>
         <w:rPr>
           <w:rFonts w:ascii="Times New Roman" w:eastAsia="Times New Roman" w:hAnsi="Times New Roman" w:cs="Times New Roman"/>
           <w:kern w:val="0"/>
@@ -371,6 +818,7 @@
     <w:p>
       <w:pPr>
         <w:spacing w:before="100" w:beforeAutospacing="1" w:after="100" w:afterAutospacing="1" w:line="240" w:lineRule="auto"/>
+        <w:jc w:val="both"/>
         <w:rPr>
           <w:rFonts w:ascii="Times New Roman" w:eastAsia="Times New Roman" w:hAnsi="Times New Roman" w:cs="Times New Roman"/>
           <w:kern w:val="0"/>
@@ -411,6 +859,7 @@
     <w:p>
       <w:pPr>
         <w:spacing w:before="100" w:beforeAutospacing="1" w:after="100" w:afterAutospacing="1" w:line="240" w:lineRule="auto"/>
+        <w:jc w:val="both"/>
         <w:outlineLvl w:val="1"/>
         <w:rPr>
           <w:rFonts w:ascii="Times New Roman" w:eastAsia="Times New Roman" w:hAnsi="Times New Roman" w:cs="Times New Roman"/>
@@ -440,6 +889,7 @@
     <w:p>
       <w:pPr>
         <w:spacing w:before="100" w:beforeAutospacing="1" w:after="100" w:afterAutospacing="1" w:line="240" w:lineRule="auto"/>
+        <w:jc w:val="both"/>
         <w:outlineLvl w:val="2"/>
         <w:rPr>
           <w:rFonts w:ascii="Times New Roman" w:eastAsia="Times New Roman" w:hAnsi="Times New Roman" w:cs="Times New Roman"/>
@@ -469,6 +919,7 @@
     <w:p>
       <w:pPr>
         <w:spacing w:before="100" w:beforeAutospacing="1" w:after="100" w:afterAutospacing="1" w:line="240" w:lineRule="auto"/>
+        <w:jc w:val="both"/>
         <w:rPr>
           <w:rFonts w:ascii="Times New Roman" w:eastAsia="Times New Roman" w:hAnsi="Times New Roman" w:cs="Times New Roman"/>
           <w:kern w:val="0"/>
@@ -528,6 +979,7 @@
           <w:numId w:val="2"/>
         </w:numPr>
         <w:spacing w:before="100" w:beforeAutospacing="1" w:after="100" w:afterAutospacing="1" w:line="240" w:lineRule="auto"/>
+        <w:jc w:val="both"/>
         <w:rPr>
           <w:rFonts w:ascii="Times New Roman" w:eastAsia="Times New Roman" w:hAnsi="Times New Roman" w:cs="Times New Roman"/>
           <w:kern w:val="0"/>
@@ -552,6 +1004,7 @@
           <w:numId w:val="2"/>
         </w:numPr>
         <w:spacing w:before="100" w:beforeAutospacing="1" w:after="100" w:afterAutospacing="1" w:line="240" w:lineRule="auto"/>
+        <w:jc w:val="both"/>
         <w:rPr>
           <w:rFonts w:ascii="Times New Roman" w:eastAsia="Times New Roman" w:hAnsi="Times New Roman" w:cs="Times New Roman"/>
           <w:kern w:val="0"/>
@@ -588,6 +1041,7 @@
     <w:p>
       <w:pPr>
         <w:spacing w:before="100" w:beforeAutospacing="1" w:after="100" w:afterAutospacing="1" w:line="240" w:lineRule="auto"/>
+        <w:jc w:val="both"/>
         <w:rPr>
           <w:rFonts w:ascii="Times New Roman" w:eastAsia="Times New Roman" w:hAnsi="Times New Roman" w:cs="Times New Roman"/>
           <w:kern w:val="0"/>
@@ -608,6 +1062,7 @@
     <w:p>
       <w:pPr>
         <w:spacing w:before="100" w:beforeAutospacing="1" w:after="100" w:afterAutospacing="1" w:line="240" w:lineRule="auto"/>
+        <w:jc w:val="both"/>
         <w:rPr>
           <w:rFonts w:ascii="Times New Roman" w:eastAsia="Times New Roman" w:hAnsi="Times New Roman" w:cs="Times New Roman"/>
           <w:kern w:val="0"/>
@@ -628,6 +1083,7 @@
     <w:p>
       <w:pPr>
         <w:spacing w:before="100" w:beforeAutospacing="1" w:after="100" w:afterAutospacing="1" w:line="240" w:lineRule="auto"/>
+        <w:jc w:val="both"/>
         <w:rPr>
           <w:rFonts w:ascii="Times New Roman" w:eastAsia="Times New Roman" w:hAnsi="Times New Roman" w:cs="Times New Roman"/>
           <w:kern w:val="0"/>
@@ -648,6 +1104,7 @@
     <w:p>
       <w:pPr>
         <w:spacing w:before="100" w:beforeAutospacing="1" w:after="100" w:afterAutospacing="1" w:line="240" w:lineRule="auto"/>
+        <w:jc w:val="both"/>
         <w:outlineLvl w:val="2"/>
         <w:rPr>
           <w:rFonts w:ascii="Times New Roman" w:eastAsia="Times New Roman" w:hAnsi="Times New Roman" w:cs="Times New Roman"/>
@@ -677,6 +1134,7 @@
     <w:p>
       <w:pPr>
         <w:spacing w:before="100" w:beforeAutospacing="1" w:after="100" w:afterAutospacing="1" w:line="240" w:lineRule="auto"/>
+        <w:jc w:val="both"/>
         <w:rPr>
           <w:rFonts w:ascii="Times New Roman" w:eastAsia="Times New Roman" w:hAnsi="Times New Roman" w:cs="Times New Roman"/>
           <w:kern w:val="0"/>
@@ -721,6 +1179,7 @@
           <w:numId w:val="3"/>
         </w:numPr>
         <w:spacing w:before="100" w:beforeAutospacing="1" w:after="100" w:afterAutospacing="1" w:line="240" w:lineRule="auto"/>
+        <w:jc w:val="both"/>
         <w:rPr>
           <w:rFonts w:ascii="Times New Roman" w:eastAsia="Times New Roman" w:hAnsi="Times New Roman" w:cs="Times New Roman"/>
           <w:kern w:val="0"/>
@@ -745,6 +1204,7 @@
           <w:numId w:val="3"/>
         </w:numPr>
         <w:spacing w:before="100" w:beforeAutospacing="1" w:after="100" w:afterAutospacing="1" w:line="240" w:lineRule="auto"/>
+        <w:jc w:val="both"/>
         <w:rPr>
           <w:rFonts w:ascii="Times New Roman" w:eastAsia="Times New Roman" w:hAnsi="Times New Roman" w:cs="Times New Roman"/>
           <w:kern w:val="0"/>
@@ -809,6 +1269,7 @@
     <w:p>
       <w:pPr>
         <w:spacing w:before="100" w:beforeAutospacing="1" w:after="100" w:afterAutospacing="1" w:line="240" w:lineRule="auto"/>
+        <w:jc w:val="both"/>
         <w:rPr>
           <w:rFonts w:ascii="Times New Roman" w:eastAsia="Times New Roman" w:hAnsi="Times New Roman" w:cs="Times New Roman"/>
           <w:kern w:val="0"/>
@@ -829,6 +1290,7 @@
     <w:p>
       <w:pPr>
         <w:spacing w:before="100" w:beforeAutospacing="1" w:after="100" w:afterAutospacing="1" w:line="240" w:lineRule="auto"/>
+        <w:jc w:val="both"/>
         <w:outlineLvl w:val="2"/>
         <w:rPr>
           <w:rFonts w:ascii="Times New Roman" w:eastAsia="Times New Roman" w:hAnsi="Times New Roman" w:cs="Times New Roman"/>
@@ -858,6 +1320,7 @@
     <w:p>
       <w:pPr>
         <w:spacing w:before="100" w:beforeAutospacing="1" w:after="100" w:afterAutospacing="1" w:line="240" w:lineRule="auto"/>
+        <w:jc w:val="both"/>
         <w:rPr>
           <w:rFonts w:ascii="Times New Roman" w:eastAsia="Times New Roman" w:hAnsi="Times New Roman" w:cs="Times New Roman"/>
           <w:kern w:val="0"/>
@@ -898,6 +1361,7 @@
     <w:p>
       <w:pPr>
         <w:spacing w:before="100" w:beforeAutospacing="1" w:after="100" w:afterAutospacing="1" w:line="240" w:lineRule="auto"/>
+        <w:jc w:val="both"/>
         <w:rPr>
           <w:rFonts w:ascii="Times New Roman" w:eastAsia="Times New Roman" w:hAnsi="Times New Roman" w:cs="Times New Roman"/>
           <w:kern w:val="0"/>
@@ -938,6 +1402,7 @@
     <w:p>
       <w:pPr>
         <w:spacing w:before="100" w:beforeAutospacing="1" w:after="100" w:afterAutospacing="1" w:line="240" w:lineRule="auto"/>
+        <w:jc w:val="both"/>
         <w:rPr>
           <w:rFonts w:ascii="Times New Roman" w:eastAsia="Times New Roman" w:hAnsi="Times New Roman" w:cs="Times New Roman"/>
           <w:kern w:val="0"/>
@@ -998,6 +1463,7 @@
     <w:p>
       <w:pPr>
         <w:spacing w:before="100" w:beforeAutospacing="1" w:after="100" w:afterAutospacing="1" w:line="240" w:lineRule="auto"/>
+        <w:jc w:val="both"/>
         <w:outlineLvl w:val="1"/>
         <w:rPr>
           <w:rFonts w:ascii="Times New Roman" w:eastAsia="Times New Roman" w:hAnsi="Times New Roman" w:cs="Times New Roman"/>
@@ -1027,6 +1493,7 @@
     <w:p>
       <w:pPr>
         <w:spacing w:before="100" w:beforeAutospacing="1" w:after="100" w:afterAutospacing="1" w:line="240" w:lineRule="auto"/>
+        <w:jc w:val="both"/>
         <w:outlineLvl w:val="2"/>
         <w:rPr>
           <w:rFonts w:ascii="Times New Roman" w:eastAsia="Times New Roman" w:hAnsi="Times New Roman" w:cs="Times New Roman"/>
@@ -1056,6 +1523,7 @@
     <w:p>
       <w:pPr>
         <w:spacing w:before="100" w:beforeAutospacing="1" w:after="100" w:afterAutospacing="1" w:line="240" w:lineRule="auto"/>
+        <w:jc w:val="both"/>
         <w:rPr>
           <w:rFonts w:ascii="Times New Roman" w:eastAsia="Times New Roman" w:hAnsi="Times New Roman" w:cs="Times New Roman"/>
           <w:kern w:val="0"/>
@@ -1096,6 +1564,7 @@
     <w:p>
       <w:pPr>
         <w:spacing w:before="100" w:beforeAutospacing="1" w:after="100" w:afterAutospacing="1" w:line="240" w:lineRule="auto"/>
+        <w:jc w:val="both"/>
         <w:rPr>
           <w:rFonts w:ascii="Times New Roman" w:eastAsia="Times New Roman" w:hAnsi="Times New Roman" w:cs="Times New Roman"/>
           <w:kern w:val="0"/>
@@ -1116,6 +1585,7 @@
     <w:p>
       <w:pPr>
         <w:spacing w:before="100" w:beforeAutospacing="1" w:after="100" w:afterAutospacing="1" w:line="240" w:lineRule="auto"/>
+        <w:jc w:val="both"/>
         <w:rPr>
           <w:rFonts w:ascii="Times New Roman" w:eastAsia="Times New Roman" w:hAnsi="Times New Roman" w:cs="Times New Roman"/>
           <w:kern w:val="0"/>
@@ -1156,6 +1626,7 @@
     <w:p>
       <w:pPr>
         <w:spacing w:before="100" w:beforeAutospacing="1" w:after="100" w:afterAutospacing="1" w:line="240" w:lineRule="auto"/>
+        <w:jc w:val="both"/>
         <w:outlineLvl w:val="2"/>
         <w:rPr>
           <w:rFonts w:ascii="Times New Roman" w:eastAsia="Times New Roman" w:hAnsi="Times New Roman" w:cs="Times New Roman"/>
@@ -1185,6 +1656,7 @@
     <w:p>
       <w:pPr>
         <w:spacing w:before="100" w:beforeAutospacing="1" w:after="100" w:afterAutospacing="1" w:line="240" w:lineRule="auto"/>
+        <w:jc w:val="both"/>
         <w:rPr>
           <w:rFonts w:ascii="Times New Roman" w:eastAsia="Times New Roman" w:hAnsi="Times New Roman" w:cs="Times New Roman"/>
           <w:kern w:val="0"/>
@@ -1216,6 +1688,7 @@
     <w:p>
       <w:pPr>
         <w:spacing w:before="100" w:beforeAutospacing="1" w:after="100" w:afterAutospacing="1" w:line="240" w:lineRule="auto"/>
+        <w:jc w:val="both"/>
         <w:rPr>
           <w:rFonts w:ascii="Times New Roman" w:eastAsia="Times New Roman" w:hAnsi="Times New Roman" w:cs="Times New Roman"/>
           <w:kern w:val="0"/>
@@ -1236,6 +1709,7 @@
     <w:p>
       <w:pPr>
         <w:spacing w:before="100" w:beforeAutospacing="1" w:after="100" w:afterAutospacing="1" w:line="240" w:lineRule="auto"/>
+        <w:jc w:val="both"/>
         <w:outlineLvl w:val="2"/>
         <w:rPr>
           <w:rFonts w:ascii="Times New Roman" w:eastAsia="Times New Roman" w:hAnsi="Times New Roman" w:cs="Times New Roman"/>
@@ -1266,6 +1740,7 @@
     <w:p>
       <w:pPr>
         <w:spacing w:before="100" w:beforeAutospacing="1" w:after="100" w:afterAutospacing="1" w:line="240" w:lineRule="auto"/>
+        <w:jc w:val="both"/>
         <w:rPr>
           <w:rFonts w:ascii="Times New Roman" w:eastAsia="Times New Roman" w:hAnsi="Times New Roman" w:cs="Times New Roman"/>
           <w:kern w:val="0"/>
@@ -1297,6 +1772,7 @@
     <w:p>
       <w:pPr>
         <w:spacing w:before="100" w:beforeAutospacing="1" w:after="100" w:afterAutospacing="1" w:line="240" w:lineRule="auto"/>
+        <w:jc w:val="both"/>
         <w:rPr>
           <w:rFonts w:ascii="Times New Roman" w:eastAsia="Times New Roman" w:hAnsi="Times New Roman" w:cs="Times New Roman"/>
           <w:kern w:val="0"/>
@@ -1317,6 +1793,7 @@
     <w:p>
       <w:pPr>
         <w:spacing w:before="100" w:beforeAutospacing="1" w:after="100" w:afterAutospacing="1" w:line="240" w:lineRule="auto"/>
+        <w:jc w:val="both"/>
         <w:outlineLvl w:val="1"/>
         <w:rPr>
           <w:rFonts w:ascii="Times New Roman" w:eastAsia="Times New Roman" w:hAnsi="Times New Roman" w:cs="Times New Roman"/>
@@ -1346,6 +1823,7 @@
     <w:p>
       <w:pPr>
         <w:spacing w:before="100" w:beforeAutospacing="1" w:after="100" w:afterAutospacing="1" w:line="240" w:lineRule="auto"/>
+        <w:jc w:val="both"/>
         <w:rPr>
           <w:rFonts w:ascii="Times New Roman" w:eastAsia="Times New Roman" w:hAnsi="Times New Roman" w:cs="Times New Roman"/>
           <w:kern w:val="0"/>
@@ -1390,6 +1868,7 @@
           <w:numId w:val="4"/>
         </w:numPr>
         <w:spacing w:before="100" w:beforeAutospacing="1" w:after="100" w:afterAutospacing="1" w:line="240" w:lineRule="auto"/>
+        <w:jc w:val="both"/>
         <w:rPr>
           <w:rFonts w:ascii="Times New Roman" w:eastAsia="Times New Roman" w:hAnsi="Times New Roman" w:cs="Times New Roman"/>
           <w:kern w:val="0"/>
@@ -1425,6 +1904,7 @@
           <w:numId w:val="4"/>
         </w:numPr>
         <w:spacing w:before="100" w:beforeAutospacing="1" w:after="100" w:afterAutospacing="1" w:line="240" w:lineRule="auto"/>
+        <w:jc w:val="both"/>
         <w:rPr>
           <w:rFonts w:ascii="Times New Roman" w:eastAsia="Times New Roman" w:hAnsi="Times New Roman" w:cs="Times New Roman"/>
           <w:kern w:val="0"/>
@@ -1460,6 +1940,7 @@
           <w:numId w:val="4"/>
         </w:numPr>
         <w:spacing w:before="100" w:beforeAutospacing="1" w:after="100" w:afterAutospacing="1" w:line="240" w:lineRule="auto"/>
+        <w:jc w:val="both"/>
         <w:rPr>
           <w:rFonts w:ascii="Times New Roman" w:eastAsia="Times New Roman" w:hAnsi="Times New Roman" w:cs="Times New Roman"/>
           <w:kern w:val="0"/>
@@ -1491,6 +1972,7 @@
     <w:p>
       <w:pPr>
         <w:spacing w:before="100" w:beforeAutospacing="1" w:after="100" w:afterAutospacing="1" w:line="240" w:lineRule="auto"/>
+        <w:jc w:val="both"/>
         <w:rPr>
           <w:rFonts w:ascii="Times New Roman" w:eastAsia="Times New Roman" w:hAnsi="Times New Roman" w:cs="Times New Roman"/>
           <w:kern w:val="0"/>
@@ -1511,6 +1993,7 @@
     <w:p>
       <w:pPr>
         <w:spacing w:before="100" w:beforeAutospacing="1" w:after="100" w:afterAutospacing="1" w:line="240" w:lineRule="auto"/>
+        <w:jc w:val="both"/>
         <w:rPr>
           <w:rFonts w:ascii="Times New Roman" w:eastAsia="Times New Roman" w:hAnsi="Times New Roman" w:cs="Times New Roman"/>
           <w:kern w:val="0"/>
@@ -1531,6 +2014,7 @@
     <w:p>
       <w:pPr>
         <w:spacing w:before="100" w:beforeAutospacing="1" w:after="100" w:afterAutospacing="1" w:line="240" w:lineRule="auto"/>
+        <w:jc w:val="both"/>
         <w:outlineLvl w:val="1"/>
         <w:rPr>
           <w:rFonts w:ascii="Times New Roman" w:eastAsia="Times New Roman" w:hAnsi="Times New Roman" w:cs="Times New Roman"/>
@@ -1560,6 +2044,7 @@
     <w:p>
       <w:pPr>
         <w:spacing w:before="100" w:beforeAutospacing="1" w:after="100" w:afterAutospacing="1" w:line="240" w:lineRule="auto"/>
+        <w:jc w:val="both"/>
         <w:rPr>
           <w:rFonts w:ascii="Times New Roman" w:eastAsia="Times New Roman" w:hAnsi="Times New Roman" w:cs="Times New Roman"/>
           <w:kern w:val="0"/>
@@ -1580,6 +2065,7 @@
     <w:p>
       <w:pPr>
         <w:spacing w:before="100" w:beforeAutospacing="1" w:after="100" w:afterAutospacing="1" w:line="240" w:lineRule="auto"/>
+        <w:jc w:val="both"/>
         <w:rPr>
           <w:rFonts w:ascii="Times New Roman" w:eastAsia="Times New Roman" w:hAnsi="Times New Roman" w:cs="Times New Roman"/>
           <w:kern w:val="0"/>
@@ -1610,6 +2096,3574 @@
     </w:p>
     <w:p>
       <w:pPr>
+        <w:jc w:val="both"/>
+        <w:rPr>
+          <w:lang w:val="fr-CA"/>
+        </w:rPr>
+      </w:pPr>
+    </w:p>
+    <w:p>
+      <w:pPr>
+        <w:jc w:val="both"/>
+        <w:rPr>
+          <w:lang w:val="fr-CA"/>
+        </w:rPr>
+      </w:pPr>
+    </w:p>
+    <w:p>
+      <w:pPr>
+        <w:jc w:val="both"/>
+        <w:rPr>
+          <w:lang w:val="fr-CA"/>
+        </w:rPr>
+      </w:pPr>
+    </w:p>
+    <w:p>
+      <w:pPr>
+        <w:jc w:val="both"/>
+        <w:rPr>
+          <w:lang w:val="fr-CA"/>
+        </w:rPr>
+      </w:pPr>
+    </w:p>
+    <w:p>
+      <w:pPr>
+        <w:jc w:val="both"/>
+        <w:rPr>
+          <w:lang w:val="fr-CA"/>
+        </w:rPr>
+      </w:pPr>
+    </w:p>
+    <w:p>
+      <w:pPr>
+        <w:jc w:val="both"/>
+        <w:rPr>
+          <w:lang w:val="fr-CA"/>
+        </w:rPr>
+      </w:pPr>
+    </w:p>
+    <w:p>
+      <w:pPr>
+        <w:jc w:val="both"/>
+        <w:rPr>
+          <w:lang w:val="fr-CA"/>
+        </w:rPr>
+      </w:pPr>
+    </w:p>
+    <w:p>
+      <w:pPr>
+        <w:spacing w:before="100" w:beforeAutospacing="1" w:after="100" w:afterAutospacing="1" w:line="240" w:lineRule="auto"/>
+        <w:jc w:val="both"/>
+        <w:outlineLvl w:val="0"/>
+        <w:rPr>
+          <w:rFonts w:ascii="Times New Roman" w:eastAsia="Times New Roman" w:hAnsi="Times New Roman" w:cs="Times New Roman"/>
+          <w:b/>
+          <w:bCs/>
+          <w:kern w:val="36"/>
+          <w:sz w:val="48"/>
+          <w:szCs w:val="48"/>
+          <w:lang w:val="fr-CA"/>
+          <w14:ligatures w14:val="none"/>
+        </w:rPr>
+      </w:pPr>
+      <w:r>
+        <w:rPr>
+          <w:rFonts w:ascii="Times New Roman" w:eastAsia="Times New Roman" w:hAnsi="Times New Roman" w:cs="Times New Roman"/>
+          <w:b/>
+          <w:bCs/>
+          <w:kern w:val="36"/>
+          <w:sz w:val="48"/>
+          <w:szCs w:val="48"/>
+          <w:lang w:val="fr-CA"/>
+          <w14:ligatures w14:val="none"/>
+        </w:rPr>
+        <w:lastRenderedPageBreak/>
+        <w:t>Rapport d'analyse :</w:t>
+      </w:r>
+      <w:r>
+        <w:rPr>
+          <w:lang w:val="fr-CA"/>
+        </w:rPr>
+        <w:t xml:space="preserve"> </w:t>
+      </w:r>
+      <w:r>
+        <w:rPr>
+          <w:rFonts w:ascii="Times New Roman" w:eastAsia="Times New Roman" w:hAnsi="Times New Roman" w:cs="Times New Roman"/>
+          <w:b/>
+          <w:bCs/>
+          <w:kern w:val="36"/>
+          <w:sz w:val="48"/>
+          <w:szCs w:val="48"/>
+          <w:lang w:val="fr-CA"/>
+          <w14:ligatures w14:val="none"/>
+        </w:rPr>
+        <w:t>Minimisation des c</w:t>
+      </w:r>
+      <w:r>
+        <w:rPr>
+          <w:rFonts w:ascii="Times New Roman" w:eastAsia="Times New Roman" w:hAnsi="Times New Roman" w:cs="Times New Roman"/>
+          <w:b/>
+          <w:bCs/>
+          <w:kern w:val="36"/>
+          <w:sz w:val="48"/>
+          <w:szCs w:val="48"/>
+          <w:lang w:val="fr-CA"/>
+          <w14:ligatures w14:val="none"/>
+        </w:rPr>
+        <w:t>oû</w:t>
+      </w:r>
+      <w:r>
+        <w:rPr>
+          <w:rFonts w:ascii="Times New Roman" w:eastAsia="Times New Roman" w:hAnsi="Times New Roman" w:cs="Times New Roman"/>
+          <w:b/>
+          <w:bCs/>
+          <w:kern w:val="36"/>
+          <w:sz w:val="48"/>
+          <w:szCs w:val="48"/>
+          <w:lang w:val="fr-CA"/>
+          <w14:ligatures w14:val="none"/>
+        </w:rPr>
+        <w:t>ts de propagande</w:t>
+      </w:r>
+    </w:p>
+    <w:p>
+      <w:pPr>
+        <w:spacing w:before="100" w:beforeAutospacing="1" w:after="100" w:afterAutospacing="1" w:line="240" w:lineRule="auto"/>
+        <w:jc w:val="both"/>
+        <w:outlineLvl w:val="1"/>
+        <w:rPr>
+          <w:rFonts w:ascii="Times New Roman" w:eastAsia="Times New Roman" w:hAnsi="Times New Roman" w:cs="Times New Roman"/>
+          <w:b/>
+          <w:bCs/>
+          <w:kern w:val="0"/>
+          <w:sz w:val="36"/>
+          <w:szCs w:val="36"/>
+          <w:lang w:val="fr-CA"/>
+          <w14:ligatures w14:val="none"/>
+        </w:rPr>
+      </w:pPr>
+      <w:r>
+        <w:rPr>
+          <w:rFonts w:ascii="Times New Roman" w:eastAsia="Times New Roman" w:hAnsi="Times New Roman" w:cs="Times New Roman"/>
+          <w:b/>
+          <w:bCs/>
+          <w:kern w:val="0"/>
+          <w:sz w:val="36"/>
+          <w:szCs w:val="36"/>
+          <w:lang w:val="fr-CA"/>
+          <w14:ligatures w14:val="none"/>
+        </w:rPr>
+        <w:t>Introduction</w:t>
+      </w:r>
+    </w:p>
+    <w:p>
+      <w:pPr>
+        <w:spacing w:before="100" w:beforeAutospacing="1" w:after="100" w:afterAutospacing="1" w:line="240" w:lineRule="auto"/>
+        <w:jc w:val="both"/>
+        <w:rPr>
+          <w:rFonts w:ascii="Times New Roman" w:eastAsia="Times New Roman" w:hAnsi="Times New Roman" w:cs="Times New Roman"/>
+          <w:kern w:val="0"/>
+          <w:lang w:val="fr-CA"/>
+          <w14:ligatures w14:val="none"/>
+        </w:rPr>
+      </w:pPr>
+      <w:r>
+        <w:rPr>
+          <w:rFonts w:ascii="Times New Roman" w:eastAsia="Times New Roman" w:hAnsi="Times New Roman" w:cs="Times New Roman"/>
+          <w:kern w:val="0"/>
+          <w:lang w:val="fr-CA"/>
+          <w14:ligatures w14:val="none"/>
+        </w:rPr>
+        <w:t>L’objectif de cette partie du projet consiste à étudier comment différentes stratégies d</w:t>
+      </w:r>
+      <w:r>
+        <w:rPr>
+          <w:rFonts w:ascii="Times New Roman" w:eastAsia="Times New Roman" w:hAnsi="Times New Roman" w:cs="Times New Roman"/>
+          <w:kern w:val="0"/>
+          <w:lang w:val="fr-CA"/>
+          <w14:ligatures w14:val="none"/>
+        </w:rPr>
+        <w:t>u</w:t>
+      </w:r>
+      <w:r>
+        <w:rPr>
+          <w:rFonts w:ascii="Times New Roman" w:eastAsia="Times New Roman" w:hAnsi="Times New Roman" w:cs="Times New Roman"/>
+          <w:kern w:val="0"/>
+          <w:lang w:val="fr-CA"/>
+          <w14:ligatures w14:val="none"/>
+        </w:rPr>
+        <w:t xml:space="preserve"> choix de </w:t>
+      </w:r>
+      <w:r>
+        <w:rPr>
+          <w:rFonts w:ascii="Times New Roman" w:eastAsia="Times New Roman" w:hAnsi="Times New Roman" w:cs="Times New Roman"/>
+          <w:kern w:val="0"/>
+          <w:lang w:val="fr-CA"/>
+          <w14:ligatures w14:val="none"/>
+        </w:rPr>
+        <w:t xml:space="preserve">des nœuds initiaux permettant de propager l’information a un impact sur </w:t>
+      </w:r>
+      <w:r>
+        <w:rPr>
+          <w:rFonts w:ascii="Times New Roman" w:eastAsia="Times New Roman" w:hAnsi="Times New Roman" w:cs="Times New Roman"/>
+          <w:kern w:val="0"/>
+          <w:lang w:val="fr-CA"/>
+          <w14:ligatures w14:val="none"/>
+        </w:rPr>
+        <w:t>le coût d’une campagne de propagande tout en conservant une bonne couverture de la population. Pour cela, deux méthodes de détection de communautés (Louvain et LPA) ont été utilis</w:t>
+      </w:r>
+      <w:r>
+        <w:rPr>
+          <w:rFonts w:ascii="Times New Roman" w:eastAsia="Times New Roman" w:hAnsi="Times New Roman" w:cs="Times New Roman"/>
+          <w:kern w:val="0"/>
+          <w:lang w:val="fr-CA"/>
+          <w14:ligatures w14:val="none"/>
+        </w:rPr>
+        <w:t>é</w:t>
+      </w:r>
+      <w:r>
+        <w:rPr>
+          <w:rFonts w:ascii="Times New Roman" w:eastAsia="Times New Roman" w:hAnsi="Times New Roman" w:cs="Times New Roman"/>
+          <w:kern w:val="0"/>
+          <w:lang w:val="fr-CA"/>
+          <w14:ligatures w14:val="none"/>
+        </w:rPr>
+        <w:t xml:space="preserve">. </w:t>
+      </w:r>
+    </w:p>
+    <w:p>
+      <w:pPr>
+        <w:spacing w:before="100" w:beforeAutospacing="1" w:after="100" w:afterAutospacing="1" w:line="240" w:lineRule="auto"/>
+        <w:jc w:val="both"/>
+        <w:outlineLvl w:val="1"/>
+        <w:rPr>
+          <w:rFonts w:ascii="Times New Roman" w:eastAsia="Times New Roman" w:hAnsi="Times New Roman" w:cs="Times New Roman"/>
+          <w:b/>
+          <w:bCs/>
+          <w:kern w:val="0"/>
+          <w:sz w:val="36"/>
+          <w:szCs w:val="36"/>
+          <w:lang w:val="fr-CA"/>
+          <w14:ligatures w14:val="none"/>
+        </w:rPr>
+      </w:pPr>
+      <w:r>
+        <w:rPr>
+          <w:rFonts w:ascii="Times New Roman" w:eastAsia="Times New Roman" w:hAnsi="Times New Roman" w:cs="Times New Roman"/>
+          <w:b/>
+          <w:bCs/>
+          <w:kern w:val="0"/>
+          <w:sz w:val="36"/>
+          <w:szCs w:val="36"/>
+          <w:lang w:val="fr-CA"/>
+          <w14:ligatures w14:val="none"/>
+        </w:rPr>
+        <w:t>Ce que nous avons fait</w:t>
+      </w:r>
+    </w:p>
+    <w:p>
+      <w:pPr>
+        <w:spacing w:before="100" w:beforeAutospacing="1" w:after="100" w:afterAutospacing="1" w:line="240" w:lineRule="auto"/>
+        <w:jc w:val="both"/>
+        <w:rPr>
+          <w:rFonts w:ascii="Times New Roman" w:eastAsia="Times New Roman" w:hAnsi="Times New Roman" w:cs="Times New Roman"/>
+          <w:kern w:val="0"/>
+          <w:lang w:val="fr-CA"/>
+          <w14:ligatures w14:val="none"/>
+        </w:rPr>
+      </w:pPr>
+      <w:r>
+        <w:rPr>
+          <w:rFonts w:ascii="Times New Roman" w:eastAsia="Times New Roman" w:hAnsi="Times New Roman" w:cs="Times New Roman"/>
+          <w:kern w:val="0"/>
+          <w:lang w:val="fr-CA"/>
+          <w14:ligatures w14:val="none"/>
+        </w:rPr>
+        <w:t xml:space="preserve">Pour chaque méthode de détection, quatre </w:t>
+      </w:r>
+      <w:r>
+        <w:rPr>
+          <w:rFonts w:ascii="Times New Roman" w:eastAsia="Times New Roman" w:hAnsi="Times New Roman" w:cs="Times New Roman"/>
+          <w:kern w:val="0"/>
+          <w:lang w:val="fr-CA"/>
+          <w14:ligatures w14:val="none"/>
+        </w:rPr>
+        <w:t>stratégies de sélections d’influenceurs ont été utilisé</w:t>
+      </w:r>
+      <w:r>
+        <w:rPr>
+          <w:rFonts w:ascii="Times New Roman" w:eastAsia="Times New Roman" w:hAnsi="Times New Roman" w:cs="Times New Roman"/>
+          <w:kern w:val="0"/>
+          <w:lang w:val="fr-CA"/>
+          <w14:ligatures w14:val="none"/>
+        </w:rPr>
+        <w:t>es</w:t>
+      </w:r>
+      <w:r>
+        <w:rPr>
+          <w:rFonts w:ascii="Times New Roman" w:eastAsia="Times New Roman" w:hAnsi="Times New Roman" w:cs="Times New Roman"/>
+          <w:kern w:val="0"/>
+          <w:lang w:val="fr-CA"/>
+          <w14:ligatures w14:val="none"/>
+        </w:rPr>
+        <w:t>:</w:t>
+      </w:r>
+    </w:p>
+    <w:p>
+      <w:pPr>
+        <w:pStyle w:val="Paragraphedeliste"/>
+        <w:numPr>
+          <w:ilvl w:val="0"/>
+          <w:numId w:val="5"/>
+        </w:numPr>
+        <w:spacing w:before="100" w:beforeAutospacing="1" w:after="100" w:afterAutospacing="1" w:line="240" w:lineRule="auto"/>
+        <w:jc w:val="both"/>
+        <w:rPr>
+          <w:rFonts w:ascii="Times New Roman" w:eastAsia="Times New Roman" w:hAnsi="Times New Roman" w:cs="Times New Roman"/>
+          <w:kern w:val="0"/>
+          <w:lang w:val="fr-CA"/>
+          <w14:ligatures w14:val="none"/>
+        </w:rPr>
+      </w:pPr>
+      <w:r>
+        <w:rPr>
+          <w:rFonts w:ascii="Times New Roman" w:eastAsia="Times New Roman" w:hAnsi="Times New Roman" w:cs="Times New Roman"/>
+          <w:kern w:val="0"/>
+          <w:lang w:val="fr-CA"/>
+          <w14:ligatures w14:val="none"/>
+        </w:rPr>
+        <w:t>Centralité de degré;</w:t>
+      </w:r>
+    </w:p>
+    <w:p>
+      <w:pPr>
+        <w:pStyle w:val="Paragraphedeliste"/>
+        <w:numPr>
+          <w:ilvl w:val="0"/>
+          <w:numId w:val="5"/>
+        </w:numPr>
+        <w:spacing w:before="100" w:beforeAutospacing="1" w:after="100" w:afterAutospacing="1" w:line="240" w:lineRule="auto"/>
+        <w:jc w:val="both"/>
+        <w:rPr>
+          <w:rFonts w:ascii="Times New Roman" w:eastAsia="Times New Roman" w:hAnsi="Times New Roman" w:cs="Times New Roman"/>
+          <w:kern w:val="0"/>
+          <w:lang w:val="fr-CA"/>
+          <w14:ligatures w14:val="none"/>
+        </w:rPr>
+      </w:pPr>
+      <w:r>
+        <w:rPr>
+          <w:rFonts w:ascii="Times New Roman" w:eastAsia="Times New Roman" w:hAnsi="Times New Roman" w:cs="Times New Roman"/>
+          <w:kern w:val="0"/>
+          <w:lang w:val="fr-CA"/>
+          <w14:ligatures w14:val="none"/>
+        </w:rPr>
+        <w:t>De proximité;</w:t>
+      </w:r>
+    </w:p>
+    <w:p>
+      <w:pPr>
+        <w:pStyle w:val="Paragraphedeliste"/>
+        <w:numPr>
+          <w:ilvl w:val="0"/>
+          <w:numId w:val="5"/>
+        </w:numPr>
+        <w:spacing w:before="100" w:beforeAutospacing="1" w:after="100" w:afterAutospacing="1" w:line="240" w:lineRule="auto"/>
+        <w:jc w:val="both"/>
+        <w:rPr>
+          <w:rFonts w:ascii="Times New Roman" w:eastAsia="Times New Roman" w:hAnsi="Times New Roman" w:cs="Times New Roman"/>
+          <w:kern w:val="0"/>
+          <w:lang w:val="fr-CA"/>
+          <w14:ligatures w14:val="none"/>
+        </w:rPr>
+      </w:pPr>
+      <w:r>
+        <w:rPr>
+          <w:rFonts w:ascii="Times New Roman" w:eastAsia="Times New Roman" w:hAnsi="Times New Roman" w:cs="Times New Roman"/>
+          <w:kern w:val="0"/>
+          <w:lang w:val="fr-CA"/>
+          <w14:ligatures w14:val="none"/>
+        </w:rPr>
+        <w:t>D’intermédiarité;</w:t>
+      </w:r>
+    </w:p>
+    <w:p>
+      <w:pPr>
+        <w:pStyle w:val="Paragraphedeliste"/>
+        <w:numPr>
+          <w:ilvl w:val="0"/>
+          <w:numId w:val="5"/>
+        </w:numPr>
+        <w:spacing w:before="100" w:beforeAutospacing="1" w:after="100" w:afterAutospacing="1" w:line="240" w:lineRule="auto"/>
+        <w:jc w:val="both"/>
+        <w:rPr>
+          <w:rFonts w:ascii="Times New Roman" w:eastAsia="Times New Roman" w:hAnsi="Times New Roman" w:cs="Times New Roman"/>
+          <w:kern w:val="0"/>
+          <w:lang w:val="fr-CA"/>
+          <w14:ligatures w14:val="none"/>
+        </w:rPr>
+      </w:pPr>
+      <w:r>
+        <w:rPr>
+          <w:rFonts w:ascii="Times New Roman" w:eastAsia="Times New Roman" w:hAnsi="Times New Roman" w:cs="Times New Roman"/>
+          <w:kern w:val="0"/>
+          <w:lang w:val="fr-CA"/>
+          <w14:ligatures w14:val="none"/>
+        </w:rPr>
+        <w:t>Choix aléatoire.</w:t>
+      </w:r>
+    </w:p>
+    <w:p>
+      <w:pPr>
+        <w:spacing w:before="100" w:beforeAutospacing="1" w:after="100" w:afterAutospacing="1" w:line="240" w:lineRule="auto"/>
+        <w:jc w:val="both"/>
+        <w:rPr>
+          <w:rFonts w:ascii="Times New Roman" w:eastAsia="Times New Roman" w:hAnsi="Times New Roman" w:cs="Times New Roman"/>
+          <w:kern w:val="0"/>
+          <w:lang w:val="fr-CA"/>
+          <w14:ligatures w14:val="none"/>
+        </w:rPr>
+      </w:pPr>
+      <w:r>
+        <w:rPr>
+          <w:rFonts w:ascii="Times New Roman" w:eastAsia="Times New Roman" w:hAnsi="Times New Roman" w:cs="Times New Roman"/>
+          <w:kern w:val="0"/>
+          <w:lang w:val="fr-CA"/>
+          <w14:ligatures w14:val="none"/>
+        </w:rPr>
+        <w:t>De plus, une simulation de la propagation de l’influence à l’intérieur de chaque communauté a été mis</w:t>
+      </w:r>
+      <w:r>
+        <w:rPr>
+          <w:rFonts w:ascii="Times New Roman" w:eastAsia="Times New Roman" w:hAnsi="Times New Roman" w:cs="Times New Roman"/>
+          <w:kern w:val="0"/>
+          <w:lang w:val="fr-CA"/>
+          <w14:ligatures w14:val="none"/>
+        </w:rPr>
+        <w:t>e</w:t>
+      </w:r>
+      <w:r>
+        <w:rPr>
+          <w:rFonts w:ascii="Times New Roman" w:eastAsia="Times New Roman" w:hAnsi="Times New Roman" w:cs="Times New Roman"/>
+          <w:kern w:val="0"/>
+          <w:lang w:val="fr-CA"/>
+          <w14:ligatures w14:val="none"/>
+        </w:rPr>
+        <w:t xml:space="preserve"> en place. Supposant que chaque influenceur convainc ses voisins avec une probabilité tirée aléatoire</w:t>
+      </w:r>
+      <w:r>
+        <w:rPr>
+          <w:rFonts w:ascii="Times New Roman" w:eastAsia="Times New Roman" w:hAnsi="Times New Roman" w:cs="Times New Roman"/>
+          <w:kern w:val="0"/>
+          <w:lang w:val="fr-CA"/>
+          <w14:ligatures w14:val="none"/>
+        </w:rPr>
+        <w:t>ment</w:t>
+      </w:r>
+      <w:r>
+        <w:rPr>
+          <w:rFonts w:ascii="Times New Roman" w:eastAsia="Times New Roman" w:hAnsi="Times New Roman" w:cs="Times New Roman"/>
+          <w:kern w:val="0"/>
+          <w:lang w:val="fr-CA"/>
+          <w14:ligatures w14:val="none"/>
+        </w:rPr>
+        <w:t xml:space="preserve"> dans [0.8, 1] et tenant compte de la structure du graphe (chemins atteignables ou non). Puis, une évaluation quantitative du budget, </w:t>
+      </w:r>
+      <w:r>
+        <w:rPr>
+          <w:rFonts w:ascii="Times New Roman" w:eastAsia="Times New Roman" w:hAnsi="Times New Roman" w:cs="Times New Roman"/>
+          <w:kern w:val="0"/>
+          <w:lang w:val="fr-CA"/>
+          <w14:ligatures w14:val="none"/>
+        </w:rPr>
+        <w:t xml:space="preserve">de la </w:t>
+      </w:r>
+      <w:r>
+        <w:rPr>
+          <w:rFonts w:ascii="Times New Roman" w:eastAsia="Times New Roman" w:hAnsi="Times New Roman" w:cs="Times New Roman"/>
+          <w:kern w:val="0"/>
+          <w:lang w:val="fr-CA"/>
+          <w14:ligatures w14:val="none"/>
+        </w:rPr>
+        <w:t xml:space="preserve">couverture et </w:t>
+      </w:r>
+      <w:r>
+        <w:rPr>
+          <w:rFonts w:ascii="Times New Roman" w:eastAsia="Times New Roman" w:hAnsi="Times New Roman" w:cs="Times New Roman"/>
+          <w:kern w:val="0"/>
+          <w:lang w:val="fr-CA"/>
+          <w14:ligatures w14:val="none"/>
+        </w:rPr>
+        <w:t>du</w:t>
+      </w:r>
+      <w:r>
+        <w:rPr>
+          <w:rFonts w:ascii="Times New Roman" w:eastAsia="Times New Roman" w:hAnsi="Times New Roman" w:cs="Times New Roman"/>
+          <w:kern w:val="0"/>
+          <w:lang w:val="fr-CA"/>
+          <w14:ligatures w14:val="none"/>
+        </w:rPr>
+        <w:t xml:space="preserve"> temps de propagation de l’information a été effectuée.</w:t>
+      </w:r>
+    </w:p>
+    <w:p>
+      <w:pPr>
+        <w:spacing w:before="100" w:beforeAutospacing="1" w:after="100" w:afterAutospacing="1" w:line="240" w:lineRule="auto"/>
+        <w:jc w:val="both"/>
+        <w:outlineLvl w:val="1"/>
+        <w:rPr>
+          <w:rFonts w:ascii="Times New Roman" w:eastAsia="Times New Roman" w:hAnsi="Times New Roman" w:cs="Times New Roman"/>
+          <w:b/>
+          <w:bCs/>
+          <w:kern w:val="0"/>
+          <w:sz w:val="36"/>
+          <w:szCs w:val="36"/>
+          <w:lang w:val="fr-CA"/>
+          <w14:ligatures w14:val="none"/>
+        </w:rPr>
+      </w:pPr>
+      <w:r>
+        <w:rPr>
+          <w:rFonts w:ascii="Times New Roman" w:eastAsia="Times New Roman" w:hAnsi="Times New Roman" w:cs="Times New Roman"/>
+          <w:b/>
+          <w:bCs/>
+          <w:kern w:val="0"/>
+          <w:sz w:val="36"/>
+          <w:szCs w:val="36"/>
+          <w:lang w:val="fr-CA"/>
+          <w14:ligatures w14:val="none"/>
+        </w:rPr>
+        <w:t>Ce que nous avons observé</w:t>
+      </w:r>
+    </w:p>
+    <w:p>
+      <w:pPr>
+        <w:spacing w:before="100" w:beforeAutospacing="1" w:after="100" w:afterAutospacing="1" w:line="240" w:lineRule="auto"/>
+        <w:jc w:val="both"/>
+        <w:outlineLvl w:val="2"/>
+        <w:rPr>
+          <w:rFonts w:ascii="Times New Roman" w:eastAsia="Times New Roman" w:hAnsi="Times New Roman" w:cs="Times New Roman"/>
+          <w:b/>
+          <w:bCs/>
+          <w:kern w:val="0"/>
+          <w:sz w:val="27"/>
+          <w:szCs w:val="27"/>
+          <w:lang w:val="fr-CA"/>
+          <w14:ligatures w14:val="none"/>
+        </w:rPr>
+      </w:pPr>
+      <w:r>
+        <w:rPr>
+          <w:rFonts w:ascii="Times New Roman" w:eastAsia="Times New Roman" w:hAnsi="Times New Roman" w:cs="Times New Roman"/>
+          <w:b/>
+          <w:bCs/>
+          <w:kern w:val="0"/>
+          <w:sz w:val="27"/>
+          <w:szCs w:val="27"/>
+          <w:lang w:val="fr-CA"/>
+          <w14:ligatures w14:val="none"/>
+        </w:rPr>
+        <w:t>Comparaison générale avec le scénario idéal</w:t>
+      </w:r>
+    </w:p>
+    <w:p>
+      <w:pPr>
+        <w:spacing w:before="100" w:beforeAutospacing="1" w:after="100" w:afterAutospacing="1" w:line="240" w:lineRule="auto"/>
+        <w:jc w:val="both"/>
+        <w:rPr>
+          <w:rFonts w:ascii="Times New Roman" w:eastAsia="Times New Roman" w:hAnsi="Times New Roman" w:cs="Times New Roman"/>
+          <w:kern w:val="0"/>
+          <w:lang w:val="fr-CA"/>
+          <w14:ligatures w14:val="none"/>
+        </w:rPr>
+      </w:pPr>
+      <w:r>
+        <w:rPr>
+          <w:rFonts w:ascii="Times New Roman" w:eastAsia="Times New Roman" w:hAnsi="Times New Roman" w:cs="Times New Roman"/>
+          <w:kern w:val="0"/>
+          <w:lang w:val="fr-CA"/>
+          <w14:ligatures w14:val="none"/>
+        </w:rPr>
+        <w:t>À titre de référence, un scénario idéal auquel on contacte directement tous les nœuds du réseau correspondant à un budget de 4</w:t>
+      </w:r>
+      <w:r>
+        <w:rPr>
+          <w:rFonts w:ascii="Times New Roman" w:eastAsia="Times New Roman" w:hAnsi="Times New Roman" w:cs="Times New Roman"/>
+          <w:kern w:val="0"/>
+          <w:lang w:val="fr-CA"/>
+          <w14:ligatures w14:val="none"/>
+        </w:rPr>
+        <w:t xml:space="preserve"> </w:t>
+      </w:r>
+      <w:r>
+        <w:rPr>
+          <w:rFonts w:ascii="Times New Roman" w:eastAsia="Times New Roman" w:hAnsi="Times New Roman" w:cs="Times New Roman"/>
+          <w:kern w:val="0"/>
+          <w:lang w:val="fr-CA"/>
+          <w14:ligatures w14:val="none"/>
+        </w:rPr>
+        <w:t>559</w:t>
+      </w:r>
+      <w:r>
+        <w:rPr>
+          <w:rFonts w:ascii="Times New Roman" w:eastAsia="Times New Roman" w:hAnsi="Times New Roman" w:cs="Times New Roman"/>
+          <w:kern w:val="0"/>
+          <w:lang w:val="fr-CA"/>
+          <w14:ligatures w14:val="none"/>
+        </w:rPr>
+        <w:t xml:space="preserve"> </w:t>
+      </w:r>
+      <w:r>
+        <w:rPr>
+          <w:rFonts w:ascii="Times New Roman" w:eastAsia="Times New Roman" w:hAnsi="Times New Roman" w:cs="Times New Roman"/>
+          <w:kern w:val="0"/>
+          <w:lang w:val="fr-CA"/>
+          <w14:ligatures w14:val="none"/>
+        </w:rPr>
+        <w:t>800$ pour une couverture de 100%</w:t>
+      </w:r>
+    </w:p>
+    <w:p>
+      <w:pPr>
+        <w:spacing w:before="100" w:beforeAutospacing="1" w:after="100" w:afterAutospacing="1" w:line="240" w:lineRule="auto"/>
+        <w:jc w:val="both"/>
+        <w:rPr>
+          <w:rFonts w:ascii="Times New Roman" w:eastAsia="Times New Roman" w:hAnsi="Times New Roman" w:cs="Times New Roman"/>
+          <w:kern w:val="0"/>
+          <w:lang w:val="fr-CA"/>
+          <w14:ligatures w14:val="none"/>
+        </w:rPr>
+      </w:pPr>
+      <w:r>
+        <w:rPr>
+          <w:rFonts w:ascii="Times New Roman" w:eastAsia="Times New Roman" w:hAnsi="Times New Roman" w:cs="Times New Roman"/>
+          <w:kern w:val="0"/>
+          <w:lang w:val="fr-CA"/>
+          <w14:ligatures w14:val="none"/>
+        </w:rPr>
+        <w:t>Les stratégies basées sur les communautés permettent de réduire drastiquement ce budget tout en conservant une couverture alentours de 90% :</w:t>
+      </w:r>
+    </w:p>
+    <w:p>
+      <w:pPr>
+        <w:pStyle w:val="Paragraphedeliste"/>
+        <w:numPr>
+          <w:ilvl w:val="0"/>
+          <w:numId w:val="3"/>
+        </w:numPr>
+        <w:spacing w:before="100" w:beforeAutospacing="1" w:after="100" w:afterAutospacing="1" w:line="240" w:lineRule="auto"/>
+        <w:jc w:val="both"/>
+        <w:rPr>
+          <w:rFonts w:ascii="Times New Roman" w:eastAsia="Times New Roman" w:hAnsi="Times New Roman" w:cs="Times New Roman"/>
+          <w:kern w:val="0"/>
+          <w:lang w:val="fr-CA"/>
+          <w14:ligatures w14:val="none"/>
+        </w:rPr>
+      </w:pPr>
+      <w:r>
+        <w:rPr>
+          <w:rFonts w:ascii="Times New Roman" w:eastAsia="Times New Roman" w:hAnsi="Times New Roman" w:cs="Times New Roman"/>
+          <w:kern w:val="0"/>
+          <w:lang w:val="fr-CA"/>
+          <w14:ligatures w14:val="none"/>
+        </w:rPr>
+        <w:t>Avec Louvain, le budget tourne autour de 443 000$</w:t>
+      </w:r>
+      <w:r>
+        <w:rPr>
+          <w:rFonts w:ascii="Times New Roman" w:eastAsia="Times New Roman" w:hAnsi="Times New Roman" w:cs="Times New Roman"/>
+          <w:kern w:val="0"/>
+          <w:lang w:val="fr-CA"/>
+          <w14:ligatures w14:val="none"/>
+        </w:rPr>
+        <w:t>;</w:t>
+      </w:r>
+    </w:p>
+    <w:p>
+      <w:pPr>
+        <w:pStyle w:val="Paragraphedeliste"/>
+        <w:numPr>
+          <w:ilvl w:val="0"/>
+          <w:numId w:val="3"/>
+        </w:numPr>
+        <w:spacing w:before="100" w:beforeAutospacing="1" w:after="100" w:afterAutospacing="1" w:line="240" w:lineRule="auto"/>
+        <w:jc w:val="both"/>
+        <w:rPr>
+          <w:rFonts w:ascii="Times New Roman" w:eastAsia="Times New Roman" w:hAnsi="Times New Roman" w:cs="Times New Roman"/>
+          <w:kern w:val="0"/>
+          <w:lang w:val="fr-CA"/>
+          <w14:ligatures w14:val="none"/>
+        </w:rPr>
+      </w:pPr>
+      <w:r>
+        <w:rPr>
+          <w:rFonts w:ascii="Times New Roman" w:eastAsia="Times New Roman" w:hAnsi="Times New Roman" w:cs="Times New Roman"/>
+          <w:kern w:val="0"/>
+          <w:lang w:val="fr-CA"/>
+          <w14:ligatures w14:val="none"/>
+        </w:rPr>
+        <w:t>Avec LPA, le budget est d’environ 1</w:t>
+      </w:r>
+      <w:r>
+        <w:rPr>
+          <w:rFonts w:ascii="Times New Roman" w:eastAsia="Times New Roman" w:hAnsi="Times New Roman" w:cs="Times New Roman"/>
+          <w:kern w:val="0"/>
+          <w:lang w:val="fr-CA"/>
+          <w14:ligatures w14:val="none"/>
+        </w:rPr>
+        <w:t xml:space="preserve"> </w:t>
+      </w:r>
+      <w:r>
+        <w:rPr>
+          <w:rFonts w:ascii="Times New Roman" w:eastAsia="Times New Roman" w:hAnsi="Times New Roman" w:cs="Times New Roman"/>
+          <w:kern w:val="0"/>
+          <w:lang w:val="fr-CA"/>
+          <w14:ligatures w14:val="none"/>
+        </w:rPr>
+        <w:t>704</w:t>
+      </w:r>
+      <w:r>
+        <w:rPr>
+          <w:rFonts w:ascii="Times New Roman" w:eastAsia="Times New Roman" w:hAnsi="Times New Roman" w:cs="Times New Roman"/>
+          <w:kern w:val="0"/>
+          <w:lang w:val="fr-CA"/>
+          <w14:ligatures w14:val="none"/>
+        </w:rPr>
+        <w:t xml:space="preserve"> </w:t>
+      </w:r>
+      <w:r>
+        <w:rPr>
+          <w:rFonts w:ascii="Times New Roman" w:eastAsia="Times New Roman" w:hAnsi="Times New Roman" w:cs="Times New Roman"/>
+          <w:kern w:val="0"/>
+          <w:lang w:val="fr-CA"/>
+          <w14:ligatures w14:val="none"/>
+        </w:rPr>
+        <w:t>000$</w:t>
+      </w:r>
+      <w:r>
+        <w:rPr>
+          <w:rFonts w:ascii="Times New Roman" w:eastAsia="Times New Roman" w:hAnsi="Times New Roman" w:cs="Times New Roman"/>
+          <w:kern w:val="0"/>
+          <w:lang w:val="fr-CA"/>
+          <w14:ligatures w14:val="none"/>
+        </w:rPr>
+        <w:t>.</w:t>
+      </w:r>
+    </w:p>
+    <w:p>
+      <w:pPr>
+        <w:spacing w:before="100" w:beforeAutospacing="1" w:after="100" w:afterAutospacing="1" w:line="240" w:lineRule="auto"/>
+        <w:jc w:val="both"/>
+        <w:rPr>
+          <w:rFonts w:ascii="Times New Roman" w:eastAsia="Times New Roman" w:hAnsi="Times New Roman" w:cs="Times New Roman"/>
+          <w:kern w:val="0"/>
+          <w:lang w:val="fr-CA"/>
+          <w14:ligatures w14:val="none"/>
+        </w:rPr>
+      </w:pPr>
+      <w:r>
+        <w:rPr>
+          <w:rFonts w:ascii="Times New Roman" w:eastAsia="Times New Roman" w:hAnsi="Times New Roman" w:cs="Times New Roman"/>
+          <w:kern w:val="0"/>
+          <w:lang w:val="fr-CA"/>
+          <w14:ligatures w14:val="none"/>
+        </w:rPr>
+        <w:t xml:space="preserve">Ainsi, on observer une réduction de coût très importante par rapport au scénario idéal. </w:t>
+      </w:r>
+    </w:p>
+    <w:p>
+      <w:pPr>
+        <w:spacing w:before="100" w:beforeAutospacing="1" w:after="100" w:afterAutospacing="1" w:line="240" w:lineRule="auto"/>
+        <w:jc w:val="both"/>
+        <w:rPr>
+          <w:rFonts w:ascii="Times New Roman" w:eastAsia="Times New Roman" w:hAnsi="Times New Roman" w:cs="Times New Roman"/>
+          <w:kern w:val="0"/>
+          <w:lang w:val="fr-CA"/>
+          <w14:ligatures w14:val="none"/>
+        </w:rPr>
+      </w:pPr>
+    </w:p>
+    <w:p>
+      <w:pPr>
+        <w:spacing w:before="100" w:beforeAutospacing="1" w:after="100" w:afterAutospacing="1" w:line="240" w:lineRule="auto"/>
+        <w:jc w:val="both"/>
+        <w:rPr>
+          <w:rFonts w:ascii="Times New Roman" w:eastAsia="Times New Roman" w:hAnsi="Times New Roman" w:cs="Times New Roman"/>
+          <w:kern w:val="0"/>
+          <w:lang w:val="fr-CA"/>
+          <w14:ligatures w14:val="none"/>
+        </w:rPr>
+      </w:pPr>
+    </w:p>
+    <w:p>
+      <w:pPr>
+        <w:spacing w:before="100" w:beforeAutospacing="1" w:after="100" w:afterAutospacing="1" w:line="240" w:lineRule="auto"/>
+        <w:jc w:val="both"/>
+        <w:outlineLvl w:val="2"/>
+        <w:rPr>
+          <w:rFonts w:ascii="Times New Roman" w:eastAsia="Times New Roman" w:hAnsi="Times New Roman" w:cs="Times New Roman"/>
+          <w:b/>
+          <w:bCs/>
+          <w:kern w:val="0"/>
+          <w:sz w:val="27"/>
+          <w:szCs w:val="27"/>
+          <w:lang w:val="fr-CA"/>
+          <w14:ligatures w14:val="none"/>
+        </w:rPr>
+      </w:pPr>
+      <w:r>
+        <w:rPr>
+          <w:rFonts w:ascii="Times New Roman" w:eastAsia="Times New Roman" w:hAnsi="Times New Roman" w:cs="Times New Roman"/>
+          <w:b/>
+          <w:bCs/>
+          <w:kern w:val="0"/>
+          <w:sz w:val="27"/>
+          <w:szCs w:val="27"/>
+          <w:lang w:val="fr-CA"/>
+          <w14:ligatures w14:val="none"/>
+        </w:rPr>
+        <w:lastRenderedPageBreak/>
+        <w:t>Résultats avec la méthode de Louvain</w:t>
+      </w:r>
+    </w:p>
+    <w:p>
+      <w:pPr>
+        <w:spacing w:before="100" w:beforeAutospacing="1" w:after="100" w:afterAutospacing="1" w:line="240" w:lineRule="auto"/>
+        <w:jc w:val="both"/>
+        <w:rPr>
+          <w:rFonts w:ascii="Times New Roman" w:eastAsia="Times New Roman" w:hAnsi="Times New Roman" w:cs="Times New Roman"/>
+          <w:kern w:val="0"/>
+          <w:lang w:val="fr-CA"/>
+          <w14:ligatures w14:val="none"/>
+        </w:rPr>
+      </w:pPr>
+      <w:r>
+        <w:rPr>
+          <w:rFonts w:ascii="Times New Roman" w:eastAsia="Times New Roman" w:hAnsi="Times New Roman" w:cs="Times New Roman"/>
+          <w:kern w:val="0"/>
+          <w:lang w:val="fr-CA"/>
+          <w14:ligatures w14:val="none"/>
+        </w:rPr>
+        <w:t>Pour l’algorithme de communautés de Louvain, les quatre stratégies de sélection donnent des performances similaires en termes de budget et de couverture :</w:t>
+      </w:r>
+    </w:p>
+    <w:tbl>
+      <w:tblPr>
+        <w:tblStyle w:val="Tableausimple2"/>
+        <w:tblW w:w="9352" w:type="dxa"/>
+        <w:tblLook w:val="04A0" w:firstRow="1" w:lastRow="0" w:firstColumn="1" w:lastColumn="0" w:noHBand="0" w:noVBand="1"/>
+      </w:tblPr>
+      <w:tblGrid>
+        <w:gridCol w:w="1860"/>
+        <w:gridCol w:w="1846"/>
+        <w:gridCol w:w="1846"/>
+        <w:gridCol w:w="1949"/>
+        <w:gridCol w:w="1851"/>
+      </w:tblGrid>
+      <w:tr>
+        <w:trPr>
+          <w:cnfStyle w:val="100000000000" w:firstRow="1" w:lastRow="0" w:firstColumn="0" w:lastColumn="0" w:oddVBand="0" w:evenVBand="0" w:oddHBand="0" w:evenHBand="0" w:firstRowFirstColumn="0" w:firstRowLastColumn="0" w:lastRowFirstColumn="0" w:lastRowLastColumn="0"/>
+        </w:trPr>
+        <w:tc>
+          <w:tcPr>
+            <w:cnfStyle w:val="001000000000" w:firstRow="0" w:lastRow="0" w:firstColumn="1" w:lastColumn="0" w:oddVBand="0" w:evenVBand="0" w:oddHBand="0" w:evenHBand="0" w:firstRowFirstColumn="0" w:firstRowLastColumn="0" w:lastRowFirstColumn="0" w:lastRowLastColumn="0"/>
+            <w:tcW w:w="1860" w:type="dxa"/>
+            <w:vAlign w:val="center"/>
+          </w:tcPr>
+          <w:p>
+            <w:pPr>
+              <w:spacing w:before="100" w:beforeAutospacing="1" w:after="100" w:afterAutospacing="1"/>
+              <w:jc w:val="center"/>
+              <w:rPr>
+                <w:rFonts w:ascii="Times New Roman" w:eastAsia="Times New Roman" w:hAnsi="Times New Roman" w:cs="Times New Roman"/>
+                <w:kern w:val="0"/>
+                <w:lang w:val="fr-CA"/>
+                <w14:ligatures w14:val="none"/>
+              </w:rPr>
+            </w:pPr>
+          </w:p>
+        </w:tc>
+        <w:tc>
+          <w:tcPr>
+            <w:tcW w:w="1846" w:type="dxa"/>
+            <w:vAlign w:val="center"/>
+          </w:tcPr>
+          <w:p>
+            <w:pPr>
+              <w:spacing w:before="100" w:beforeAutospacing="1" w:after="100" w:afterAutospacing="1"/>
+              <w:jc w:val="center"/>
+              <w:cnfStyle w:val="100000000000" w:firstRow="1" w:lastRow="0" w:firstColumn="0" w:lastColumn="0" w:oddVBand="0" w:evenVBand="0" w:oddHBand="0" w:evenHBand="0" w:firstRowFirstColumn="0" w:firstRowLastColumn="0" w:lastRowFirstColumn="0" w:lastRowLastColumn="0"/>
+              <w:rPr>
+                <w:rFonts w:ascii="Times New Roman" w:eastAsia="Times New Roman" w:hAnsi="Times New Roman" w:cs="Times New Roman"/>
+                <w:kern w:val="0"/>
+                <w:lang w:val="fr-CA"/>
+                <w14:ligatures w14:val="none"/>
+              </w:rPr>
+            </w:pPr>
+            <w:r>
+              <w:rPr>
+                <w:rFonts w:ascii="Times New Roman" w:eastAsia="Times New Roman" w:hAnsi="Times New Roman" w:cs="Times New Roman"/>
+                <w:kern w:val="0"/>
+                <w:lang w:val="fr-CA"/>
+                <w14:ligatures w14:val="none"/>
+              </w:rPr>
+              <w:t>De proximité</w:t>
+            </w:r>
+          </w:p>
+        </w:tc>
+        <w:tc>
+          <w:tcPr>
+            <w:tcW w:w="1846" w:type="dxa"/>
+            <w:vAlign w:val="center"/>
+          </w:tcPr>
+          <w:p>
+            <w:pPr>
+              <w:spacing w:before="100" w:beforeAutospacing="1" w:after="100" w:afterAutospacing="1"/>
+              <w:jc w:val="center"/>
+              <w:cnfStyle w:val="100000000000" w:firstRow="1" w:lastRow="0" w:firstColumn="0" w:lastColumn="0" w:oddVBand="0" w:evenVBand="0" w:oddHBand="0" w:evenHBand="0" w:firstRowFirstColumn="0" w:firstRowLastColumn="0" w:lastRowFirstColumn="0" w:lastRowLastColumn="0"/>
+              <w:rPr>
+                <w:rFonts w:ascii="Times New Roman" w:eastAsia="Times New Roman" w:hAnsi="Times New Roman" w:cs="Times New Roman"/>
+                <w:kern w:val="0"/>
+                <w:lang w:val="fr-CA"/>
+                <w14:ligatures w14:val="none"/>
+              </w:rPr>
+            </w:pPr>
+            <w:r>
+              <w:rPr>
+                <w:rFonts w:ascii="Times New Roman" w:eastAsia="Times New Roman" w:hAnsi="Times New Roman" w:cs="Times New Roman"/>
+                <w:kern w:val="0"/>
+                <w:lang w:val="fr-CA"/>
+                <w14:ligatures w14:val="none"/>
+              </w:rPr>
+              <w:t>Centre de degré</w:t>
+            </w:r>
+          </w:p>
+        </w:tc>
+        <w:tc>
+          <w:tcPr>
+            <w:tcW w:w="1949" w:type="dxa"/>
+            <w:vAlign w:val="center"/>
+          </w:tcPr>
+          <w:p>
+            <w:pPr>
+              <w:spacing w:before="100" w:beforeAutospacing="1" w:after="100" w:afterAutospacing="1"/>
+              <w:jc w:val="center"/>
+              <w:cnfStyle w:val="100000000000" w:firstRow="1" w:lastRow="0" w:firstColumn="0" w:lastColumn="0" w:oddVBand="0" w:evenVBand="0" w:oddHBand="0" w:evenHBand="0" w:firstRowFirstColumn="0" w:firstRowLastColumn="0" w:lastRowFirstColumn="0" w:lastRowLastColumn="0"/>
+              <w:rPr>
+                <w:rFonts w:ascii="Times New Roman" w:eastAsia="Times New Roman" w:hAnsi="Times New Roman" w:cs="Times New Roman"/>
+                <w:kern w:val="0"/>
+                <w:lang w:val="fr-CA"/>
+                <w14:ligatures w14:val="none"/>
+              </w:rPr>
+            </w:pPr>
+            <w:r>
+              <w:rPr>
+                <w:rFonts w:ascii="Times New Roman" w:eastAsia="Times New Roman" w:hAnsi="Times New Roman" w:cs="Times New Roman"/>
+                <w:kern w:val="0"/>
+                <w:lang w:val="fr-CA"/>
+                <w14:ligatures w14:val="none"/>
+              </w:rPr>
+              <w:t>D’intermédiarité</w:t>
+            </w:r>
+          </w:p>
+        </w:tc>
+        <w:tc>
+          <w:tcPr>
+            <w:tcW w:w="1851" w:type="dxa"/>
+            <w:vAlign w:val="center"/>
+          </w:tcPr>
+          <w:p>
+            <w:pPr>
+              <w:spacing w:before="100" w:beforeAutospacing="1" w:after="100" w:afterAutospacing="1"/>
+              <w:jc w:val="center"/>
+              <w:cnfStyle w:val="100000000000" w:firstRow="1" w:lastRow="0" w:firstColumn="0" w:lastColumn="0" w:oddVBand="0" w:evenVBand="0" w:oddHBand="0" w:evenHBand="0" w:firstRowFirstColumn="0" w:firstRowLastColumn="0" w:lastRowFirstColumn="0" w:lastRowLastColumn="0"/>
+              <w:rPr>
+                <w:rFonts w:ascii="Times New Roman" w:eastAsia="Times New Roman" w:hAnsi="Times New Roman" w:cs="Times New Roman"/>
+                <w:kern w:val="0"/>
+                <w:lang w:val="fr-CA"/>
+                <w14:ligatures w14:val="none"/>
+              </w:rPr>
+            </w:pPr>
+            <w:r>
+              <w:rPr>
+                <w:rFonts w:ascii="Times New Roman" w:eastAsia="Times New Roman" w:hAnsi="Times New Roman" w:cs="Times New Roman"/>
+                <w:kern w:val="0"/>
+                <w:lang w:val="fr-CA"/>
+                <w14:ligatures w14:val="none"/>
+              </w:rPr>
+              <w:t>Choix aléatoire</w:t>
+            </w:r>
+          </w:p>
+        </w:tc>
+      </w:tr>
+      <w:tr>
+        <w:trPr>
+          <w:cnfStyle w:val="000000100000" w:firstRow="0" w:lastRow="0" w:firstColumn="0" w:lastColumn="0" w:oddVBand="0" w:evenVBand="0" w:oddHBand="1" w:evenHBand="0" w:firstRowFirstColumn="0" w:firstRowLastColumn="0" w:lastRowFirstColumn="0" w:lastRowLastColumn="0"/>
+        </w:trPr>
+        <w:tc>
+          <w:tcPr>
+            <w:cnfStyle w:val="001000000000" w:firstRow="0" w:lastRow="0" w:firstColumn="1" w:lastColumn="0" w:oddVBand="0" w:evenVBand="0" w:oddHBand="0" w:evenHBand="0" w:firstRowFirstColumn="0" w:firstRowLastColumn="0" w:lastRowFirstColumn="0" w:lastRowLastColumn="0"/>
+            <w:tcW w:w="1860" w:type="dxa"/>
+            <w:vAlign w:val="center"/>
+          </w:tcPr>
+          <w:p>
+            <w:pPr>
+              <w:spacing w:before="100" w:beforeAutospacing="1" w:after="100" w:afterAutospacing="1"/>
+              <w:jc w:val="center"/>
+              <w:rPr>
+                <w:rFonts w:ascii="Times New Roman" w:eastAsia="Times New Roman" w:hAnsi="Times New Roman" w:cs="Times New Roman"/>
+                <w:kern w:val="0"/>
+                <w:lang w:val="fr-CA"/>
+                <w14:ligatures w14:val="none"/>
+              </w:rPr>
+            </w:pPr>
+            <w:r>
+              <w:rPr>
+                <w:rFonts w:ascii="Times New Roman" w:eastAsia="Times New Roman" w:hAnsi="Times New Roman" w:cs="Times New Roman"/>
+                <w:kern w:val="0"/>
+                <w:lang w:val="fr-CA"/>
+                <w14:ligatures w14:val="none"/>
+              </w:rPr>
+              <w:t>Budget ($)</w:t>
+            </w:r>
+          </w:p>
+        </w:tc>
+        <w:tc>
+          <w:tcPr>
+            <w:tcW w:w="1846" w:type="dxa"/>
+            <w:vAlign w:val="center"/>
+          </w:tcPr>
+          <w:p>
+            <w:pPr>
+              <w:spacing w:before="100" w:beforeAutospacing="1" w:after="100" w:afterAutospacing="1"/>
+              <w:jc w:val="center"/>
+              <w:cnfStyle w:val="000000100000" w:firstRow="0" w:lastRow="0" w:firstColumn="0" w:lastColumn="0" w:oddVBand="0" w:evenVBand="0" w:oddHBand="1" w:evenHBand="0" w:firstRowFirstColumn="0" w:firstRowLastColumn="0" w:lastRowFirstColumn="0" w:lastRowLastColumn="0"/>
+              <w:rPr>
+                <w:rFonts w:ascii="Times New Roman" w:eastAsia="Times New Roman" w:hAnsi="Times New Roman" w:cs="Times New Roman"/>
+                <w:kern w:val="0"/>
+                <w:lang w:val="fr-CA"/>
+                <w14:ligatures w14:val="none"/>
+              </w:rPr>
+            </w:pPr>
+            <w:r>
+              <w:rPr>
+                <w:rFonts w:ascii="Times New Roman" w:eastAsia="Times New Roman" w:hAnsi="Times New Roman" w:cs="Times New Roman"/>
+                <w:kern w:val="0"/>
+                <w:lang w:val="fr-CA"/>
+                <w14:ligatures w14:val="none"/>
+              </w:rPr>
+              <w:t>443 240</w:t>
+            </w:r>
+          </w:p>
+        </w:tc>
+        <w:tc>
+          <w:tcPr>
+            <w:tcW w:w="1846" w:type="dxa"/>
+            <w:vAlign w:val="center"/>
+          </w:tcPr>
+          <w:p>
+            <w:pPr>
+              <w:spacing w:before="100" w:beforeAutospacing="1" w:after="100" w:afterAutospacing="1"/>
+              <w:jc w:val="center"/>
+              <w:cnfStyle w:val="000000100000" w:firstRow="0" w:lastRow="0" w:firstColumn="0" w:lastColumn="0" w:oddVBand="0" w:evenVBand="0" w:oddHBand="1" w:evenHBand="0" w:firstRowFirstColumn="0" w:firstRowLastColumn="0" w:lastRowFirstColumn="0" w:lastRowLastColumn="0"/>
+              <w:rPr>
+                <w:rFonts w:ascii="Times New Roman" w:eastAsia="Times New Roman" w:hAnsi="Times New Roman" w:cs="Times New Roman"/>
+                <w:kern w:val="0"/>
+                <w:lang w:val="fr-CA"/>
+                <w14:ligatures w14:val="none"/>
+              </w:rPr>
+            </w:pPr>
+            <w:r>
+              <w:rPr>
+                <w:rFonts w:ascii="Times New Roman" w:eastAsia="Times New Roman" w:hAnsi="Times New Roman" w:cs="Times New Roman"/>
+                <w:kern w:val="0"/>
+                <w:lang w:val="fr-CA"/>
+                <w14:ligatures w14:val="none"/>
+              </w:rPr>
+              <w:t>443 620</w:t>
+            </w:r>
+          </w:p>
+        </w:tc>
+        <w:tc>
+          <w:tcPr>
+            <w:tcW w:w="1949" w:type="dxa"/>
+            <w:vAlign w:val="center"/>
+          </w:tcPr>
+          <w:p>
+            <w:pPr>
+              <w:spacing w:before="100" w:beforeAutospacing="1" w:after="100" w:afterAutospacing="1"/>
+              <w:jc w:val="center"/>
+              <w:cnfStyle w:val="000000100000" w:firstRow="0" w:lastRow="0" w:firstColumn="0" w:lastColumn="0" w:oddVBand="0" w:evenVBand="0" w:oddHBand="1" w:evenHBand="0" w:firstRowFirstColumn="0" w:firstRowLastColumn="0" w:lastRowFirstColumn="0" w:lastRowLastColumn="0"/>
+              <w:rPr>
+                <w:rFonts w:ascii="Times New Roman" w:eastAsia="Times New Roman" w:hAnsi="Times New Roman" w:cs="Times New Roman"/>
+                <w:kern w:val="0"/>
+                <w:lang w:val="fr-CA"/>
+                <w14:ligatures w14:val="none"/>
+              </w:rPr>
+            </w:pPr>
+            <w:r>
+              <w:rPr>
+                <w:rFonts w:ascii="Times New Roman" w:eastAsia="Times New Roman" w:hAnsi="Times New Roman" w:cs="Times New Roman"/>
+                <w:kern w:val="0"/>
+                <w:lang w:val="fr-CA"/>
+                <w14:ligatures w14:val="none"/>
+              </w:rPr>
+              <w:t>443 420</w:t>
+            </w:r>
+          </w:p>
+        </w:tc>
+        <w:tc>
+          <w:tcPr>
+            <w:tcW w:w="1851" w:type="dxa"/>
+            <w:vAlign w:val="center"/>
+          </w:tcPr>
+          <w:p>
+            <w:pPr>
+              <w:spacing w:before="100" w:beforeAutospacing="1" w:after="100" w:afterAutospacing="1"/>
+              <w:jc w:val="center"/>
+              <w:cnfStyle w:val="000000100000" w:firstRow="0" w:lastRow="0" w:firstColumn="0" w:lastColumn="0" w:oddVBand="0" w:evenVBand="0" w:oddHBand="1" w:evenHBand="0" w:firstRowFirstColumn="0" w:firstRowLastColumn="0" w:lastRowFirstColumn="0" w:lastRowLastColumn="0"/>
+              <w:rPr>
+                <w:rFonts w:ascii="Times New Roman" w:eastAsia="Times New Roman" w:hAnsi="Times New Roman" w:cs="Times New Roman"/>
+                <w:kern w:val="0"/>
+                <w:lang w:val="fr-CA"/>
+                <w14:ligatures w14:val="none"/>
+              </w:rPr>
+            </w:pPr>
+            <w:r>
+              <w:rPr>
+                <w:rFonts w:ascii="Times New Roman" w:eastAsia="Times New Roman" w:hAnsi="Times New Roman" w:cs="Times New Roman"/>
+                <w:kern w:val="0"/>
+                <w:lang w:val="fr-CA"/>
+                <w14:ligatures w14:val="none"/>
+              </w:rPr>
+              <w:t>442 180</w:t>
+            </w:r>
+          </w:p>
+        </w:tc>
+      </w:tr>
+      <w:tr>
+        <w:tc>
+          <w:tcPr>
+            <w:cnfStyle w:val="001000000000" w:firstRow="0" w:lastRow="0" w:firstColumn="1" w:lastColumn="0" w:oddVBand="0" w:evenVBand="0" w:oddHBand="0" w:evenHBand="0" w:firstRowFirstColumn="0" w:firstRowLastColumn="0" w:lastRowFirstColumn="0" w:lastRowLastColumn="0"/>
+            <w:tcW w:w="1860" w:type="dxa"/>
+            <w:vAlign w:val="center"/>
+          </w:tcPr>
+          <w:p>
+            <w:pPr>
+              <w:spacing w:before="100" w:beforeAutospacing="1" w:after="100" w:afterAutospacing="1"/>
+              <w:jc w:val="center"/>
+              <w:rPr>
+                <w:rFonts w:ascii="Times New Roman" w:eastAsia="Times New Roman" w:hAnsi="Times New Roman" w:cs="Times New Roman"/>
+                <w:kern w:val="0"/>
+                <w:lang w:val="fr-CA"/>
+                <w14:ligatures w14:val="none"/>
+              </w:rPr>
+            </w:pPr>
+            <w:r>
+              <w:rPr>
+                <w:rFonts w:ascii="Times New Roman" w:eastAsia="Times New Roman" w:hAnsi="Times New Roman" w:cs="Times New Roman"/>
+                <w:kern w:val="0"/>
+                <w:lang w:val="fr-CA"/>
+                <w14:ligatures w14:val="none"/>
+              </w:rPr>
+              <w:t>Couverture (%)</w:t>
+            </w:r>
+          </w:p>
+        </w:tc>
+        <w:tc>
+          <w:tcPr>
+            <w:tcW w:w="1846" w:type="dxa"/>
+            <w:vAlign w:val="center"/>
+          </w:tcPr>
+          <w:p>
+            <w:pPr>
+              <w:spacing w:before="100" w:beforeAutospacing="1" w:after="100" w:afterAutospacing="1"/>
+              <w:jc w:val="center"/>
+              <w:cnfStyle w:val="000000000000" w:firstRow="0" w:lastRow="0" w:firstColumn="0" w:lastColumn="0" w:oddVBand="0" w:evenVBand="0" w:oddHBand="0" w:evenHBand="0" w:firstRowFirstColumn="0" w:firstRowLastColumn="0" w:lastRowFirstColumn="0" w:lastRowLastColumn="0"/>
+              <w:rPr>
+                <w:rFonts w:ascii="Times New Roman" w:eastAsia="Times New Roman" w:hAnsi="Times New Roman" w:cs="Times New Roman"/>
+                <w:kern w:val="0"/>
+                <w:lang w:val="fr-CA"/>
+                <w14:ligatures w14:val="none"/>
+              </w:rPr>
+            </w:pPr>
+            <w:r>
+              <w:rPr>
+                <w:rFonts w:ascii="Times New Roman" w:eastAsia="Times New Roman" w:hAnsi="Times New Roman" w:cs="Times New Roman"/>
+                <w:kern w:val="0"/>
+                <w:lang w:val="fr-CA"/>
+                <w14:ligatures w14:val="none"/>
+              </w:rPr>
+              <w:t>90.08</w:t>
+            </w:r>
+          </w:p>
+        </w:tc>
+        <w:tc>
+          <w:tcPr>
+            <w:tcW w:w="1846" w:type="dxa"/>
+            <w:vAlign w:val="center"/>
+          </w:tcPr>
+          <w:p>
+            <w:pPr>
+              <w:spacing w:before="100" w:beforeAutospacing="1" w:after="100" w:afterAutospacing="1"/>
+              <w:jc w:val="center"/>
+              <w:cnfStyle w:val="000000000000" w:firstRow="0" w:lastRow="0" w:firstColumn="0" w:lastColumn="0" w:oddVBand="0" w:evenVBand="0" w:oddHBand="0" w:evenHBand="0" w:firstRowFirstColumn="0" w:firstRowLastColumn="0" w:lastRowFirstColumn="0" w:lastRowLastColumn="0"/>
+              <w:rPr>
+                <w:rFonts w:ascii="Times New Roman" w:eastAsia="Times New Roman" w:hAnsi="Times New Roman" w:cs="Times New Roman"/>
+                <w:kern w:val="0"/>
+                <w:lang w:val="fr-CA"/>
+                <w14:ligatures w14:val="none"/>
+              </w:rPr>
+            </w:pPr>
+            <w:r>
+              <w:rPr>
+                <w:rFonts w:ascii="Times New Roman" w:eastAsia="Times New Roman" w:hAnsi="Times New Roman" w:cs="Times New Roman"/>
+                <w:kern w:val="0"/>
+                <w:lang w:val="fr-CA"/>
+                <w14:ligatures w14:val="none"/>
+              </w:rPr>
+              <w:t>90.16</w:t>
+            </w:r>
+          </w:p>
+        </w:tc>
+        <w:tc>
+          <w:tcPr>
+            <w:tcW w:w="1949" w:type="dxa"/>
+            <w:vAlign w:val="center"/>
+          </w:tcPr>
+          <w:p>
+            <w:pPr>
+              <w:spacing w:before="100" w:beforeAutospacing="1" w:after="100" w:afterAutospacing="1"/>
+              <w:jc w:val="center"/>
+              <w:cnfStyle w:val="000000000000" w:firstRow="0" w:lastRow="0" w:firstColumn="0" w:lastColumn="0" w:oddVBand="0" w:evenVBand="0" w:oddHBand="0" w:evenHBand="0" w:firstRowFirstColumn="0" w:firstRowLastColumn="0" w:lastRowFirstColumn="0" w:lastRowLastColumn="0"/>
+              <w:rPr>
+                <w:rFonts w:ascii="Times New Roman" w:eastAsia="Times New Roman" w:hAnsi="Times New Roman" w:cs="Times New Roman"/>
+                <w:kern w:val="0"/>
+                <w:lang w:val="fr-CA"/>
+                <w14:ligatures w14:val="none"/>
+              </w:rPr>
+            </w:pPr>
+            <w:r>
+              <w:rPr>
+                <w:rFonts w:ascii="Times New Roman" w:eastAsia="Times New Roman" w:hAnsi="Times New Roman" w:cs="Times New Roman"/>
+                <w:kern w:val="0"/>
+                <w:lang w:val="fr-CA"/>
+                <w14:ligatures w14:val="none"/>
+              </w:rPr>
+              <w:t>90.12</w:t>
+            </w:r>
+          </w:p>
+        </w:tc>
+        <w:tc>
+          <w:tcPr>
+            <w:tcW w:w="1851" w:type="dxa"/>
+            <w:vAlign w:val="center"/>
+          </w:tcPr>
+          <w:p>
+            <w:pPr>
+              <w:spacing w:before="100" w:beforeAutospacing="1" w:after="100" w:afterAutospacing="1"/>
+              <w:jc w:val="center"/>
+              <w:cnfStyle w:val="000000000000" w:firstRow="0" w:lastRow="0" w:firstColumn="0" w:lastColumn="0" w:oddVBand="0" w:evenVBand="0" w:oddHBand="0" w:evenHBand="0" w:firstRowFirstColumn="0" w:firstRowLastColumn="0" w:lastRowFirstColumn="0" w:lastRowLastColumn="0"/>
+              <w:rPr>
+                <w:rFonts w:ascii="Times New Roman" w:eastAsia="Times New Roman" w:hAnsi="Times New Roman" w:cs="Times New Roman"/>
+                <w:kern w:val="0"/>
+                <w:lang w:val="fr-CA"/>
+                <w14:ligatures w14:val="none"/>
+              </w:rPr>
+            </w:pPr>
+            <w:r>
+              <w:rPr>
+                <w:rFonts w:ascii="Times New Roman" w:eastAsia="Times New Roman" w:hAnsi="Times New Roman" w:cs="Times New Roman"/>
+                <w:kern w:val="0"/>
+                <w:lang w:val="fr-CA"/>
+                <w14:ligatures w14:val="none"/>
+              </w:rPr>
+              <w:t>89.84</w:t>
+            </w:r>
+          </w:p>
+        </w:tc>
+      </w:tr>
+      <w:tr>
+        <w:trPr>
+          <w:cnfStyle w:val="000000100000" w:firstRow="0" w:lastRow="0" w:firstColumn="0" w:lastColumn="0" w:oddVBand="0" w:evenVBand="0" w:oddHBand="1" w:evenHBand="0" w:firstRowFirstColumn="0" w:firstRowLastColumn="0" w:lastRowFirstColumn="0" w:lastRowLastColumn="0"/>
+        </w:trPr>
+        <w:tc>
+          <w:tcPr>
+            <w:cnfStyle w:val="001000000000" w:firstRow="0" w:lastRow="0" w:firstColumn="1" w:lastColumn="0" w:oddVBand="0" w:evenVBand="0" w:oddHBand="0" w:evenHBand="0" w:firstRowFirstColumn="0" w:firstRowLastColumn="0" w:lastRowFirstColumn="0" w:lastRowLastColumn="0"/>
+            <w:tcW w:w="1860" w:type="dxa"/>
+            <w:vAlign w:val="center"/>
+          </w:tcPr>
+          <w:p>
+            <w:pPr>
+              <w:spacing w:before="100" w:beforeAutospacing="1" w:after="100" w:afterAutospacing="1"/>
+              <w:jc w:val="center"/>
+              <w:rPr>
+                <w:rFonts w:ascii="Times New Roman" w:eastAsia="Times New Roman" w:hAnsi="Times New Roman" w:cs="Times New Roman"/>
+                <w:kern w:val="0"/>
+                <w:lang w:val="fr-CA"/>
+                <w14:ligatures w14:val="none"/>
+              </w:rPr>
+            </w:pPr>
+            <w:r>
+              <w:rPr>
+                <w:rFonts w:ascii="Times New Roman" w:eastAsia="Times New Roman" w:hAnsi="Times New Roman" w:cs="Times New Roman"/>
+                <w:kern w:val="0"/>
+                <w:lang w:val="fr-CA"/>
+                <w14:ligatures w14:val="none"/>
+              </w:rPr>
+              <w:t>Temps de propagation (s)</w:t>
+            </w:r>
+          </w:p>
+        </w:tc>
+        <w:tc>
+          <w:tcPr>
+            <w:tcW w:w="1846" w:type="dxa"/>
+            <w:vAlign w:val="center"/>
+          </w:tcPr>
+          <w:p>
+            <w:pPr>
+              <w:spacing w:before="100" w:beforeAutospacing="1" w:after="100" w:afterAutospacing="1"/>
+              <w:jc w:val="center"/>
+              <w:cnfStyle w:val="000000100000" w:firstRow="0" w:lastRow="0" w:firstColumn="0" w:lastColumn="0" w:oddVBand="0" w:evenVBand="0" w:oddHBand="1" w:evenHBand="0" w:firstRowFirstColumn="0" w:firstRowLastColumn="0" w:lastRowFirstColumn="0" w:lastRowLastColumn="0"/>
+              <w:rPr>
+                <w:rFonts w:ascii="Times New Roman" w:eastAsia="Times New Roman" w:hAnsi="Times New Roman" w:cs="Times New Roman"/>
+                <w:kern w:val="0"/>
+                <w:lang w:val="fr-CA"/>
+                <w14:ligatures w14:val="none"/>
+              </w:rPr>
+            </w:pPr>
+            <w:r>
+              <w:rPr>
+                <w:rFonts w:ascii="Times New Roman" w:eastAsia="Times New Roman" w:hAnsi="Times New Roman" w:cs="Times New Roman"/>
+                <w:kern w:val="0"/>
+                <w:lang w:val="fr-CA"/>
+                <w14:ligatures w14:val="none"/>
+              </w:rPr>
+              <w:t>93 860</w:t>
+            </w:r>
+          </w:p>
+        </w:tc>
+        <w:tc>
+          <w:tcPr>
+            <w:tcW w:w="1846" w:type="dxa"/>
+            <w:vAlign w:val="center"/>
+          </w:tcPr>
+          <w:p>
+            <w:pPr>
+              <w:spacing w:before="100" w:beforeAutospacing="1" w:after="100" w:afterAutospacing="1"/>
+              <w:jc w:val="center"/>
+              <w:cnfStyle w:val="000000100000" w:firstRow="0" w:lastRow="0" w:firstColumn="0" w:lastColumn="0" w:oddVBand="0" w:evenVBand="0" w:oddHBand="1" w:evenHBand="0" w:firstRowFirstColumn="0" w:firstRowLastColumn="0" w:lastRowFirstColumn="0" w:lastRowLastColumn="0"/>
+              <w:rPr>
+                <w:rFonts w:ascii="Times New Roman" w:eastAsia="Times New Roman" w:hAnsi="Times New Roman" w:cs="Times New Roman"/>
+                <w:kern w:val="0"/>
+                <w:lang w:val="fr-CA"/>
+                <w14:ligatures w14:val="none"/>
+              </w:rPr>
+            </w:pPr>
+            <w:r>
+              <w:rPr>
+                <w:rFonts w:ascii="Times New Roman" w:eastAsia="Times New Roman" w:hAnsi="Times New Roman" w:cs="Times New Roman"/>
+                <w:kern w:val="0"/>
+                <w:lang w:val="fr-CA"/>
+                <w14:ligatures w14:val="none"/>
+              </w:rPr>
+              <w:t>95 100</w:t>
+            </w:r>
+          </w:p>
+        </w:tc>
+        <w:tc>
+          <w:tcPr>
+            <w:tcW w:w="1949" w:type="dxa"/>
+            <w:vAlign w:val="center"/>
+          </w:tcPr>
+          <w:p>
+            <w:pPr>
+              <w:spacing w:before="100" w:beforeAutospacing="1" w:after="100" w:afterAutospacing="1"/>
+              <w:jc w:val="center"/>
+              <w:cnfStyle w:val="000000100000" w:firstRow="0" w:lastRow="0" w:firstColumn="0" w:lastColumn="0" w:oddVBand="0" w:evenVBand="0" w:oddHBand="1" w:evenHBand="0" w:firstRowFirstColumn="0" w:firstRowLastColumn="0" w:lastRowFirstColumn="0" w:lastRowLastColumn="0"/>
+              <w:rPr>
+                <w:rFonts w:ascii="Times New Roman" w:eastAsia="Times New Roman" w:hAnsi="Times New Roman" w:cs="Times New Roman"/>
+                <w:kern w:val="0"/>
+                <w:lang w:val="fr-CA"/>
+                <w14:ligatures w14:val="none"/>
+              </w:rPr>
+            </w:pPr>
+            <w:r>
+              <w:rPr>
+                <w:rFonts w:ascii="Times New Roman" w:eastAsia="Times New Roman" w:hAnsi="Times New Roman" w:cs="Times New Roman"/>
+                <w:kern w:val="0"/>
+                <w:lang w:val="fr-CA"/>
+                <w14:ligatures w14:val="none"/>
+              </w:rPr>
+              <w:t>94 094</w:t>
+            </w:r>
+          </w:p>
+        </w:tc>
+        <w:tc>
+          <w:tcPr>
+            <w:tcW w:w="1851" w:type="dxa"/>
+            <w:vAlign w:val="center"/>
+          </w:tcPr>
+          <w:p>
+            <w:pPr>
+              <w:spacing w:before="100" w:beforeAutospacing="1" w:after="100" w:afterAutospacing="1"/>
+              <w:jc w:val="center"/>
+              <w:cnfStyle w:val="000000100000" w:firstRow="0" w:lastRow="0" w:firstColumn="0" w:lastColumn="0" w:oddVBand="0" w:evenVBand="0" w:oddHBand="1" w:evenHBand="0" w:firstRowFirstColumn="0" w:firstRowLastColumn="0" w:lastRowFirstColumn="0" w:lastRowLastColumn="0"/>
+              <w:rPr>
+                <w:rFonts w:ascii="Times New Roman" w:eastAsia="Times New Roman" w:hAnsi="Times New Roman" w:cs="Times New Roman"/>
+                <w:kern w:val="0"/>
+                <w:lang w:val="fr-CA"/>
+                <w14:ligatures w14:val="none"/>
+              </w:rPr>
+            </w:pPr>
+            <w:r>
+              <w:rPr>
+                <w:rFonts w:ascii="Times New Roman" w:eastAsia="Times New Roman" w:hAnsi="Times New Roman" w:cs="Times New Roman"/>
+                <w:kern w:val="0"/>
+                <w:lang w:val="fr-CA"/>
+                <w14:ligatures w14:val="none"/>
+              </w:rPr>
+              <w:t>157 480</w:t>
+            </w:r>
+          </w:p>
+        </w:tc>
+      </w:tr>
+    </w:tbl>
+    <w:p>
+      <w:pPr>
+        <w:pStyle w:val="Titre6"/>
+        <w:rPr>
+          <w:rFonts w:ascii="Times New Roman" w:eastAsia="Times New Roman" w:hAnsi="Times New Roman" w:cs="Times New Roman"/>
+          <w:lang w:val="fr-CA"/>
+        </w:rPr>
+      </w:pPr>
+      <w:r>
+        <w:rPr>
+          <w:rFonts w:ascii="Times New Roman" w:eastAsia="Times New Roman" w:hAnsi="Times New Roman" w:cs="Times New Roman"/>
+          <w:lang w:val="fr-CA"/>
+        </w:rPr>
+        <w:t xml:space="preserve"> </w:t>
+      </w:r>
+      <w:r>
+        <w:rPr>
+          <w:rFonts w:ascii="Times New Roman" w:eastAsia="Times New Roman" w:hAnsi="Times New Roman" w:cs="Times New Roman"/>
+          <w:lang w:val="fr-CA"/>
+        </w:rPr>
+        <w:t>Remarque : les valeurs peuvent légèrement varier (</w:t>
+      </w:r>
+      <w:proofErr w:type="spellStart"/>
+      <w:r>
+        <w:rPr>
+          <w:rFonts w:ascii="Times New Roman" w:eastAsia="Times New Roman" w:hAnsi="Times New Roman" w:cs="Times New Roman"/>
+          <w:lang w:val="fr-CA"/>
+        </w:rPr>
+        <w:t>seed</w:t>
+      </w:r>
+      <w:proofErr w:type="spellEnd"/>
+      <w:r>
+        <w:rPr>
+          <w:rFonts w:ascii="Times New Roman" w:eastAsia="Times New Roman" w:hAnsi="Times New Roman" w:cs="Times New Roman"/>
+          <w:lang w:val="fr-CA"/>
+        </w:rPr>
+        <w:t xml:space="preserve"> aléatoire)</w:t>
+      </w:r>
+    </w:p>
+    <w:p>
+      <w:pPr>
+        <w:spacing w:before="100" w:beforeAutospacing="1" w:after="100" w:afterAutospacing="1" w:line="240" w:lineRule="auto"/>
+        <w:jc w:val="both"/>
+        <w:rPr>
+          <w:rFonts w:ascii="Times New Roman" w:eastAsia="Times New Roman" w:hAnsi="Times New Roman" w:cs="Times New Roman"/>
+          <w:kern w:val="0"/>
+          <w:lang w:val="fr-CA"/>
+          <w14:ligatures w14:val="none"/>
+        </w:rPr>
+      </w:pPr>
+      <w:r>
+        <w:rPr>
+          <w:rFonts w:ascii="Times New Roman" w:eastAsia="Times New Roman" w:hAnsi="Times New Roman" w:cs="Times New Roman"/>
+          <w:kern w:val="0"/>
+          <w:lang w:val="fr-CA"/>
+          <w14:ligatures w14:val="none"/>
+        </w:rPr>
+        <w:t xml:space="preserve">Il est possible de constater que les trois centralités (degré, proximité, intermédiarité) donnent pratiquement le même budget et la même couverture. Tandis que le choix aléatoire d’influenceurs permet un budget légèrement inférieur, mais avec un temps de propagation beaucoup plus long. </w:t>
+      </w:r>
+    </w:p>
+    <w:p>
+      <w:pPr>
+        <w:spacing w:before="100" w:beforeAutospacing="1" w:after="100" w:afterAutospacing="1" w:line="240" w:lineRule="auto"/>
+        <w:jc w:val="both"/>
+        <w:outlineLvl w:val="2"/>
+        <w:rPr>
+          <w:rFonts w:ascii="Times New Roman" w:eastAsia="Times New Roman" w:hAnsi="Times New Roman" w:cs="Times New Roman"/>
+          <w:b/>
+          <w:bCs/>
+          <w:kern w:val="0"/>
+          <w:sz w:val="27"/>
+          <w:szCs w:val="27"/>
+          <w:lang w:val="fr-CA"/>
+          <w14:ligatures w14:val="none"/>
+        </w:rPr>
+      </w:pPr>
+      <w:r>
+        <w:rPr>
+          <w:rFonts w:ascii="Times New Roman" w:eastAsia="Times New Roman" w:hAnsi="Times New Roman" w:cs="Times New Roman"/>
+          <w:b/>
+          <w:bCs/>
+          <w:kern w:val="0"/>
+          <w:sz w:val="27"/>
+          <w:szCs w:val="27"/>
+          <w:lang w:val="fr-CA"/>
+          <w14:ligatures w14:val="none"/>
+        </w:rPr>
+        <w:t>Résultats avec la méthode de LPA</w:t>
+      </w:r>
+    </w:p>
+    <w:p>
+      <w:pPr>
+        <w:spacing w:before="100" w:beforeAutospacing="1" w:after="100" w:afterAutospacing="1" w:line="240" w:lineRule="auto"/>
+        <w:jc w:val="both"/>
+        <w:rPr>
+          <w:rFonts w:ascii="Times New Roman" w:eastAsia="Times New Roman" w:hAnsi="Times New Roman" w:cs="Times New Roman"/>
+          <w:kern w:val="0"/>
+          <w:lang w:val="fr-CA"/>
+          <w14:ligatures w14:val="none"/>
+        </w:rPr>
+      </w:pPr>
+      <w:r>
+        <w:rPr>
+          <w:rFonts w:ascii="Times New Roman" w:eastAsia="Times New Roman" w:hAnsi="Times New Roman" w:cs="Times New Roman"/>
+          <w:kern w:val="0"/>
+          <w:lang w:val="fr-CA"/>
+          <w14:ligatures w14:val="none"/>
+        </w:rPr>
+        <w:t xml:space="preserve">Pour l’algorithme </w:t>
+      </w:r>
+      <w:r>
+        <w:rPr>
+          <w:rFonts w:ascii="Times New Roman" w:eastAsia="Times New Roman" w:hAnsi="Times New Roman" w:cs="Times New Roman"/>
+          <w:kern w:val="0"/>
+          <w:lang w:val="fr-CA"/>
+          <w14:ligatures w14:val="none"/>
+        </w:rPr>
+        <w:t>avec LPA</w:t>
+      </w:r>
+      <w:r>
+        <w:rPr>
+          <w:rFonts w:ascii="Times New Roman" w:eastAsia="Times New Roman" w:hAnsi="Times New Roman" w:cs="Times New Roman"/>
+          <w:kern w:val="0"/>
+          <w:lang w:val="fr-CA"/>
+          <w14:ligatures w14:val="none"/>
+        </w:rPr>
+        <w:t>,</w:t>
+      </w:r>
+      <w:r>
+        <w:rPr>
+          <w:rFonts w:ascii="Times New Roman" w:eastAsia="Times New Roman" w:hAnsi="Times New Roman" w:cs="Times New Roman"/>
+          <w:kern w:val="0"/>
+          <w:lang w:val="fr-CA"/>
+          <w14:ligatures w14:val="none"/>
+        </w:rPr>
+        <w:t xml:space="preserve"> nous avons obtenu :</w:t>
+      </w:r>
+      <w:r>
+        <w:rPr>
+          <w:rFonts w:ascii="Times New Roman" w:eastAsia="Times New Roman" w:hAnsi="Times New Roman" w:cs="Times New Roman"/>
+          <w:kern w:val="0"/>
+          <w:lang w:val="fr-CA"/>
+          <w14:ligatures w14:val="none"/>
+        </w:rPr>
+        <w:t xml:space="preserve"> </w:t>
+      </w:r>
+    </w:p>
+    <w:tbl>
+      <w:tblPr>
+        <w:tblStyle w:val="Tableausimple2"/>
+        <w:tblW w:w="9352" w:type="dxa"/>
+        <w:tblLook w:val="04A0" w:firstRow="1" w:lastRow="0" w:firstColumn="1" w:lastColumn="0" w:noHBand="0" w:noVBand="1"/>
+      </w:tblPr>
+      <w:tblGrid>
+        <w:gridCol w:w="1860"/>
+        <w:gridCol w:w="1846"/>
+        <w:gridCol w:w="1846"/>
+        <w:gridCol w:w="1949"/>
+        <w:gridCol w:w="1851"/>
+      </w:tblGrid>
+      <w:tr>
+        <w:trPr>
+          <w:cnfStyle w:val="100000000000" w:firstRow="1" w:lastRow="0" w:firstColumn="0" w:lastColumn="0" w:oddVBand="0" w:evenVBand="0" w:oddHBand="0" w:evenHBand="0" w:firstRowFirstColumn="0" w:firstRowLastColumn="0" w:lastRowFirstColumn="0" w:lastRowLastColumn="0"/>
+        </w:trPr>
+        <w:tc>
+          <w:tcPr>
+            <w:cnfStyle w:val="001000000000" w:firstRow="0" w:lastRow="0" w:firstColumn="1" w:lastColumn="0" w:oddVBand="0" w:evenVBand="0" w:oddHBand="0" w:evenHBand="0" w:firstRowFirstColumn="0" w:firstRowLastColumn="0" w:lastRowFirstColumn="0" w:lastRowLastColumn="0"/>
+            <w:tcW w:w="1860" w:type="dxa"/>
+            <w:vAlign w:val="center"/>
+          </w:tcPr>
+          <w:p>
+            <w:pPr>
+              <w:spacing w:before="100" w:beforeAutospacing="1" w:after="100" w:afterAutospacing="1"/>
+              <w:jc w:val="center"/>
+              <w:rPr>
+                <w:rFonts w:ascii="Times New Roman" w:eastAsia="Times New Roman" w:hAnsi="Times New Roman" w:cs="Times New Roman"/>
+                <w:kern w:val="0"/>
+                <w:lang w:val="fr-CA"/>
+                <w14:ligatures w14:val="none"/>
+              </w:rPr>
+            </w:pPr>
+          </w:p>
+        </w:tc>
+        <w:tc>
+          <w:tcPr>
+            <w:tcW w:w="1846" w:type="dxa"/>
+            <w:vAlign w:val="center"/>
+          </w:tcPr>
+          <w:p>
+            <w:pPr>
+              <w:spacing w:before="100" w:beforeAutospacing="1" w:after="100" w:afterAutospacing="1"/>
+              <w:jc w:val="center"/>
+              <w:cnfStyle w:val="100000000000" w:firstRow="1" w:lastRow="0" w:firstColumn="0" w:lastColumn="0" w:oddVBand="0" w:evenVBand="0" w:oddHBand="0" w:evenHBand="0" w:firstRowFirstColumn="0" w:firstRowLastColumn="0" w:lastRowFirstColumn="0" w:lastRowLastColumn="0"/>
+              <w:rPr>
+                <w:rFonts w:ascii="Times New Roman" w:eastAsia="Times New Roman" w:hAnsi="Times New Roman" w:cs="Times New Roman"/>
+                <w:kern w:val="0"/>
+                <w:lang w:val="fr-CA"/>
+                <w14:ligatures w14:val="none"/>
+              </w:rPr>
+            </w:pPr>
+            <w:r>
+              <w:rPr>
+                <w:rFonts w:ascii="Times New Roman" w:eastAsia="Times New Roman" w:hAnsi="Times New Roman" w:cs="Times New Roman"/>
+                <w:kern w:val="0"/>
+                <w:lang w:val="fr-CA"/>
+                <w14:ligatures w14:val="none"/>
+              </w:rPr>
+              <w:t>De proximité</w:t>
+            </w:r>
+          </w:p>
+        </w:tc>
+        <w:tc>
+          <w:tcPr>
+            <w:tcW w:w="1846" w:type="dxa"/>
+            <w:vAlign w:val="center"/>
+          </w:tcPr>
+          <w:p>
+            <w:pPr>
+              <w:spacing w:before="100" w:beforeAutospacing="1" w:after="100" w:afterAutospacing="1"/>
+              <w:jc w:val="center"/>
+              <w:cnfStyle w:val="100000000000" w:firstRow="1" w:lastRow="0" w:firstColumn="0" w:lastColumn="0" w:oddVBand="0" w:evenVBand="0" w:oddHBand="0" w:evenHBand="0" w:firstRowFirstColumn="0" w:firstRowLastColumn="0" w:lastRowFirstColumn="0" w:lastRowLastColumn="0"/>
+              <w:rPr>
+                <w:rFonts w:ascii="Times New Roman" w:eastAsia="Times New Roman" w:hAnsi="Times New Roman" w:cs="Times New Roman"/>
+                <w:kern w:val="0"/>
+                <w:lang w:val="fr-CA"/>
+                <w14:ligatures w14:val="none"/>
+              </w:rPr>
+            </w:pPr>
+            <w:r>
+              <w:rPr>
+                <w:rFonts w:ascii="Times New Roman" w:eastAsia="Times New Roman" w:hAnsi="Times New Roman" w:cs="Times New Roman"/>
+                <w:kern w:val="0"/>
+                <w:lang w:val="fr-CA"/>
+                <w14:ligatures w14:val="none"/>
+              </w:rPr>
+              <w:t>Centre de degré</w:t>
+            </w:r>
+          </w:p>
+        </w:tc>
+        <w:tc>
+          <w:tcPr>
+            <w:tcW w:w="1949" w:type="dxa"/>
+            <w:vAlign w:val="center"/>
+          </w:tcPr>
+          <w:p>
+            <w:pPr>
+              <w:spacing w:before="100" w:beforeAutospacing="1" w:after="100" w:afterAutospacing="1"/>
+              <w:jc w:val="center"/>
+              <w:cnfStyle w:val="100000000000" w:firstRow="1" w:lastRow="0" w:firstColumn="0" w:lastColumn="0" w:oddVBand="0" w:evenVBand="0" w:oddHBand="0" w:evenHBand="0" w:firstRowFirstColumn="0" w:firstRowLastColumn="0" w:lastRowFirstColumn="0" w:lastRowLastColumn="0"/>
+              <w:rPr>
+                <w:rFonts w:ascii="Times New Roman" w:eastAsia="Times New Roman" w:hAnsi="Times New Roman" w:cs="Times New Roman"/>
+                <w:kern w:val="0"/>
+                <w:lang w:val="fr-CA"/>
+                <w14:ligatures w14:val="none"/>
+              </w:rPr>
+            </w:pPr>
+            <w:r>
+              <w:rPr>
+                <w:rFonts w:ascii="Times New Roman" w:eastAsia="Times New Roman" w:hAnsi="Times New Roman" w:cs="Times New Roman"/>
+                <w:kern w:val="0"/>
+                <w:lang w:val="fr-CA"/>
+                <w14:ligatures w14:val="none"/>
+              </w:rPr>
+              <w:t>D’intermédiarité</w:t>
+            </w:r>
+          </w:p>
+        </w:tc>
+        <w:tc>
+          <w:tcPr>
+            <w:tcW w:w="1851" w:type="dxa"/>
+            <w:vAlign w:val="center"/>
+          </w:tcPr>
+          <w:p>
+            <w:pPr>
+              <w:spacing w:before="100" w:beforeAutospacing="1" w:after="100" w:afterAutospacing="1"/>
+              <w:jc w:val="center"/>
+              <w:cnfStyle w:val="100000000000" w:firstRow="1" w:lastRow="0" w:firstColumn="0" w:lastColumn="0" w:oddVBand="0" w:evenVBand="0" w:oddHBand="0" w:evenHBand="0" w:firstRowFirstColumn="0" w:firstRowLastColumn="0" w:lastRowFirstColumn="0" w:lastRowLastColumn="0"/>
+              <w:rPr>
+                <w:rFonts w:ascii="Times New Roman" w:eastAsia="Times New Roman" w:hAnsi="Times New Roman" w:cs="Times New Roman"/>
+                <w:kern w:val="0"/>
+                <w:lang w:val="fr-CA"/>
+                <w14:ligatures w14:val="none"/>
+              </w:rPr>
+            </w:pPr>
+            <w:r>
+              <w:rPr>
+                <w:rFonts w:ascii="Times New Roman" w:eastAsia="Times New Roman" w:hAnsi="Times New Roman" w:cs="Times New Roman"/>
+                <w:kern w:val="0"/>
+                <w:lang w:val="fr-CA"/>
+                <w14:ligatures w14:val="none"/>
+              </w:rPr>
+              <w:t>Choix aléatoire</w:t>
+            </w:r>
+          </w:p>
+        </w:tc>
+      </w:tr>
+      <w:tr>
+        <w:trPr>
+          <w:cnfStyle w:val="000000100000" w:firstRow="0" w:lastRow="0" w:firstColumn="0" w:lastColumn="0" w:oddVBand="0" w:evenVBand="0" w:oddHBand="1" w:evenHBand="0" w:firstRowFirstColumn="0" w:firstRowLastColumn="0" w:lastRowFirstColumn="0" w:lastRowLastColumn="0"/>
+        </w:trPr>
+        <w:tc>
+          <w:tcPr>
+            <w:cnfStyle w:val="001000000000" w:firstRow="0" w:lastRow="0" w:firstColumn="1" w:lastColumn="0" w:oddVBand="0" w:evenVBand="0" w:oddHBand="0" w:evenHBand="0" w:firstRowFirstColumn="0" w:firstRowLastColumn="0" w:lastRowFirstColumn="0" w:lastRowLastColumn="0"/>
+            <w:tcW w:w="1860" w:type="dxa"/>
+            <w:vAlign w:val="center"/>
+          </w:tcPr>
+          <w:p>
+            <w:pPr>
+              <w:spacing w:before="100" w:beforeAutospacing="1" w:after="100" w:afterAutospacing="1"/>
+              <w:jc w:val="center"/>
+              <w:rPr>
+                <w:rFonts w:ascii="Times New Roman" w:eastAsia="Times New Roman" w:hAnsi="Times New Roman" w:cs="Times New Roman"/>
+                <w:kern w:val="0"/>
+                <w:lang w:val="fr-CA"/>
+                <w14:ligatures w14:val="none"/>
+              </w:rPr>
+            </w:pPr>
+            <w:r>
+              <w:rPr>
+                <w:rFonts w:ascii="Times New Roman" w:eastAsia="Times New Roman" w:hAnsi="Times New Roman" w:cs="Times New Roman"/>
+                <w:kern w:val="0"/>
+                <w:lang w:val="fr-CA"/>
+                <w14:ligatures w14:val="none"/>
+              </w:rPr>
+              <w:t>Budget ($)</w:t>
+            </w:r>
+          </w:p>
+        </w:tc>
+        <w:tc>
+          <w:tcPr>
+            <w:tcW w:w="1846" w:type="dxa"/>
+            <w:vAlign w:val="center"/>
+          </w:tcPr>
+          <w:p>
+            <w:pPr>
+              <w:spacing w:before="100" w:beforeAutospacing="1" w:after="100" w:afterAutospacing="1"/>
+              <w:jc w:val="center"/>
+              <w:cnfStyle w:val="000000100000" w:firstRow="0" w:lastRow="0" w:firstColumn="0" w:lastColumn="0" w:oddVBand="0" w:evenVBand="0" w:oddHBand="1" w:evenHBand="0" w:firstRowFirstColumn="0" w:firstRowLastColumn="0" w:lastRowFirstColumn="0" w:lastRowLastColumn="0"/>
+              <w:rPr>
+                <w:rFonts w:ascii="Times New Roman" w:eastAsia="Times New Roman" w:hAnsi="Times New Roman" w:cs="Times New Roman"/>
+                <w:kern w:val="0"/>
+                <w:lang w:val="fr-CA"/>
+                <w14:ligatures w14:val="none"/>
+              </w:rPr>
+            </w:pPr>
+            <w:r>
+              <w:rPr>
+                <w:rFonts w:ascii="Times New Roman" w:eastAsia="Times New Roman" w:hAnsi="Times New Roman" w:cs="Times New Roman"/>
+                <w:kern w:val="0"/>
+                <w:lang w:val="fr-CA"/>
+                <w14:ligatures w14:val="none"/>
+              </w:rPr>
+              <w:t>-</w:t>
+            </w:r>
+          </w:p>
+        </w:tc>
+        <w:tc>
+          <w:tcPr>
+            <w:tcW w:w="1846" w:type="dxa"/>
+            <w:vAlign w:val="center"/>
+          </w:tcPr>
+          <w:p>
+            <w:pPr>
+              <w:spacing w:before="100" w:beforeAutospacing="1" w:after="100" w:afterAutospacing="1"/>
+              <w:jc w:val="center"/>
+              <w:cnfStyle w:val="000000100000" w:firstRow="0" w:lastRow="0" w:firstColumn="0" w:lastColumn="0" w:oddVBand="0" w:evenVBand="0" w:oddHBand="1" w:evenHBand="0" w:firstRowFirstColumn="0" w:firstRowLastColumn="0" w:lastRowFirstColumn="0" w:lastRowLastColumn="0"/>
+              <w:rPr>
+                <w:rFonts w:ascii="Times New Roman" w:eastAsia="Times New Roman" w:hAnsi="Times New Roman" w:cs="Times New Roman"/>
+                <w:kern w:val="0"/>
+                <w:lang w:val="fr-CA"/>
+                <w14:ligatures w14:val="none"/>
+              </w:rPr>
+            </w:pPr>
+            <w:r>
+              <w:rPr>
+                <w:rFonts w:ascii="Times New Roman" w:eastAsia="Times New Roman" w:hAnsi="Times New Roman" w:cs="Times New Roman"/>
+                <w:kern w:val="0"/>
+                <w:lang w:val="fr-CA"/>
+                <w14:ligatures w14:val="none"/>
+              </w:rPr>
+              <w:t>1 704 280</w:t>
+            </w:r>
+          </w:p>
+        </w:tc>
+        <w:tc>
+          <w:tcPr>
+            <w:tcW w:w="1949" w:type="dxa"/>
+            <w:vAlign w:val="center"/>
+          </w:tcPr>
+          <w:p>
+            <w:pPr>
+              <w:spacing w:before="100" w:beforeAutospacing="1" w:after="100" w:afterAutospacing="1"/>
+              <w:jc w:val="center"/>
+              <w:cnfStyle w:val="000000100000" w:firstRow="0" w:lastRow="0" w:firstColumn="0" w:lastColumn="0" w:oddVBand="0" w:evenVBand="0" w:oddHBand="1" w:evenHBand="0" w:firstRowFirstColumn="0" w:firstRowLastColumn="0" w:lastRowFirstColumn="0" w:lastRowLastColumn="0"/>
+              <w:rPr>
+                <w:rFonts w:ascii="Times New Roman" w:eastAsia="Times New Roman" w:hAnsi="Times New Roman" w:cs="Times New Roman"/>
+                <w:kern w:val="0"/>
+                <w:lang w:val="fr-CA"/>
+                <w14:ligatures w14:val="none"/>
+              </w:rPr>
+            </w:pPr>
+            <w:r>
+              <w:rPr>
+                <w:rFonts w:ascii="Times New Roman" w:eastAsia="Times New Roman" w:hAnsi="Times New Roman" w:cs="Times New Roman"/>
+                <w:kern w:val="0"/>
+                <w:lang w:val="fr-CA"/>
+                <w14:ligatures w14:val="none"/>
+              </w:rPr>
+              <w:t>-</w:t>
+            </w:r>
+          </w:p>
+        </w:tc>
+        <w:tc>
+          <w:tcPr>
+            <w:tcW w:w="1851" w:type="dxa"/>
+            <w:vAlign w:val="center"/>
+          </w:tcPr>
+          <w:p>
+            <w:pPr>
+              <w:spacing w:before="100" w:beforeAutospacing="1" w:after="100" w:afterAutospacing="1"/>
+              <w:jc w:val="center"/>
+              <w:cnfStyle w:val="000000100000" w:firstRow="0" w:lastRow="0" w:firstColumn="0" w:lastColumn="0" w:oddVBand="0" w:evenVBand="0" w:oddHBand="1" w:evenHBand="0" w:firstRowFirstColumn="0" w:firstRowLastColumn="0" w:lastRowFirstColumn="0" w:lastRowLastColumn="0"/>
+              <w:rPr>
+                <w:rFonts w:ascii="Times New Roman" w:eastAsia="Times New Roman" w:hAnsi="Times New Roman" w:cs="Times New Roman"/>
+                <w:kern w:val="0"/>
+                <w:lang w:val="fr-CA"/>
+                <w14:ligatures w14:val="none"/>
+              </w:rPr>
+            </w:pPr>
+            <w:r>
+              <w:rPr>
+                <w:rFonts w:ascii="Times New Roman" w:eastAsia="Times New Roman" w:hAnsi="Times New Roman" w:cs="Times New Roman"/>
+                <w:kern w:val="0"/>
+                <w:lang w:val="fr-CA"/>
+                <w14:ligatures w14:val="none"/>
+              </w:rPr>
+              <w:t>1</w:t>
+            </w:r>
+            <w:r>
+              <w:rPr>
+                <w:rFonts w:ascii="Times New Roman" w:eastAsia="Times New Roman" w:hAnsi="Times New Roman" w:cs="Times New Roman"/>
+                <w:kern w:val="0"/>
+                <w:lang w:val="fr-CA"/>
+                <w14:ligatures w14:val="none"/>
+              </w:rPr>
+              <w:t> </w:t>
+            </w:r>
+            <w:r>
+              <w:rPr>
+                <w:rFonts w:ascii="Times New Roman" w:eastAsia="Times New Roman" w:hAnsi="Times New Roman" w:cs="Times New Roman"/>
+                <w:kern w:val="0"/>
+                <w:lang w:val="fr-CA"/>
+                <w14:ligatures w14:val="none"/>
+              </w:rPr>
+              <w:t>70</w:t>
+            </w:r>
+            <w:r>
+              <w:rPr>
+                <w:rFonts w:ascii="Times New Roman" w:eastAsia="Times New Roman" w:hAnsi="Times New Roman" w:cs="Times New Roman"/>
+                <w:kern w:val="0"/>
+                <w:lang w:val="fr-CA"/>
+                <w14:ligatures w14:val="none"/>
+              </w:rPr>
+              <w:t>3 980</w:t>
+            </w:r>
+          </w:p>
+        </w:tc>
+      </w:tr>
+      <w:tr>
+        <w:tc>
+          <w:tcPr>
+            <w:cnfStyle w:val="001000000000" w:firstRow="0" w:lastRow="0" w:firstColumn="1" w:lastColumn="0" w:oddVBand="0" w:evenVBand="0" w:oddHBand="0" w:evenHBand="0" w:firstRowFirstColumn="0" w:firstRowLastColumn="0" w:lastRowFirstColumn="0" w:lastRowLastColumn="0"/>
+            <w:tcW w:w="1860" w:type="dxa"/>
+            <w:vAlign w:val="center"/>
+          </w:tcPr>
+          <w:p>
+            <w:pPr>
+              <w:spacing w:before="100" w:beforeAutospacing="1" w:after="100" w:afterAutospacing="1"/>
+              <w:jc w:val="center"/>
+              <w:rPr>
+                <w:rFonts w:ascii="Times New Roman" w:eastAsia="Times New Roman" w:hAnsi="Times New Roman" w:cs="Times New Roman"/>
+                <w:kern w:val="0"/>
+                <w:lang w:val="fr-CA"/>
+                <w14:ligatures w14:val="none"/>
+              </w:rPr>
+            </w:pPr>
+            <w:r>
+              <w:rPr>
+                <w:rFonts w:ascii="Times New Roman" w:eastAsia="Times New Roman" w:hAnsi="Times New Roman" w:cs="Times New Roman"/>
+                <w:kern w:val="0"/>
+                <w:lang w:val="fr-CA"/>
+                <w14:ligatures w14:val="none"/>
+              </w:rPr>
+              <w:t>Couverture (%)</w:t>
+            </w:r>
+          </w:p>
+        </w:tc>
+        <w:tc>
+          <w:tcPr>
+            <w:tcW w:w="1846" w:type="dxa"/>
+            <w:vAlign w:val="center"/>
+          </w:tcPr>
+          <w:p>
+            <w:pPr>
+              <w:spacing w:before="100" w:beforeAutospacing="1" w:after="100" w:afterAutospacing="1"/>
+              <w:jc w:val="center"/>
+              <w:cnfStyle w:val="000000000000" w:firstRow="0" w:lastRow="0" w:firstColumn="0" w:lastColumn="0" w:oddVBand="0" w:evenVBand="0" w:oddHBand="0" w:evenHBand="0" w:firstRowFirstColumn="0" w:firstRowLastColumn="0" w:lastRowFirstColumn="0" w:lastRowLastColumn="0"/>
+              <w:rPr>
+                <w:rFonts w:ascii="Times New Roman" w:eastAsia="Times New Roman" w:hAnsi="Times New Roman" w:cs="Times New Roman"/>
+                <w:kern w:val="0"/>
+                <w:lang w:val="fr-CA"/>
+                <w14:ligatures w14:val="none"/>
+              </w:rPr>
+            </w:pPr>
+            <w:r>
+              <w:rPr>
+                <w:rFonts w:ascii="Times New Roman" w:eastAsia="Times New Roman" w:hAnsi="Times New Roman" w:cs="Times New Roman"/>
+                <w:kern w:val="0"/>
+                <w:lang w:val="fr-CA"/>
+                <w14:ligatures w14:val="none"/>
+              </w:rPr>
+              <w:t>-</w:t>
+            </w:r>
+          </w:p>
+        </w:tc>
+        <w:tc>
+          <w:tcPr>
+            <w:tcW w:w="1846" w:type="dxa"/>
+            <w:vAlign w:val="center"/>
+          </w:tcPr>
+          <w:p>
+            <w:pPr>
+              <w:spacing w:before="100" w:beforeAutospacing="1" w:after="100" w:afterAutospacing="1"/>
+              <w:jc w:val="center"/>
+              <w:cnfStyle w:val="000000000000" w:firstRow="0" w:lastRow="0" w:firstColumn="0" w:lastColumn="0" w:oddVBand="0" w:evenVBand="0" w:oddHBand="0" w:evenHBand="0" w:firstRowFirstColumn="0" w:firstRowLastColumn="0" w:lastRowFirstColumn="0" w:lastRowLastColumn="0"/>
+              <w:rPr>
+                <w:rFonts w:ascii="Times New Roman" w:eastAsia="Times New Roman" w:hAnsi="Times New Roman" w:cs="Times New Roman"/>
+                <w:kern w:val="0"/>
+                <w:lang w:val="fr-CA"/>
+                <w14:ligatures w14:val="none"/>
+              </w:rPr>
+            </w:pPr>
+            <w:r>
+              <w:rPr>
+                <w:rFonts w:ascii="Times New Roman" w:eastAsia="Times New Roman" w:hAnsi="Times New Roman" w:cs="Times New Roman"/>
+                <w:kern w:val="0"/>
+                <w:lang w:val="fr-CA"/>
+                <w14:ligatures w14:val="none"/>
+              </w:rPr>
+              <w:t>90.</w:t>
+            </w:r>
+            <w:r>
+              <w:rPr>
+                <w:rFonts w:ascii="Times New Roman" w:eastAsia="Times New Roman" w:hAnsi="Times New Roman" w:cs="Times New Roman"/>
+                <w:kern w:val="0"/>
+                <w:lang w:val="fr-CA"/>
+                <w14:ligatures w14:val="none"/>
+              </w:rPr>
+              <w:t>46</w:t>
+            </w:r>
+          </w:p>
+        </w:tc>
+        <w:tc>
+          <w:tcPr>
+            <w:tcW w:w="1949" w:type="dxa"/>
+            <w:vAlign w:val="center"/>
+          </w:tcPr>
+          <w:p>
+            <w:pPr>
+              <w:spacing w:before="100" w:beforeAutospacing="1" w:after="100" w:afterAutospacing="1"/>
+              <w:jc w:val="center"/>
+              <w:cnfStyle w:val="000000000000" w:firstRow="0" w:lastRow="0" w:firstColumn="0" w:lastColumn="0" w:oddVBand="0" w:evenVBand="0" w:oddHBand="0" w:evenHBand="0" w:firstRowFirstColumn="0" w:firstRowLastColumn="0" w:lastRowFirstColumn="0" w:lastRowLastColumn="0"/>
+              <w:rPr>
+                <w:rFonts w:ascii="Times New Roman" w:eastAsia="Times New Roman" w:hAnsi="Times New Roman" w:cs="Times New Roman"/>
+                <w:kern w:val="0"/>
+                <w:lang w:val="fr-CA"/>
+                <w14:ligatures w14:val="none"/>
+              </w:rPr>
+            </w:pPr>
+            <w:r>
+              <w:rPr>
+                <w:rFonts w:ascii="Times New Roman" w:eastAsia="Times New Roman" w:hAnsi="Times New Roman" w:cs="Times New Roman"/>
+                <w:kern w:val="0"/>
+                <w:lang w:val="fr-CA"/>
+                <w14:ligatures w14:val="none"/>
+              </w:rPr>
+              <w:t>-</w:t>
+            </w:r>
+          </w:p>
+        </w:tc>
+        <w:tc>
+          <w:tcPr>
+            <w:tcW w:w="1851" w:type="dxa"/>
+            <w:vAlign w:val="center"/>
+          </w:tcPr>
+          <w:p>
+            <w:pPr>
+              <w:spacing w:before="100" w:beforeAutospacing="1" w:after="100" w:afterAutospacing="1"/>
+              <w:jc w:val="center"/>
+              <w:cnfStyle w:val="000000000000" w:firstRow="0" w:lastRow="0" w:firstColumn="0" w:lastColumn="0" w:oddVBand="0" w:evenVBand="0" w:oddHBand="0" w:evenHBand="0" w:firstRowFirstColumn="0" w:firstRowLastColumn="0" w:lastRowFirstColumn="0" w:lastRowLastColumn="0"/>
+              <w:rPr>
+                <w:rFonts w:ascii="Times New Roman" w:eastAsia="Times New Roman" w:hAnsi="Times New Roman" w:cs="Times New Roman"/>
+                <w:kern w:val="0"/>
+                <w:lang w:val="fr-CA"/>
+                <w14:ligatures w14:val="none"/>
+              </w:rPr>
+            </w:pPr>
+            <w:r>
+              <w:rPr>
+                <w:rFonts w:ascii="Times New Roman" w:eastAsia="Times New Roman" w:hAnsi="Times New Roman" w:cs="Times New Roman"/>
+                <w:kern w:val="0"/>
+                <w:lang w:val="fr-CA"/>
+                <w14:ligatures w14:val="none"/>
+              </w:rPr>
+              <w:t>90.39</w:t>
+            </w:r>
+          </w:p>
+        </w:tc>
+      </w:tr>
+      <w:tr>
+        <w:trPr>
+          <w:cnfStyle w:val="000000100000" w:firstRow="0" w:lastRow="0" w:firstColumn="0" w:lastColumn="0" w:oddVBand="0" w:evenVBand="0" w:oddHBand="1" w:evenHBand="0" w:firstRowFirstColumn="0" w:firstRowLastColumn="0" w:lastRowFirstColumn="0" w:lastRowLastColumn="0"/>
+        </w:trPr>
+        <w:tc>
+          <w:tcPr>
+            <w:cnfStyle w:val="001000000000" w:firstRow="0" w:lastRow="0" w:firstColumn="1" w:lastColumn="0" w:oddVBand="0" w:evenVBand="0" w:oddHBand="0" w:evenHBand="0" w:firstRowFirstColumn="0" w:firstRowLastColumn="0" w:lastRowFirstColumn="0" w:lastRowLastColumn="0"/>
+            <w:tcW w:w="1860" w:type="dxa"/>
+            <w:vAlign w:val="center"/>
+          </w:tcPr>
+          <w:p>
+            <w:pPr>
+              <w:spacing w:before="100" w:beforeAutospacing="1" w:after="100" w:afterAutospacing="1"/>
+              <w:jc w:val="center"/>
+              <w:rPr>
+                <w:rFonts w:ascii="Times New Roman" w:eastAsia="Times New Roman" w:hAnsi="Times New Roman" w:cs="Times New Roman"/>
+                <w:kern w:val="0"/>
+                <w:lang w:val="fr-CA"/>
+                <w14:ligatures w14:val="none"/>
+              </w:rPr>
+            </w:pPr>
+            <w:r>
+              <w:rPr>
+                <w:rFonts w:ascii="Times New Roman" w:eastAsia="Times New Roman" w:hAnsi="Times New Roman" w:cs="Times New Roman"/>
+                <w:kern w:val="0"/>
+                <w:lang w:val="fr-CA"/>
+                <w14:ligatures w14:val="none"/>
+              </w:rPr>
+              <w:t>Temps de propagation (s)</w:t>
+            </w:r>
+          </w:p>
+        </w:tc>
+        <w:tc>
+          <w:tcPr>
+            <w:tcW w:w="1846" w:type="dxa"/>
+            <w:vAlign w:val="center"/>
+          </w:tcPr>
+          <w:p>
+            <w:pPr>
+              <w:spacing w:before="100" w:beforeAutospacing="1" w:after="100" w:afterAutospacing="1"/>
+              <w:jc w:val="center"/>
+              <w:cnfStyle w:val="000000100000" w:firstRow="0" w:lastRow="0" w:firstColumn="0" w:lastColumn="0" w:oddVBand="0" w:evenVBand="0" w:oddHBand="1" w:evenHBand="0" w:firstRowFirstColumn="0" w:firstRowLastColumn="0" w:lastRowFirstColumn="0" w:lastRowLastColumn="0"/>
+              <w:rPr>
+                <w:rFonts w:ascii="Times New Roman" w:eastAsia="Times New Roman" w:hAnsi="Times New Roman" w:cs="Times New Roman"/>
+                <w:kern w:val="0"/>
+                <w:lang w:val="fr-CA"/>
+                <w14:ligatures w14:val="none"/>
+              </w:rPr>
+            </w:pPr>
+            <w:r>
+              <w:rPr>
+                <w:rFonts w:ascii="Times New Roman" w:eastAsia="Times New Roman" w:hAnsi="Times New Roman" w:cs="Times New Roman"/>
+                <w:kern w:val="0"/>
+                <w:lang w:val="fr-CA"/>
+                <w14:ligatures w14:val="none"/>
+              </w:rPr>
+              <w:t>-</w:t>
+            </w:r>
+          </w:p>
+        </w:tc>
+        <w:tc>
+          <w:tcPr>
+            <w:tcW w:w="1846" w:type="dxa"/>
+            <w:vAlign w:val="center"/>
+          </w:tcPr>
+          <w:p>
+            <w:pPr>
+              <w:spacing w:before="100" w:beforeAutospacing="1" w:after="100" w:afterAutospacing="1"/>
+              <w:jc w:val="center"/>
+              <w:cnfStyle w:val="000000100000" w:firstRow="0" w:lastRow="0" w:firstColumn="0" w:lastColumn="0" w:oddVBand="0" w:evenVBand="0" w:oddHBand="1" w:evenHBand="0" w:firstRowFirstColumn="0" w:firstRowLastColumn="0" w:lastRowFirstColumn="0" w:lastRowLastColumn="0"/>
+              <w:rPr>
+                <w:rFonts w:ascii="Times New Roman" w:eastAsia="Times New Roman" w:hAnsi="Times New Roman" w:cs="Times New Roman"/>
+                <w:kern w:val="0"/>
+                <w:lang w:val="fr-CA"/>
+                <w14:ligatures w14:val="none"/>
+              </w:rPr>
+            </w:pPr>
+            <w:r>
+              <w:rPr>
+                <w:rFonts w:ascii="Times New Roman" w:eastAsia="Times New Roman" w:hAnsi="Times New Roman" w:cs="Times New Roman"/>
+                <w:kern w:val="0"/>
+                <w:lang w:val="fr-CA"/>
+                <w14:ligatures w14:val="none"/>
+              </w:rPr>
+              <w:t>86 240</w:t>
+            </w:r>
+          </w:p>
+        </w:tc>
+        <w:tc>
+          <w:tcPr>
+            <w:tcW w:w="1949" w:type="dxa"/>
+            <w:vAlign w:val="center"/>
+          </w:tcPr>
+          <w:p>
+            <w:pPr>
+              <w:spacing w:before="100" w:beforeAutospacing="1" w:after="100" w:afterAutospacing="1"/>
+              <w:jc w:val="center"/>
+              <w:cnfStyle w:val="000000100000" w:firstRow="0" w:lastRow="0" w:firstColumn="0" w:lastColumn="0" w:oddVBand="0" w:evenVBand="0" w:oddHBand="1" w:evenHBand="0" w:firstRowFirstColumn="0" w:firstRowLastColumn="0" w:lastRowFirstColumn="0" w:lastRowLastColumn="0"/>
+              <w:rPr>
+                <w:rFonts w:ascii="Times New Roman" w:eastAsia="Times New Roman" w:hAnsi="Times New Roman" w:cs="Times New Roman"/>
+                <w:kern w:val="0"/>
+                <w:lang w:val="fr-CA"/>
+                <w14:ligatures w14:val="none"/>
+              </w:rPr>
+            </w:pPr>
+            <w:r>
+              <w:rPr>
+                <w:rFonts w:ascii="Times New Roman" w:eastAsia="Times New Roman" w:hAnsi="Times New Roman" w:cs="Times New Roman"/>
+                <w:kern w:val="0"/>
+                <w:lang w:val="fr-CA"/>
+                <w14:ligatures w14:val="none"/>
+              </w:rPr>
+              <w:t>-</w:t>
+            </w:r>
+          </w:p>
+        </w:tc>
+        <w:tc>
+          <w:tcPr>
+            <w:tcW w:w="1851" w:type="dxa"/>
+            <w:vAlign w:val="center"/>
+          </w:tcPr>
+          <w:p>
+            <w:pPr>
+              <w:spacing w:before="100" w:beforeAutospacing="1" w:after="100" w:afterAutospacing="1"/>
+              <w:jc w:val="center"/>
+              <w:cnfStyle w:val="000000100000" w:firstRow="0" w:lastRow="0" w:firstColumn="0" w:lastColumn="0" w:oddVBand="0" w:evenVBand="0" w:oddHBand="1" w:evenHBand="0" w:firstRowFirstColumn="0" w:firstRowLastColumn="0" w:lastRowFirstColumn="0" w:lastRowLastColumn="0"/>
+              <w:rPr>
+                <w:rFonts w:ascii="Times New Roman" w:eastAsia="Times New Roman" w:hAnsi="Times New Roman" w:cs="Times New Roman"/>
+                <w:kern w:val="0"/>
+                <w:lang w:val="fr-CA"/>
+                <w14:ligatures w14:val="none"/>
+              </w:rPr>
+            </w:pPr>
+            <w:r>
+              <w:rPr>
+                <w:rFonts w:ascii="Times New Roman" w:eastAsia="Times New Roman" w:hAnsi="Times New Roman" w:cs="Times New Roman"/>
+                <w:kern w:val="0"/>
+                <w:lang w:val="fr-CA"/>
+                <w14:ligatures w14:val="none"/>
+              </w:rPr>
+              <w:t>140 858</w:t>
+            </w:r>
+          </w:p>
+        </w:tc>
+      </w:tr>
+    </w:tbl>
+    <w:p>
+      <w:pPr>
+        <w:pStyle w:val="Titre6"/>
+        <w:rPr>
+          <w:rFonts w:ascii="Times New Roman" w:eastAsia="Times New Roman" w:hAnsi="Times New Roman" w:cs="Times New Roman"/>
+          <w:lang w:val="fr-CA"/>
+        </w:rPr>
+      </w:pPr>
+      <w:r>
+        <w:rPr>
+          <w:rFonts w:ascii="Times New Roman" w:eastAsia="Times New Roman" w:hAnsi="Times New Roman" w:cs="Times New Roman"/>
+          <w:lang w:val="fr-CA"/>
+        </w:rPr>
+        <w:t xml:space="preserve">Remarque : les valeurs peuvent légèrement varier </w:t>
+      </w:r>
+      <w:r>
+        <w:rPr>
+          <w:rFonts w:ascii="Times New Roman" w:eastAsia="Times New Roman" w:hAnsi="Times New Roman" w:cs="Times New Roman"/>
+          <w:lang w:val="fr-CA"/>
+        </w:rPr>
+        <w:t>(</w:t>
+      </w:r>
+      <w:proofErr w:type="spellStart"/>
+      <w:r>
+        <w:rPr>
+          <w:rFonts w:ascii="Times New Roman" w:eastAsia="Times New Roman" w:hAnsi="Times New Roman" w:cs="Times New Roman"/>
+          <w:lang w:val="fr-CA"/>
+        </w:rPr>
+        <w:t>seed</w:t>
+      </w:r>
+      <w:proofErr w:type="spellEnd"/>
+      <w:r>
+        <w:rPr>
+          <w:rFonts w:ascii="Times New Roman" w:eastAsia="Times New Roman" w:hAnsi="Times New Roman" w:cs="Times New Roman"/>
+          <w:lang w:val="fr-CA"/>
+        </w:rPr>
+        <w:t xml:space="preserve"> aléatoire)</w:t>
+      </w:r>
+    </w:p>
+    <w:p>
+      <w:pPr>
+        <w:spacing w:before="100" w:beforeAutospacing="1" w:after="100" w:afterAutospacing="1" w:line="240" w:lineRule="auto"/>
+        <w:jc w:val="both"/>
+        <w:rPr>
+          <w:rFonts w:ascii="Times New Roman" w:eastAsia="Times New Roman" w:hAnsi="Times New Roman" w:cs="Times New Roman"/>
+          <w:kern w:val="0"/>
+          <w:lang w:val="fr-CA"/>
+          <w14:ligatures w14:val="none"/>
+        </w:rPr>
+      </w:pPr>
+      <w:r>
+        <w:rPr>
+          <w:rFonts w:ascii="Times New Roman" w:eastAsia="Times New Roman" w:hAnsi="Times New Roman" w:cs="Times New Roman"/>
+          <w:kern w:val="0"/>
+          <w:lang w:val="fr-CA"/>
+          <w14:ligatures w14:val="none"/>
+        </w:rPr>
+        <w:t>Dans ce cas, les budgets et la couverture sont très proches entre le choix aléatoire et la centralité de degré, mais que la centralité de degré réduit considérablement le temps de propagation. Cependant, un point important distingue LPA de Louvain :</w:t>
+      </w:r>
+    </w:p>
+    <w:p>
+      <w:pPr>
+        <w:pStyle w:val="Paragraphedeliste"/>
+        <w:numPr>
+          <w:ilvl w:val="0"/>
+          <w:numId w:val="3"/>
+        </w:numPr>
+        <w:spacing w:before="100" w:beforeAutospacing="1" w:after="100" w:afterAutospacing="1" w:line="240" w:lineRule="auto"/>
+        <w:jc w:val="both"/>
+        <w:rPr>
+          <w:rFonts w:ascii="Times New Roman" w:eastAsia="Times New Roman" w:hAnsi="Times New Roman" w:cs="Times New Roman"/>
+          <w:kern w:val="0"/>
+          <w:lang w:val="fr-CA"/>
+          <w14:ligatures w14:val="none"/>
+        </w:rPr>
+      </w:pPr>
+      <w:r>
+        <w:rPr>
+          <w:rFonts w:ascii="Times New Roman" w:eastAsia="Times New Roman" w:hAnsi="Times New Roman" w:cs="Times New Roman"/>
+          <w:kern w:val="0"/>
+          <w:lang w:val="fr-CA"/>
+          <w14:ligatures w14:val="none"/>
+        </w:rPr>
+        <w:t>L’algorithme LPA détecte 1 319 communautés;</w:t>
+      </w:r>
+    </w:p>
+    <w:p>
+      <w:pPr>
+        <w:pStyle w:val="Paragraphedeliste"/>
+        <w:numPr>
+          <w:ilvl w:val="0"/>
+          <w:numId w:val="3"/>
+        </w:numPr>
+        <w:spacing w:before="100" w:beforeAutospacing="1" w:after="100" w:afterAutospacing="1" w:line="240" w:lineRule="auto"/>
+        <w:jc w:val="both"/>
+        <w:rPr>
+          <w:rFonts w:ascii="Times New Roman" w:eastAsia="Times New Roman" w:hAnsi="Times New Roman" w:cs="Times New Roman"/>
+          <w:kern w:val="0"/>
+          <w:lang w:val="fr-CA"/>
+          <w14:ligatures w14:val="none"/>
+        </w:rPr>
+      </w:pPr>
+      <w:r>
+        <w:rPr>
+          <w:rFonts w:ascii="Times New Roman" w:eastAsia="Times New Roman" w:hAnsi="Times New Roman" w:cs="Times New Roman"/>
+          <w:kern w:val="0"/>
+          <w:lang w:val="fr-CA"/>
+          <w14:ligatures w14:val="none"/>
+        </w:rPr>
+        <w:t>Louvain n’en détecte 32.</w:t>
+      </w:r>
+    </w:p>
+    <w:p>
+      <w:pPr>
+        <w:spacing w:before="100" w:beforeAutospacing="1" w:after="100" w:afterAutospacing="1" w:line="240" w:lineRule="auto"/>
+        <w:jc w:val="both"/>
+        <w:rPr>
+          <w:rFonts w:ascii="Times New Roman" w:eastAsia="Times New Roman" w:hAnsi="Times New Roman" w:cs="Times New Roman"/>
+          <w:kern w:val="0"/>
+          <w:lang w:val="fr-CA"/>
+          <w14:ligatures w14:val="none"/>
+        </w:rPr>
+      </w:pPr>
+      <w:r>
+        <w:rPr>
+          <w:rFonts w:ascii="Times New Roman" w:eastAsia="Times New Roman" w:hAnsi="Times New Roman" w:cs="Times New Roman"/>
+          <w:kern w:val="0"/>
+          <w:lang w:val="fr-CA"/>
+          <w14:ligatures w14:val="none"/>
+        </w:rPr>
+        <w:t xml:space="preserve">Cela fait en sorte que le calcul de centralité de proximité et d’intermédiarité devient très couteux en temps de calcul. Pour cette raison, nous avons limité les expériences LPA aux stratégies de centralité légères. </w:t>
+      </w:r>
+    </w:p>
+    <w:p>
+      <w:pPr>
+        <w:spacing w:before="100" w:beforeAutospacing="1" w:after="100" w:afterAutospacing="1" w:line="240" w:lineRule="auto"/>
+        <w:jc w:val="both"/>
+        <w:rPr>
+          <w:rFonts w:ascii="Times New Roman" w:eastAsia="Times New Roman" w:hAnsi="Times New Roman" w:cs="Times New Roman"/>
+          <w:kern w:val="0"/>
+          <w:lang w:val="fr-CA"/>
+          <w14:ligatures w14:val="none"/>
+        </w:rPr>
+      </w:pPr>
+    </w:p>
+    <w:p>
+      <w:pPr>
+        <w:spacing w:before="100" w:beforeAutospacing="1" w:after="100" w:afterAutospacing="1" w:line="240" w:lineRule="auto"/>
+        <w:jc w:val="both"/>
+        <w:rPr>
+          <w:rFonts w:ascii="Times New Roman" w:eastAsia="Times New Roman" w:hAnsi="Times New Roman" w:cs="Times New Roman"/>
+          <w:kern w:val="0"/>
+          <w:lang w:val="fr-CA"/>
+          <w14:ligatures w14:val="none"/>
+        </w:rPr>
+      </w:pPr>
+    </w:p>
+    <w:p>
+      <w:pPr>
+        <w:spacing w:before="100" w:beforeAutospacing="1" w:after="100" w:afterAutospacing="1" w:line="240" w:lineRule="auto"/>
+        <w:jc w:val="both"/>
+        <w:outlineLvl w:val="1"/>
+        <w:rPr>
+          <w:rFonts w:ascii="Times New Roman" w:eastAsia="Times New Roman" w:hAnsi="Times New Roman" w:cs="Times New Roman"/>
+          <w:b/>
+          <w:bCs/>
+          <w:kern w:val="0"/>
+          <w:sz w:val="36"/>
+          <w:szCs w:val="36"/>
+          <w:lang w:val="fr-CA"/>
+          <w14:ligatures w14:val="none"/>
+        </w:rPr>
+      </w:pPr>
+      <w:r>
+        <w:rPr>
+          <w:rFonts w:ascii="Times New Roman" w:eastAsia="Times New Roman" w:hAnsi="Times New Roman" w:cs="Times New Roman"/>
+          <w:b/>
+          <w:bCs/>
+          <w:kern w:val="0"/>
+          <w:sz w:val="36"/>
+          <w:szCs w:val="36"/>
+          <w:lang w:val="fr-CA"/>
+          <w14:ligatures w14:val="none"/>
+        </w:rPr>
+        <w:lastRenderedPageBreak/>
+        <w:t xml:space="preserve">Nos </w:t>
+      </w:r>
+      <w:r>
+        <w:rPr>
+          <w:rFonts w:ascii="Times New Roman" w:eastAsia="Times New Roman" w:hAnsi="Times New Roman" w:cs="Times New Roman"/>
+          <w:b/>
+          <w:bCs/>
+          <w:kern w:val="0"/>
+          <w:sz w:val="36"/>
+          <w:szCs w:val="36"/>
+          <w:lang w:val="fr-CA"/>
+          <w14:ligatures w14:val="none"/>
+        </w:rPr>
+        <w:t>Résultats</w:t>
+      </w:r>
+    </w:p>
+    <w:p>
+      <w:pPr>
+        <w:spacing w:before="100" w:beforeAutospacing="1" w:after="100" w:afterAutospacing="1" w:line="240" w:lineRule="auto"/>
+        <w:jc w:val="both"/>
+        <w:outlineLvl w:val="2"/>
+        <w:rPr>
+          <w:rFonts w:ascii="Times New Roman" w:eastAsia="Times New Roman" w:hAnsi="Times New Roman" w:cs="Times New Roman"/>
+          <w:b/>
+          <w:bCs/>
+          <w:kern w:val="0"/>
+          <w:sz w:val="27"/>
+          <w:szCs w:val="27"/>
+          <w:lang w:val="fr-CA"/>
+          <w14:ligatures w14:val="none"/>
+        </w:rPr>
+      </w:pPr>
+      <w:r>
+        <w:rPr>
+          <w:rFonts w:ascii="Times New Roman" w:eastAsia="Times New Roman" w:hAnsi="Times New Roman" w:cs="Times New Roman"/>
+          <w:b/>
+          <w:bCs/>
+          <w:kern w:val="0"/>
+          <w:sz w:val="27"/>
+          <w:szCs w:val="27"/>
+          <w:lang w:val="fr-CA"/>
+          <w14:ligatures w14:val="none"/>
+        </w:rPr>
+        <w:t>1</w:t>
+      </w:r>
+      <w:r>
+        <w:rPr>
+          <w:rFonts w:ascii="Times New Roman" w:eastAsia="Times New Roman" w:hAnsi="Times New Roman" w:cs="Times New Roman"/>
+          <w:b/>
+          <w:bCs/>
+          <w:kern w:val="0"/>
+          <w:sz w:val="27"/>
+          <w:szCs w:val="27"/>
+          <w:lang w:val="fr-CA"/>
+          <w14:ligatures w14:val="none"/>
+        </w:rPr>
+        <w:t xml:space="preserve">. </w:t>
+      </w:r>
+      <w:r>
+        <w:rPr>
+          <w:rFonts w:ascii="Times New Roman" w:eastAsia="Times New Roman" w:hAnsi="Times New Roman" w:cs="Times New Roman"/>
+          <w:b/>
+          <w:bCs/>
+          <w:kern w:val="0"/>
+          <w:sz w:val="27"/>
+          <w:szCs w:val="27"/>
+          <w:lang w:val="fr-CA"/>
+          <w14:ligatures w14:val="none"/>
+        </w:rPr>
+        <w:t xml:space="preserve"> </w:t>
+      </w:r>
+      <w:r>
+        <w:rPr>
+          <w:rFonts w:ascii="Times New Roman" w:eastAsia="Times New Roman" w:hAnsi="Times New Roman" w:cs="Times New Roman"/>
+          <w:b/>
+          <w:bCs/>
+          <w:kern w:val="0"/>
+          <w:sz w:val="27"/>
+          <w:szCs w:val="27"/>
+          <w:lang w:val="fr-CA"/>
+          <w14:ligatures w14:val="none"/>
+        </w:rPr>
+        <w:t>Coût : Louvain économise beaucoup plus que LPA</w:t>
+      </w:r>
+    </w:p>
+    <w:p>
+      <w:pPr>
+        <w:spacing w:before="100" w:beforeAutospacing="1" w:after="100" w:afterAutospacing="1" w:line="240" w:lineRule="auto"/>
+        <w:jc w:val="both"/>
+        <w:rPr>
+          <w:rFonts w:ascii="Times New Roman" w:eastAsia="Times New Roman" w:hAnsi="Times New Roman" w:cs="Times New Roman"/>
+          <w:kern w:val="0"/>
+          <w:lang w:val="fr-CA"/>
+          <w14:ligatures w14:val="none"/>
+        </w:rPr>
+      </w:pPr>
+      <w:r>
+        <w:rPr>
+          <w:rFonts w:ascii="Times New Roman" w:eastAsia="Times New Roman" w:hAnsi="Times New Roman" w:cs="Times New Roman"/>
+          <w:kern w:val="0"/>
+          <w:lang w:val="fr-CA"/>
+          <w14:ligatures w14:val="none"/>
+        </w:rPr>
+        <w:t xml:space="preserve">La figure 1 montre que toutes les variantes Louvain économise 4M $ par rapport au budget idéal, alors que les stratégies sur LPA économisent </w:t>
+      </w:r>
+      <w:r>
+        <w:rPr>
+          <w:rFonts w:ascii="Times New Roman" w:eastAsia="Times New Roman" w:hAnsi="Times New Roman" w:cs="Times New Roman"/>
+          <w:kern w:val="0"/>
+          <w:lang w:val="fr-CA"/>
+          <w14:ligatures w14:val="none"/>
+        </w:rPr>
+        <w:t>2.8</w:t>
+      </w:r>
+      <w:r>
+        <w:rPr>
+          <w:rFonts w:ascii="Times New Roman" w:eastAsia="Times New Roman" w:hAnsi="Times New Roman" w:cs="Times New Roman"/>
+          <w:kern w:val="0"/>
+          <w:lang w:val="fr-CA"/>
+          <w14:ligatures w14:val="none"/>
+        </w:rPr>
+        <w:t xml:space="preserve">M $. Ainsi, </w:t>
+      </w:r>
+      <w:r>
+        <w:rPr>
+          <w:rFonts w:ascii="Times New Roman" w:eastAsia="Times New Roman" w:hAnsi="Times New Roman" w:cs="Times New Roman"/>
+          <w:kern w:val="0"/>
+          <w:lang w:val="fr-CA"/>
+          <w14:ligatures w14:val="none"/>
+        </w:rPr>
+        <w:t xml:space="preserve">Louvain permet d’économiser 1.2M $ de plus que LPA. </w:t>
+      </w:r>
+    </w:p>
+    <w:p>
+      <w:pPr>
+        <w:pBdr>
+          <w:bottom w:val="single" w:sz="12" w:space="1" w:color="auto"/>
+        </w:pBdr>
+        <w:spacing w:before="100" w:beforeAutospacing="1" w:after="100" w:afterAutospacing="1" w:line="240" w:lineRule="auto"/>
+        <w:jc w:val="center"/>
+        <w:rPr>
+          <w:rFonts w:ascii="Times New Roman" w:eastAsia="Times New Roman" w:hAnsi="Times New Roman" w:cs="Times New Roman"/>
+          <w:kern w:val="0"/>
+          <w:lang w:val="fr-CA"/>
+          <w14:ligatures w14:val="none"/>
+        </w:rPr>
+      </w:pPr>
+      <w:r>
+        <w:rPr>
+          <w:rFonts w:ascii="Times New Roman" w:eastAsia="Times New Roman" w:hAnsi="Times New Roman" w:cs="Times New Roman"/>
+          <w:kern w:val="0"/>
+          <w:lang w:val="fr-CA"/>
+          <w14:ligatures w14:val="none"/>
+        </w:rPr>
+        <w:drawing>
+          <wp:inline distT="0" distB="0" distL="0" distR="0" wp14:anchorId="0A33DDED" wp14:editId="7EA3B3B1">
+            <wp:extent cx="4564732" cy="3405505"/>
+            <wp:effectExtent l="0" t="0" r="7620" b="4445"/>
+            <wp:docPr id="2058455007" name="Image 1" descr="Une image contenant texte, capture d’écran, diagramme, Police&#10;&#10;Le contenu généré par l’IA peut être incorrect."/>
+            <wp:cNvGraphicFramePr>
+              <a:graphicFrameLocks xmlns:a="http://schemas.openxmlformats.org/drawingml/2006/main" noChangeAspect="1"/>
+            </wp:cNvGraphicFramePr>
+            <a:graphic xmlns:a="http://schemas.openxmlformats.org/drawingml/2006/main">
+              <a:graphicData uri="http://schemas.openxmlformats.org/drawingml/2006/picture">
+                <pic:pic xmlns:pic="http://schemas.openxmlformats.org/drawingml/2006/picture">
+                  <pic:nvPicPr>
+                    <pic:cNvPr id="2058455007" name="Image 1" descr="Une image contenant texte, capture d’écran, diagramme, Police&#10;&#10;Le contenu généré par l’IA peut être incorrect."/>
+                    <pic:cNvPicPr/>
+                  </pic:nvPicPr>
+                  <pic:blipFill>
+                    <a:blip r:embed="rId6"/>
+                    <a:stretch>
+                      <a:fillRect/>
+                    </a:stretch>
+                  </pic:blipFill>
+                  <pic:spPr>
+                    <a:xfrm>
+                      <a:off x="0" y="0"/>
+                      <a:ext cx="4574438" cy="3412746"/>
+                    </a:xfrm>
+                    <a:prstGeom prst="rect">
+                      <a:avLst/>
+                    </a:prstGeom>
+                  </pic:spPr>
+                </pic:pic>
+              </a:graphicData>
+            </a:graphic>
+          </wp:inline>
+        </w:drawing>
+      </w:r>
+    </w:p>
+    <w:p>
+      <w:pPr>
+        <w:spacing w:before="100" w:beforeAutospacing="1" w:after="100" w:afterAutospacing="1" w:line="240" w:lineRule="auto"/>
+        <w:jc w:val="both"/>
+        <w:rPr>
+          <w:rFonts w:ascii="Times New Roman" w:eastAsia="Times New Roman" w:hAnsi="Times New Roman" w:cs="Times New Roman"/>
+          <w:b/>
+          <w:bCs/>
+          <w:kern w:val="0"/>
+          <w:lang w:val="fr-CA"/>
+          <w14:ligatures w14:val="none"/>
+        </w:rPr>
+      </w:pPr>
+      <w:r>
+        <w:rPr>
+          <w:rFonts w:ascii="Times New Roman" w:eastAsia="Times New Roman" w:hAnsi="Times New Roman" w:cs="Times New Roman"/>
+          <w:b/>
+          <w:bCs/>
+          <w:kern w:val="0"/>
+          <w:lang w:val="fr-CA"/>
+          <w14:ligatures w14:val="none"/>
+        </w:rPr>
+        <w:t>Figure 1 :</w:t>
+      </w:r>
+      <w:r>
+        <w:rPr>
+          <w:rFonts w:ascii="Times New Roman" w:eastAsia="Times New Roman" w:hAnsi="Times New Roman" w:cs="Times New Roman"/>
+          <w:b/>
+          <w:bCs/>
+          <w:kern w:val="0"/>
+          <w:lang w:val="fr-CA"/>
+          <w14:ligatures w14:val="none"/>
+        </w:rPr>
+        <w:t xml:space="preserve"> </w:t>
+      </w:r>
+      <w:r>
+        <w:rPr>
+          <w:rFonts w:ascii="Times New Roman" w:eastAsia="Times New Roman" w:hAnsi="Times New Roman" w:cs="Times New Roman"/>
+          <w:kern w:val="0"/>
+          <w:lang w:val="fr-CA"/>
+          <w14:ligatures w14:val="none"/>
+        </w:rPr>
+        <w:t>Argent économisé pour chaque stratégie de propagation par rapport au budget idéal</w:t>
+      </w:r>
+      <w:r>
+        <w:rPr>
+          <w:rFonts w:ascii="Times New Roman" w:eastAsia="Times New Roman" w:hAnsi="Times New Roman" w:cs="Times New Roman"/>
+          <w:b/>
+          <w:bCs/>
+          <w:kern w:val="0"/>
+          <w:lang w:val="fr-CA"/>
+          <w14:ligatures w14:val="none"/>
+        </w:rPr>
+        <w:t xml:space="preserve"> </w:t>
+      </w:r>
+    </w:p>
+    <w:p>
+      <w:pPr>
+        <w:spacing w:before="100" w:beforeAutospacing="1" w:after="100" w:afterAutospacing="1" w:line="240" w:lineRule="auto"/>
+        <w:jc w:val="both"/>
+        <w:outlineLvl w:val="2"/>
+        <w:rPr>
+          <w:rFonts w:ascii="Times New Roman" w:eastAsia="Times New Roman" w:hAnsi="Times New Roman" w:cs="Times New Roman"/>
+          <w:b/>
+          <w:bCs/>
+          <w:kern w:val="0"/>
+          <w:sz w:val="27"/>
+          <w:szCs w:val="27"/>
+          <w:lang w:val="fr-CA"/>
+          <w14:ligatures w14:val="none"/>
+        </w:rPr>
+      </w:pPr>
+      <w:r>
+        <w:rPr>
+          <w:rFonts w:ascii="Times New Roman" w:eastAsia="Times New Roman" w:hAnsi="Times New Roman" w:cs="Times New Roman"/>
+          <w:b/>
+          <w:bCs/>
+          <w:kern w:val="0"/>
+          <w:sz w:val="27"/>
+          <w:szCs w:val="27"/>
+          <w:lang w:val="fr-CA"/>
+          <w14:ligatures w14:val="none"/>
+        </w:rPr>
+        <w:t>2</w:t>
+      </w:r>
+      <w:r>
+        <w:rPr>
+          <w:rFonts w:ascii="Times New Roman" w:eastAsia="Times New Roman" w:hAnsi="Times New Roman" w:cs="Times New Roman"/>
+          <w:b/>
+          <w:bCs/>
+          <w:kern w:val="0"/>
+          <w:sz w:val="27"/>
+          <w:szCs w:val="27"/>
+          <w:lang w:val="fr-CA"/>
+          <w14:ligatures w14:val="none"/>
+        </w:rPr>
+        <w:t xml:space="preserve">. </w:t>
+      </w:r>
+      <w:r>
+        <w:rPr>
+          <w:rFonts w:ascii="Times New Roman" w:eastAsia="Times New Roman" w:hAnsi="Times New Roman" w:cs="Times New Roman"/>
+          <w:b/>
+          <w:bCs/>
+          <w:kern w:val="0"/>
+          <w:sz w:val="27"/>
+          <w:szCs w:val="27"/>
+          <w:lang w:val="fr-CA"/>
+          <w14:ligatures w14:val="none"/>
+        </w:rPr>
+        <w:t xml:space="preserve"> </w:t>
+      </w:r>
+      <w:r>
+        <w:rPr>
+          <w:rFonts w:ascii="Times New Roman" w:eastAsia="Times New Roman" w:hAnsi="Times New Roman" w:cs="Times New Roman"/>
+          <w:b/>
+          <w:bCs/>
+          <w:kern w:val="0"/>
+          <w:sz w:val="27"/>
+          <w:szCs w:val="27"/>
+          <w:lang w:val="fr-CA"/>
+          <w14:ligatures w14:val="none"/>
+        </w:rPr>
+        <w:t>Couverture : Pertes similaires, mais léger avantage pour LPA</w:t>
+      </w:r>
+    </w:p>
+    <w:p>
+      <w:pPr>
+        <w:spacing w:before="100" w:beforeAutospacing="1" w:after="100" w:afterAutospacing="1" w:line="240" w:lineRule="auto"/>
+        <w:jc w:val="both"/>
+        <w:rPr>
+          <w:rFonts w:ascii="Times New Roman" w:eastAsia="Times New Roman" w:hAnsi="Times New Roman" w:cs="Times New Roman"/>
+          <w:kern w:val="0"/>
+          <w:lang w:val="fr-CA"/>
+          <w14:ligatures w14:val="none"/>
+        </w:rPr>
+      </w:pPr>
+      <w:r>
+        <w:rPr>
+          <w:rFonts w:ascii="Times New Roman" w:eastAsia="Times New Roman" w:hAnsi="Times New Roman" w:cs="Times New Roman"/>
+          <w:kern w:val="0"/>
+          <w:lang w:val="fr-CA"/>
+          <w14:ligatures w14:val="none"/>
+        </w:rPr>
+        <w:t>La figure 2 indique que toutes les stratégies perdent environ 10% de couverture par rapport au scénario idéal. Il est possible d’observer que la méthode LPA perd légèrement moins que Louvain, mais l’écart est faible.</w:t>
+      </w:r>
+    </w:p>
+    <w:p>
+      <w:pPr>
+        <w:pBdr>
+          <w:bottom w:val="single" w:sz="12" w:space="1" w:color="auto"/>
+        </w:pBdr>
+        <w:spacing w:before="100" w:beforeAutospacing="1" w:after="100" w:afterAutospacing="1" w:line="240" w:lineRule="auto"/>
+        <w:jc w:val="center"/>
+        <w:rPr>
+          <w:rFonts w:ascii="Times New Roman" w:eastAsia="Times New Roman" w:hAnsi="Times New Roman" w:cs="Times New Roman"/>
+          <w:kern w:val="0"/>
+          <w:lang w:val="fr-CA"/>
+          <w14:ligatures w14:val="none"/>
+        </w:rPr>
+      </w:pPr>
+      <w:r>
+        <w:rPr>
+          <w:rFonts w:ascii="Times New Roman" w:eastAsia="Times New Roman" w:hAnsi="Times New Roman" w:cs="Times New Roman"/>
+          <w:kern w:val="0"/>
+          <w:lang w:val="fr-CA"/>
+          <w14:ligatures w14:val="none"/>
+        </w:rPr>
+        <w:lastRenderedPageBreak/>
+        <w:drawing>
+          <wp:inline distT="0" distB="0" distL="0" distR="0" wp14:anchorId="79851CD9" wp14:editId="63496A2D">
+            <wp:extent cx="4456969" cy="3362400"/>
+            <wp:effectExtent l="0" t="0" r="1270" b="0"/>
+            <wp:docPr id="181190592" name="Image 1" descr="Une image contenant texte, capture d’écran, Police, diagramme&#10;&#10;Le contenu généré par l’IA peut être incorrect."/>
+            <wp:cNvGraphicFramePr>
+              <a:graphicFrameLocks xmlns:a="http://schemas.openxmlformats.org/drawingml/2006/main" noChangeAspect="1"/>
+            </wp:cNvGraphicFramePr>
+            <a:graphic xmlns:a="http://schemas.openxmlformats.org/drawingml/2006/main">
+              <a:graphicData uri="http://schemas.openxmlformats.org/drawingml/2006/picture">
+                <pic:pic xmlns:pic="http://schemas.openxmlformats.org/drawingml/2006/picture">
+                  <pic:nvPicPr>
+                    <pic:cNvPr id="181190592" name="Image 1" descr="Une image contenant texte, capture d’écran, Police, diagramme&#10;&#10;Le contenu généré par l’IA peut être incorrect."/>
+                    <pic:cNvPicPr/>
+                  </pic:nvPicPr>
+                  <pic:blipFill>
+                    <a:blip r:embed="rId7"/>
+                    <a:stretch>
+                      <a:fillRect/>
+                    </a:stretch>
+                  </pic:blipFill>
+                  <pic:spPr>
+                    <a:xfrm>
+                      <a:off x="0" y="0"/>
+                      <a:ext cx="4456969" cy="3362400"/>
+                    </a:xfrm>
+                    <a:prstGeom prst="rect">
+                      <a:avLst/>
+                    </a:prstGeom>
+                  </pic:spPr>
+                </pic:pic>
+              </a:graphicData>
+            </a:graphic>
+          </wp:inline>
+        </w:drawing>
+      </w:r>
+    </w:p>
+    <w:p>
+      <w:pPr>
+        <w:spacing w:before="100" w:beforeAutospacing="1" w:after="100" w:afterAutospacing="1" w:line="240" w:lineRule="auto"/>
+        <w:jc w:val="both"/>
+        <w:rPr>
+          <w:rFonts w:ascii="Times New Roman" w:eastAsia="Times New Roman" w:hAnsi="Times New Roman" w:cs="Times New Roman"/>
+          <w:kern w:val="0"/>
+          <w:lang w:val="fr-CA"/>
+          <w14:ligatures w14:val="none"/>
+        </w:rPr>
+      </w:pPr>
+      <w:r>
+        <w:rPr>
+          <w:rFonts w:ascii="Times New Roman" w:eastAsia="Times New Roman" w:hAnsi="Times New Roman" w:cs="Times New Roman"/>
+          <w:b/>
+          <w:bCs/>
+          <w:kern w:val="0"/>
+          <w:lang w:val="fr-CA"/>
+          <w14:ligatures w14:val="none"/>
+        </w:rPr>
+        <w:t xml:space="preserve">Figure </w:t>
+      </w:r>
+      <w:r>
+        <w:rPr>
+          <w:rFonts w:ascii="Times New Roman" w:eastAsia="Times New Roman" w:hAnsi="Times New Roman" w:cs="Times New Roman"/>
+          <w:b/>
+          <w:bCs/>
+          <w:kern w:val="0"/>
+          <w:lang w:val="fr-CA"/>
+          <w14:ligatures w14:val="none"/>
+        </w:rPr>
+        <w:t>2</w:t>
+      </w:r>
+      <w:r>
+        <w:rPr>
+          <w:rFonts w:ascii="Times New Roman" w:eastAsia="Times New Roman" w:hAnsi="Times New Roman" w:cs="Times New Roman"/>
+          <w:b/>
+          <w:bCs/>
+          <w:kern w:val="0"/>
+          <w:lang w:val="fr-CA"/>
+          <w14:ligatures w14:val="none"/>
+        </w:rPr>
+        <w:t> :</w:t>
+      </w:r>
+      <w:r>
+        <w:rPr>
+          <w:rFonts w:ascii="Times New Roman" w:eastAsia="Times New Roman" w:hAnsi="Times New Roman" w:cs="Times New Roman"/>
+          <w:b/>
+          <w:bCs/>
+          <w:kern w:val="0"/>
+          <w:lang w:val="fr-CA"/>
+          <w14:ligatures w14:val="none"/>
+        </w:rPr>
+        <w:t xml:space="preserve"> </w:t>
+      </w:r>
+      <w:r>
+        <w:rPr>
+          <w:rFonts w:ascii="Times New Roman" w:eastAsia="Times New Roman" w:hAnsi="Times New Roman" w:cs="Times New Roman"/>
+          <w:kern w:val="0"/>
+          <w:lang w:val="fr-CA"/>
+          <w14:ligatures w14:val="none"/>
+        </w:rPr>
+        <w:t>Pourcentage de perte de couverture pour chacune des stratégies entre deux algorithme</w:t>
+      </w:r>
+      <w:r>
+        <w:rPr>
+          <w:rFonts w:ascii="Times New Roman" w:eastAsia="Times New Roman" w:hAnsi="Times New Roman" w:cs="Times New Roman"/>
+          <w:kern w:val="0"/>
+          <w:lang w:val="fr-CA"/>
+          <w14:ligatures w14:val="none"/>
+        </w:rPr>
+        <w:t>s</w:t>
+      </w:r>
+      <w:r>
+        <w:rPr>
+          <w:rFonts w:ascii="Times New Roman" w:eastAsia="Times New Roman" w:hAnsi="Times New Roman" w:cs="Times New Roman"/>
+          <w:kern w:val="0"/>
+          <w:lang w:val="fr-CA"/>
+          <w14:ligatures w14:val="none"/>
+        </w:rPr>
+        <w:t xml:space="preserve"> de communauté (Louvain et LPA) ainsi qu’une méthode de sélection des influenceurs par rapport au scénario idéal de 100%</w:t>
+      </w:r>
+    </w:p>
+    <w:p>
+      <w:pPr>
+        <w:spacing w:before="100" w:beforeAutospacing="1" w:after="100" w:afterAutospacing="1" w:line="240" w:lineRule="auto"/>
+        <w:jc w:val="both"/>
+        <w:outlineLvl w:val="2"/>
+        <w:rPr>
+          <w:rFonts w:ascii="Times New Roman" w:eastAsia="Times New Roman" w:hAnsi="Times New Roman" w:cs="Times New Roman"/>
+          <w:b/>
+          <w:bCs/>
+          <w:kern w:val="0"/>
+          <w:sz w:val="27"/>
+          <w:szCs w:val="27"/>
+          <w:lang w:val="fr-CA"/>
+          <w14:ligatures w14:val="none"/>
+        </w:rPr>
+      </w:pPr>
+      <w:r>
+        <w:rPr>
+          <w:rFonts w:ascii="Times New Roman" w:eastAsia="Times New Roman" w:hAnsi="Times New Roman" w:cs="Times New Roman"/>
+          <w:b/>
+          <w:bCs/>
+          <w:kern w:val="0"/>
+          <w:sz w:val="27"/>
+          <w:szCs w:val="27"/>
+          <w:lang w:val="fr-CA"/>
+          <w14:ligatures w14:val="none"/>
+        </w:rPr>
+        <w:t>3</w:t>
+      </w:r>
+      <w:r>
+        <w:rPr>
+          <w:rFonts w:ascii="Times New Roman" w:eastAsia="Times New Roman" w:hAnsi="Times New Roman" w:cs="Times New Roman"/>
+          <w:b/>
+          <w:bCs/>
+          <w:kern w:val="0"/>
+          <w:sz w:val="27"/>
+          <w:szCs w:val="27"/>
+          <w:lang w:val="fr-CA"/>
+          <w14:ligatures w14:val="none"/>
+        </w:rPr>
+        <w:t xml:space="preserve">. </w:t>
+      </w:r>
+      <w:r>
+        <w:rPr>
+          <w:rFonts w:ascii="Times New Roman" w:eastAsia="Times New Roman" w:hAnsi="Times New Roman" w:cs="Times New Roman"/>
+          <w:b/>
+          <w:bCs/>
+          <w:kern w:val="0"/>
+          <w:sz w:val="27"/>
+          <w:szCs w:val="27"/>
+          <w:lang w:val="fr-CA"/>
+          <w14:ligatures w14:val="none"/>
+        </w:rPr>
+        <w:t>Temps de propagation</w:t>
+      </w:r>
+    </w:p>
+    <w:p>
+      <w:pPr>
+        <w:spacing w:before="100" w:beforeAutospacing="1" w:after="100" w:afterAutospacing="1" w:line="240" w:lineRule="auto"/>
+        <w:jc w:val="both"/>
+        <w:rPr>
+          <w:rFonts w:ascii="Times New Roman" w:eastAsia="Times New Roman" w:hAnsi="Times New Roman" w:cs="Times New Roman"/>
+          <w:kern w:val="0"/>
+          <w:lang w:val="fr-CA"/>
+          <w14:ligatures w14:val="none"/>
+        </w:rPr>
+      </w:pPr>
+      <w:r>
+        <w:rPr>
+          <w:rFonts w:ascii="Times New Roman" w:eastAsia="Times New Roman" w:hAnsi="Times New Roman" w:cs="Times New Roman"/>
+          <w:kern w:val="0"/>
+          <w:lang w:val="fr-CA"/>
+          <w14:ligatures w14:val="none"/>
+        </w:rPr>
+        <w:t xml:space="preserve">La figure </w:t>
+      </w:r>
+      <w:r>
+        <w:rPr>
+          <w:rFonts w:ascii="Times New Roman" w:eastAsia="Times New Roman" w:hAnsi="Times New Roman" w:cs="Times New Roman"/>
+          <w:kern w:val="0"/>
+          <w:lang w:val="fr-CA"/>
+          <w14:ligatures w14:val="none"/>
+        </w:rPr>
+        <w:t>3</w:t>
+      </w:r>
+      <w:r>
+        <w:rPr>
+          <w:rFonts w:ascii="Times New Roman" w:eastAsia="Times New Roman" w:hAnsi="Times New Roman" w:cs="Times New Roman"/>
+          <w:kern w:val="0"/>
+          <w:lang w:val="fr-CA"/>
+          <w14:ligatures w14:val="none"/>
+        </w:rPr>
+        <w:t xml:space="preserve"> indique que toutes les stratégies perdent environ 10% de couverture par rapport au scénario idéal. Il est possible d’observer que la méthode LPA perd légèrement moins que Louvain, mais l’écart est faible.</w:t>
+      </w:r>
+    </w:p>
+    <w:p>
+      <w:pPr>
+        <w:pBdr>
+          <w:bottom w:val="single" w:sz="12" w:space="1" w:color="auto"/>
+        </w:pBdr>
+        <w:spacing w:before="100" w:beforeAutospacing="1" w:after="100" w:afterAutospacing="1" w:line="240" w:lineRule="auto"/>
+        <w:jc w:val="center"/>
+        <w:rPr>
+          <w:rFonts w:ascii="Times New Roman" w:eastAsia="Times New Roman" w:hAnsi="Times New Roman" w:cs="Times New Roman"/>
+          <w:kern w:val="0"/>
+          <w:lang w:val="fr-CA"/>
+          <w14:ligatures w14:val="none"/>
+        </w:rPr>
+      </w:pPr>
+      <w:r>
+        <w:rPr>
+          <w:rFonts w:ascii="Times New Roman" w:eastAsia="Times New Roman" w:hAnsi="Times New Roman" w:cs="Times New Roman"/>
+          <w:kern w:val="0"/>
+          <w:lang w:val="fr-CA"/>
+          <w14:ligatures w14:val="none"/>
+        </w:rPr>
+        <w:lastRenderedPageBreak/>
+        <w:drawing>
+          <wp:inline distT="0" distB="0" distL="0" distR="0" wp14:anchorId="4B6E6820" wp14:editId="74C3CA80">
+            <wp:extent cx="4506955" cy="3362400"/>
+            <wp:effectExtent l="0" t="0" r="8255" b="0"/>
+            <wp:docPr id="1158946823" name="Image 1" descr="Une image contenant texte, capture d’écran, ligne, diagramme&#10;&#10;Le contenu généré par l’IA peut être incorrect."/>
+            <wp:cNvGraphicFramePr>
+              <a:graphicFrameLocks xmlns:a="http://schemas.openxmlformats.org/drawingml/2006/main" noChangeAspect="1"/>
+            </wp:cNvGraphicFramePr>
+            <a:graphic xmlns:a="http://schemas.openxmlformats.org/drawingml/2006/main">
+              <a:graphicData uri="http://schemas.openxmlformats.org/drawingml/2006/picture">
+                <pic:pic xmlns:pic="http://schemas.openxmlformats.org/drawingml/2006/picture">
+                  <pic:nvPicPr>
+                    <pic:cNvPr id="1158946823" name="Image 1" descr="Une image contenant texte, capture d’écran, ligne, diagramme&#10;&#10;Le contenu généré par l’IA peut être incorrect."/>
+                    <pic:cNvPicPr/>
+                  </pic:nvPicPr>
+                  <pic:blipFill>
+                    <a:blip r:embed="rId8"/>
+                    <a:stretch>
+                      <a:fillRect/>
+                    </a:stretch>
+                  </pic:blipFill>
+                  <pic:spPr>
+                    <a:xfrm>
+                      <a:off x="0" y="0"/>
+                      <a:ext cx="4506955" cy="3362400"/>
+                    </a:xfrm>
+                    <a:prstGeom prst="rect">
+                      <a:avLst/>
+                    </a:prstGeom>
+                  </pic:spPr>
+                </pic:pic>
+              </a:graphicData>
+            </a:graphic>
+          </wp:inline>
+        </w:drawing>
+      </w:r>
+    </w:p>
+    <w:p>
+      <w:pPr>
+        <w:spacing w:before="100" w:beforeAutospacing="1" w:after="100" w:afterAutospacing="1" w:line="240" w:lineRule="auto"/>
+        <w:jc w:val="both"/>
+        <w:rPr>
+          <w:rFonts w:ascii="Times New Roman" w:eastAsia="Times New Roman" w:hAnsi="Times New Roman" w:cs="Times New Roman"/>
+          <w:kern w:val="0"/>
+          <w:lang w:val="fr-CA"/>
+          <w14:ligatures w14:val="none"/>
+        </w:rPr>
+      </w:pPr>
+      <w:r>
+        <w:rPr>
+          <w:rFonts w:ascii="Times New Roman" w:eastAsia="Times New Roman" w:hAnsi="Times New Roman" w:cs="Times New Roman"/>
+          <w:b/>
+          <w:bCs/>
+          <w:kern w:val="0"/>
+          <w:lang w:val="fr-CA"/>
+          <w14:ligatures w14:val="none"/>
+        </w:rPr>
+        <w:t xml:space="preserve">Figure </w:t>
+      </w:r>
+      <w:r>
+        <w:rPr>
+          <w:rFonts w:ascii="Times New Roman" w:eastAsia="Times New Roman" w:hAnsi="Times New Roman" w:cs="Times New Roman"/>
+          <w:b/>
+          <w:bCs/>
+          <w:kern w:val="0"/>
+          <w:lang w:val="fr-CA"/>
+          <w14:ligatures w14:val="none"/>
+        </w:rPr>
+        <w:t>3</w:t>
+      </w:r>
+      <w:r>
+        <w:rPr>
+          <w:rFonts w:ascii="Times New Roman" w:eastAsia="Times New Roman" w:hAnsi="Times New Roman" w:cs="Times New Roman"/>
+          <w:b/>
+          <w:bCs/>
+          <w:kern w:val="0"/>
+          <w:lang w:val="fr-CA"/>
+          <w14:ligatures w14:val="none"/>
+        </w:rPr>
+        <w:t> :</w:t>
+      </w:r>
+      <w:r>
+        <w:rPr>
+          <w:rFonts w:ascii="Times New Roman" w:eastAsia="Times New Roman" w:hAnsi="Times New Roman" w:cs="Times New Roman"/>
+          <w:b/>
+          <w:bCs/>
+          <w:kern w:val="0"/>
+          <w:lang w:val="fr-CA"/>
+          <w14:ligatures w14:val="none"/>
+        </w:rPr>
+        <w:t xml:space="preserve"> </w:t>
+      </w:r>
+      <w:r>
+        <w:rPr>
+          <w:rFonts w:ascii="Times New Roman" w:eastAsia="Times New Roman" w:hAnsi="Times New Roman" w:cs="Times New Roman"/>
+          <w:kern w:val="0"/>
+          <w:lang w:val="fr-CA"/>
+          <w14:ligatures w14:val="none"/>
+        </w:rPr>
+        <w:t>Temps total de propagation pour chaque stratégie de propagation testées</w:t>
+      </w:r>
+    </w:p>
+    <w:p>
+      <w:pPr>
+        <w:spacing w:before="100" w:beforeAutospacing="1" w:after="100" w:afterAutospacing="1" w:line="240" w:lineRule="auto"/>
+        <w:jc w:val="center"/>
+        <w:rPr>
+          <w:rFonts w:ascii="Times New Roman" w:eastAsia="Times New Roman" w:hAnsi="Times New Roman" w:cs="Times New Roman"/>
+          <w:kern w:val="0"/>
+          <w:lang w:val="fr-CA"/>
+          <w14:ligatures w14:val="none"/>
+        </w:rPr>
+      </w:pPr>
+    </w:p>
+    <w:p>
+      <w:pPr>
+        <w:spacing w:before="100" w:beforeAutospacing="1" w:after="100" w:afterAutospacing="1" w:line="240" w:lineRule="auto"/>
+        <w:jc w:val="both"/>
+        <w:outlineLvl w:val="2"/>
+        <w:rPr>
+          <w:rFonts w:ascii="Times New Roman" w:eastAsia="Times New Roman" w:hAnsi="Times New Roman" w:cs="Times New Roman"/>
+          <w:b/>
+          <w:bCs/>
+          <w:kern w:val="0"/>
+          <w:sz w:val="27"/>
+          <w:szCs w:val="27"/>
+          <w:lang w:val="fr-CA"/>
+          <w14:ligatures w14:val="none"/>
+        </w:rPr>
+      </w:pPr>
+      <w:r>
+        <w:rPr>
+          <w:rFonts w:ascii="Times New Roman" w:eastAsia="Times New Roman" w:hAnsi="Times New Roman" w:cs="Times New Roman"/>
+          <w:b/>
+          <w:bCs/>
+          <w:kern w:val="0"/>
+          <w:sz w:val="27"/>
+          <w:szCs w:val="27"/>
+          <w:lang w:val="fr-CA"/>
+          <w14:ligatures w14:val="none"/>
+        </w:rPr>
+        <w:t>4</w:t>
+      </w:r>
+      <w:r>
+        <w:rPr>
+          <w:rFonts w:ascii="Times New Roman" w:eastAsia="Times New Roman" w:hAnsi="Times New Roman" w:cs="Times New Roman"/>
+          <w:b/>
+          <w:bCs/>
+          <w:kern w:val="0"/>
+          <w:sz w:val="27"/>
+          <w:szCs w:val="27"/>
+          <w:lang w:val="fr-CA"/>
+          <w14:ligatures w14:val="none"/>
+        </w:rPr>
+        <w:t xml:space="preserve">. </w:t>
+      </w:r>
+      <w:r>
+        <w:rPr>
+          <w:rFonts w:ascii="Times New Roman" w:eastAsia="Times New Roman" w:hAnsi="Times New Roman" w:cs="Times New Roman"/>
+          <w:b/>
+          <w:bCs/>
+          <w:kern w:val="0"/>
+          <w:sz w:val="27"/>
+          <w:szCs w:val="27"/>
+          <w:lang w:val="fr-CA"/>
+          <w14:ligatures w14:val="none"/>
+        </w:rPr>
+        <w:t xml:space="preserve">Temps de </w:t>
+      </w:r>
+      <w:r>
+        <w:rPr>
+          <w:rFonts w:ascii="Times New Roman" w:eastAsia="Times New Roman" w:hAnsi="Times New Roman" w:cs="Times New Roman"/>
+          <w:b/>
+          <w:bCs/>
+          <w:kern w:val="0"/>
+          <w:sz w:val="27"/>
+          <w:szCs w:val="27"/>
+          <w:lang w:val="fr-CA"/>
+          <w14:ligatures w14:val="none"/>
+        </w:rPr>
+        <w:t>calcul</w:t>
+      </w:r>
+    </w:p>
+    <w:p>
+      <w:pPr>
+        <w:spacing w:before="100" w:beforeAutospacing="1" w:after="100" w:afterAutospacing="1" w:line="240" w:lineRule="auto"/>
+        <w:jc w:val="both"/>
+        <w:rPr>
+          <w:rFonts w:ascii="Times New Roman" w:eastAsia="Times New Roman" w:hAnsi="Times New Roman" w:cs="Times New Roman"/>
+          <w:kern w:val="0"/>
+          <w:lang w:val="fr-CA"/>
+          <w14:ligatures w14:val="none"/>
+        </w:rPr>
+      </w:pPr>
+      <w:r>
+        <w:rPr>
+          <w:rFonts w:ascii="Times New Roman" w:eastAsia="Times New Roman" w:hAnsi="Times New Roman" w:cs="Times New Roman"/>
+          <w:kern w:val="0"/>
+          <w:lang w:val="fr-CA"/>
+          <w14:ligatures w14:val="none"/>
+        </w:rPr>
+        <w:t>Finalement, il ne faut pas négliger le temps d’exécution des programmes de propagande. Ainsi, on observe que les centralités de proximité et d</w:t>
+      </w:r>
+      <w:r>
+        <w:rPr>
+          <w:rFonts w:ascii="Times New Roman" w:eastAsia="Times New Roman" w:hAnsi="Times New Roman" w:cs="Times New Roman"/>
+          <w:kern w:val="0"/>
+          <w:lang w:val="fr-CA"/>
+          <w14:ligatures w14:val="none"/>
+        </w:rPr>
+        <w:t>’intermédiarité</w:t>
+      </w:r>
+      <w:r>
+        <w:rPr>
+          <w:rFonts w:ascii="Times New Roman" w:eastAsia="Times New Roman" w:hAnsi="Times New Roman" w:cs="Times New Roman"/>
+          <w:kern w:val="0"/>
+          <w:lang w:val="fr-CA"/>
+          <w14:ligatures w14:val="none"/>
+        </w:rPr>
+        <w:t xml:space="preserve"> sont beaucoup plus lourde à calculer au point de ne pas être en mesure de calculer avec la méthode de LPA. À l’inverse, la centralité de degré est quelques secondes plus longues que le choix aléatoire, mais en donnant des résultats comparables en coût et en couverture aux centralité plus complexes. </w:t>
+      </w:r>
+    </w:p>
+    <w:p>
+      <w:pPr>
+        <w:pBdr>
+          <w:bottom w:val="single" w:sz="12" w:space="1" w:color="auto"/>
+        </w:pBdr>
+        <w:spacing w:before="100" w:beforeAutospacing="1" w:after="100" w:afterAutospacing="1" w:line="240" w:lineRule="auto"/>
+        <w:jc w:val="center"/>
+        <w:rPr>
+          <w:rFonts w:ascii="Times New Roman" w:eastAsia="Times New Roman" w:hAnsi="Times New Roman" w:cs="Times New Roman"/>
+          <w:kern w:val="0"/>
+          <w:lang w:val="fr-CA"/>
+          <w14:ligatures w14:val="none"/>
+        </w:rPr>
+      </w:pPr>
+      <w:r>
+        <w:rPr>
+          <w:rFonts w:ascii="Times New Roman" w:eastAsia="Times New Roman" w:hAnsi="Times New Roman" w:cs="Times New Roman"/>
+          <w:kern w:val="0"/>
+          <w:lang w:val="fr-CA"/>
+          <w14:ligatures w14:val="none"/>
+        </w:rPr>
+        <w:lastRenderedPageBreak/>
+        <w:drawing>
+          <wp:inline distT="0" distB="0" distL="0" distR="0" wp14:anchorId="107B759C" wp14:editId="698E0CCB">
+            <wp:extent cx="4492800" cy="3362400"/>
+            <wp:effectExtent l="0" t="0" r="3175" b="0"/>
+            <wp:docPr id="935574596" name="Image 1" descr="Une image contenant texte, capture d’écran, diagramme, ligne&#10;&#10;Le contenu généré par l’IA peut être incorrect."/>
+            <wp:cNvGraphicFramePr>
+              <a:graphicFrameLocks xmlns:a="http://schemas.openxmlformats.org/drawingml/2006/main" noChangeAspect="1"/>
+            </wp:cNvGraphicFramePr>
+            <a:graphic xmlns:a="http://schemas.openxmlformats.org/drawingml/2006/main">
+              <a:graphicData uri="http://schemas.openxmlformats.org/drawingml/2006/picture">
+                <pic:pic xmlns:pic="http://schemas.openxmlformats.org/drawingml/2006/picture">
+                  <pic:nvPicPr>
+                    <pic:cNvPr id="935574596" name="Image 1" descr="Une image contenant texte, capture d’écran, diagramme, ligne&#10;&#10;Le contenu généré par l’IA peut être incorrect."/>
+                    <pic:cNvPicPr/>
+                  </pic:nvPicPr>
+                  <pic:blipFill>
+                    <a:blip r:embed="rId9"/>
+                    <a:stretch>
+                      <a:fillRect/>
+                    </a:stretch>
+                  </pic:blipFill>
+                  <pic:spPr>
+                    <a:xfrm>
+                      <a:off x="0" y="0"/>
+                      <a:ext cx="4492800" cy="3362400"/>
+                    </a:xfrm>
+                    <a:prstGeom prst="rect">
+                      <a:avLst/>
+                    </a:prstGeom>
+                  </pic:spPr>
+                </pic:pic>
+              </a:graphicData>
+            </a:graphic>
+          </wp:inline>
+        </w:drawing>
+      </w:r>
+    </w:p>
+    <w:p>
+      <w:pPr>
+        <w:spacing w:before="100" w:beforeAutospacing="1" w:after="100" w:afterAutospacing="1" w:line="240" w:lineRule="auto"/>
+        <w:jc w:val="both"/>
+        <w:rPr>
+          <w:rFonts w:ascii="Times New Roman" w:eastAsia="Times New Roman" w:hAnsi="Times New Roman" w:cs="Times New Roman"/>
+          <w:kern w:val="0"/>
+          <w:lang w:val="fr-CA"/>
+          <w14:ligatures w14:val="none"/>
+        </w:rPr>
+      </w:pPr>
+      <w:r>
+        <w:rPr>
+          <w:rFonts w:ascii="Times New Roman" w:eastAsia="Times New Roman" w:hAnsi="Times New Roman" w:cs="Times New Roman"/>
+          <w:b/>
+          <w:bCs/>
+          <w:kern w:val="0"/>
+          <w:lang w:val="fr-CA"/>
+          <w14:ligatures w14:val="none"/>
+        </w:rPr>
+        <w:t xml:space="preserve">Figure </w:t>
+      </w:r>
+      <w:r>
+        <w:rPr>
+          <w:rFonts w:ascii="Times New Roman" w:eastAsia="Times New Roman" w:hAnsi="Times New Roman" w:cs="Times New Roman"/>
+          <w:b/>
+          <w:bCs/>
+          <w:kern w:val="0"/>
+          <w:lang w:val="fr-CA"/>
+          <w14:ligatures w14:val="none"/>
+        </w:rPr>
+        <w:t>4</w:t>
+      </w:r>
+      <w:r>
+        <w:rPr>
+          <w:rFonts w:ascii="Times New Roman" w:eastAsia="Times New Roman" w:hAnsi="Times New Roman" w:cs="Times New Roman"/>
+          <w:b/>
+          <w:bCs/>
+          <w:kern w:val="0"/>
+          <w:lang w:val="fr-CA"/>
+          <w14:ligatures w14:val="none"/>
+        </w:rPr>
+        <w:t> :</w:t>
+      </w:r>
+      <w:r>
+        <w:rPr>
+          <w:rFonts w:ascii="Times New Roman" w:eastAsia="Times New Roman" w:hAnsi="Times New Roman" w:cs="Times New Roman"/>
+          <w:kern w:val="0"/>
+          <w:lang w:val="fr-CA"/>
+          <w14:ligatures w14:val="none"/>
+        </w:rPr>
+        <w:t xml:space="preserve"> </w:t>
+      </w:r>
+      <w:r>
+        <w:rPr>
+          <w:rFonts w:ascii="Times New Roman" w:eastAsia="Times New Roman" w:hAnsi="Times New Roman" w:cs="Times New Roman"/>
+          <w:kern w:val="0"/>
+          <w:lang w:val="fr-CA"/>
+          <w14:ligatures w14:val="none"/>
+        </w:rPr>
+        <w:t>Temps total d</w:t>
+      </w:r>
+      <w:r>
+        <w:rPr>
+          <w:rFonts w:ascii="Times New Roman" w:eastAsia="Times New Roman" w:hAnsi="Times New Roman" w:cs="Times New Roman"/>
+          <w:kern w:val="0"/>
+          <w:lang w:val="fr-CA"/>
+          <w14:ligatures w14:val="none"/>
+        </w:rPr>
+        <w:t xml:space="preserve">’exécution </w:t>
+      </w:r>
+      <w:r>
+        <w:rPr>
+          <w:rFonts w:ascii="Times New Roman" w:eastAsia="Times New Roman" w:hAnsi="Times New Roman" w:cs="Times New Roman"/>
+          <w:kern w:val="0"/>
+          <w:lang w:val="fr-CA"/>
+          <w14:ligatures w14:val="none"/>
+        </w:rPr>
+        <w:t xml:space="preserve">pour </w:t>
+      </w:r>
+      <w:r>
+        <w:rPr>
+          <w:rFonts w:ascii="Times New Roman" w:eastAsia="Times New Roman" w:hAnsi="Times New Roman" w:cs="Times New Roman"/>
+          <w:kern w:val="0"/>
+          <w:lang w:val="fr-CA"/>
+          <w14:ligatures w14:val="none"/>
+        </w:rPr>
+        <w:t>chacune des stratégies de propagation.</w:t>
+      </w:r>
+    </w:p>
+    <w:p>
+      <w:pPr>
+        <w:spacing w:before="100" w:beforeAutospacing="1" w:after="100" w:afterAutospacing="1" w:line="240" w:lineRule="auto"/>
+        <w:jc w:val="both"/>
+        <w:rPr>
+          <w:rFonts w:ascii="Times New Roman" w:eastAsia="Times New Roman" w:hAnsi="Times New Roman" w:cs="Times New Roman"/>
+          <w:b/>
+          <w:bCs/>
+          <w:kern w:val="0"/>
+          <w:lang w:val="fr-CA"/>
+          <w14:ligatures w14:val="none"/>
+        </w:rPr>
+      </w:pPr>
+    </w:p>
+    <w:p>
+      <w:pPr>
+        <w:spacing w:before="100" w:beforeAutospacing="1" w:after="100" w:afterAutospacing="1" w:line="240" w:lineRule="auto"/>
+        <w:jc w:val="both"/>
+        <w:outlineLvl w:val="1"/>
+        <w:rPr>
+          <w:rFonts w:ascii="Times New Roman" w:eastAsia="Times New Roman" w:hAnsi="Times New Roman" w:cs="Times New Roman"/>
+          <w:b/>
+          <w:bCs/>
+          <w:kern w:val="0"/>
+          <w:sz w:val="36"/>
+          <w:szCs w:val="36"/>
+          <w:lang w:val="fr-CA"/>
+          <w14:ligatures w14:val="none"/>
+        </w:rPr>
+      </w:pPr>
+      <w:r>
+        <w:rPr>
+          <w:rFonts w:ascii="Times New Roman" w:eastAsia="Times New Roman" w:hAnsi="Times New Roman" w:cs="Times New Roman"/>
+          <w:b/>
+          <w:bCs/>
+          <w:kern w:val="0"/>
+          <w:sz w:val="36"/>
+          <w:szCs w:val="36"/>
+          <w:lang w:val="fr-CA"/>
+          <w14:ligatures w14:val="none"/>
+        </w:rPr>
+        <w:t>En conclusion</w:t>
+      </w:r>
+    </w:p>
+    <w:p>
+      <w:pPr>
+        <w:spacing w:before="100" w:beforeAutospacing="1" w:after="100" w:afterAutospacing="1" w:line="240" w:lineRule="auto"/>
+        <w:jc w:val="both"/>
+        <w:outlineLvl w:val="2"/>
+        <w:rPr>
+          <w:rFonts w:ascii="Times New Roman" w:eastAsia="Times New Roman" w:hAnsi="Times New Roman" w:cs="Times New Roman"/>
+          <w:b/>
+          <w:bCs/>
+          <w:kern w:val="0"/>
+          <w:sz w:val="27"/>
+          <w:szCs w:val="27"/>
+          <w:lang w:val="fr-CA"/>
+          <w14:ligatures w14:val="none"/>
+        </w:rPr>
+      </w:pPr>
+      <w:r>
+        <w:rPr>
+          <w:rFonts w:ascii="Times New Roman" w:eastAsia="Times New Roman" w:hAnsi="Times New Roman" w:cs="Times New Roman"/>
+          <w:b/>
+          <w:bCs/>
+          <w:kern w:val="0"/>
+          <w:sz w:val="27"/>
+          <w:szCs w:val="27"/>
+          <w:lang w:val="fr-CA"/>
+          <w14:ligatures w14:val="none"/>
+        </w:rPr>
+        <w:t>Quelle stratégie</w:t>
+      </w:r>
+      <w:r>
+        <w:rPr>
+          <w:rFonts w:ascii="Times New Roman" w:eastAsia="Times New Roman" w:hAnsi="Times New Roman" w:cs="Times New Roman"/>
+          <w:b/>
+          <w:bCs/>
+          <w:kern w:val="0"/>
+          <w:sz w:val="27"/>
+          <w:szCs w:val="27"/>
+          <w:lang w:val="fr-CA"/>
+          <w14:ligatures w14:val="none"/>
+        </w:rPr>
+        <w:t xml:space="preserve"> est la plus intéressante ?</w:t>
+      </w:r>
+    </w:p>
+    <w:p>
+      <w:pPr>
+        <w:spacing w:before="100" w:beforeAutospacing="1" w:after="100" w:afterAutospacing="1" w:line="240" w:lineRule="auto"/>
+        <w:jc w:val="both"/>
+        <w:rPr>
+          <w:rFonts w:ascii="Times New Roman" w:eastAsia="Times New Roman" w:hAnsi="Times New Roman" w:cs="Times New Roman"/>
+          <w:kern w:val="0"/>
+          <w:lang w:val="fr-CA"/>
+          <w14:ligatures w14:val="none"/>
+        </w:rPr>
+      </w:pPr>
+      <w:r>
+        <w:rPr>
+          <w:rFonts w:ascii="Times New Roman" w:eastAsia="Times New Roman" w:hAnsi="Times New Roman" w:cs="Times New Roman"/>
+          <w:kern w:val="0"/>
+          <w:lang w:val="fr-CA"/>
+          <w14:ligatures w14:val="none"/>
+        </w:rPr>
+        <w:t>La méthode de Louvain semble globalement la plus intéressante. En effet, elle offre le meilleur compromis entre argent économisé, couverture et coût de calcul</w:t>
+      </w:r>
+      <w:r>
+        <w:rPr>
+          <w:rFonts w:ascii="Times New Roman" w:eastAsia="Times New Roman" w:hAnsi="Times New Roman" w:cs="Times New Roman"/>
+          <w:kern w:val="0"/>
+          <w:lang w:val="fr-CA"/>
+          <w14:ligatures w14:val="none"/>
+        </w:rPr>
+        <w:t xml:space="preserve"> comparativement au LPA.</w:t>
+      </w:r>
+      <w:r>
+        <w:rPr>
+          <w:rFonts w:ascii="Times New Roman" w:eastAsia="Times New Roman" w:hAnsi="Times New Roman" w:cs="Times New Roman"/>
+          <w:kern w:val="0"/>
+          <w:lang w:val="fr-CA"/>
+          <w14:ligatures w14:val="none"/>
+        </w:rPr>
+        <w:t xml:space="preserve"> En ce qui concerne </w:t>
+      </w:r>
+      <w:r>
+        <w:rPr>
+          <w:rFonts w:ascii="Times New Roman" w:eastAsia="Times New Roman" w:hAnsi="Times New Roman" w:cs="Times New Roman"/>
+          <w:kern w:val="0"/>
+          <w:lang w:val="fr-CA"/>
+          <w14:ligatures w14:val="none"/>
+        </w:rPr>
+        <w:t>les quatre stratégies</w:t>
+      </w:r>
+      <w:r>
+        <w:rPr>
+          <w:rFonts w:ascii="Times New Roman" w:eastAsia="Times New Roman" w:hAnsi="Times New Roman" w:cs="Times New Roman"/>
+          <w:kern w:val="0"/>
+          <w:lang w:val="fr-CA"/>
+          <w14:ligatures w14:val="none"/>
+        </w:rPr>
+        <w:t xml:space="preserve"> de sélection, les résultats montrent qu’ils sont très similaires. Seuls les temps de propagation et d’exécution varient légèremen</w:t>
+      </w:r>
+      <w:r>
+        <w:rPr>
+          <w:rFonts w:ascii="Times New Roman" w:eastAsia="Times New Roman" w:hAnsi="Times New Roman" w:cs="Times New Roman"/>
+          <w:kern w:val="0"/>
+          <w:lang w:val="fr-CA"/>
+          <w14:ligatures w14:val="none"/>
+        </w:rPr>
+        <w:t xml:space="preserve">t offrant un avantage pratique à la centralité de degré. </w:t>
+      </w:r>
+    </w:p>
+    <w:p>
+      <w:pPr>
+        <w:spacing w:before="100" w:beforeAutospacing="1" w:after="100" w:afterAutospacing="1" w:line="240" w:lineRule="auto"/>
+        <w:jc w:val="both"/>
+        <w:rPr>
+          <w:rFonts w:ascii="Times New Roman" w:eastAsia="Times New Roman" w:hAnsi="Times New Roman" w:cs="Times New Roman"/>
+          <w:kern w:val="0"/>
+          <w:lang w:val="fr-CA"/>
+          <w14:ligatures w14:val="none"/>
+        </w:rPr>
+      </w:pPr>
+      <w:r>
+        <w:rPr>
+          <w:rFonts w:ascii="Times New Roman" w:eastAsia="Times New Roman" w:hAnsi="Times New Roman" w:cs="Times New Roman"/>
+          <w:kern w:val="0"/>
+          <w:lang w:val="fr-CA"/>
+          <w14:ligatures w14:val="none"/>
+        </w:rPr>
+        <w:t>Finalement</w:t>
+      </w:r>
+      <w:r>
+        <w:rPr>
+          <w:rFonts w:ascii="Times New Roman" w:eastAsia="Times New Roman" w:hAnsi="Times New Roman" w:cs="Times New Roman"/>
+          <w:kern w:val="0"/>
+          <w:lang w:val="fr-CA"/>
+          <w14:ligatures w14:val="none"/>
+        </w:rPr>
+        <w:t xml:space="preserve">, il n’y a pas de choix parfait, il s’agit toujours d’un compromis entre le budget, la couverture, le temps de propagation et le temps d’exécution.   </w:t>
+      </w:r>
+    </w:p>
+    <w:p>
+      <w:pPr>
+        <w:jc w:val="both"/>
+        <w:rPr>
+          <w:lang w:val="fr-CA"/>
+        </w:rPr>
+      </w:pPr>
+    </w:p>
+    <w:p>
+      <w:pPr>
+        <w:jc w:val="both"/>
+        <w:rPr>
+          <w:lang w:val="fr-CA"/>
+        </w:rPr>
+      </w:pPr>
+    </w:p>
+    <w:p>
+      <w:pPr>
+        <w:jc w:val="both"/>
+        <w:rPr>
+          <w:lang w:val="fr-CA"/>
+        </w:rPr>
+      </w:pPr>
+    </w:p>
+    <w:p>
+      <w:pPr>
+        <w:jc w:val="both"/>
+        <w:rPr>
+          <w:lang w:val="fr-CA"/>
+        </w:rPr>
+      </w:pPr>
+    </w:p>
+    <w:p>
+      <w:pPr>
+        <w:jc w:val="both"/>
         <w:rPr>
           <w:lang w:val="fr-CA"/>
         </w:rPr>
@@ -2151,6 +6205,95 @@
       </w:pPr>
     </w:lvl>
   </w:abstractNum>
+  <w:abstractNum w:abstractNumId="4" w15:restartNumberingAfterBreak="0">
+    <w:nsid w:val="5385580E"/>
+    <w:multiLevelType w:val="hybridMultilevel"/>
+    <w:tmpl w:val="0F40808E"/>
+    <w:lvl w:ilvl="0" w:tplc="0C0C000F">
+      <w:start w:val="1"/>
+      <w:numFmt w:val="decimal"/>
+      <w:lvlText w:val="%1."/>
+      <w:lvlJc w:val="left"/>
+      <w:pPr>
+        <w:ind w:left="720" w:hanging="360"/>
+      </w:pPr>
+      <w:rPr>
+        <w:rFonts w:hint="default"/>
+      </w:rPr>
+    </w:lvl>
+    <w:lvl w:ilvl="1" w:tplc="0C0C0019" w:tentative="1">
+      <w:start w:val="1"/>
+      <w:numFmt w:val="lowerLetter"/>
+      <w:lvlText w:val="%2."/>
+      <w:lvlJc w:val="left"/>
+      <w:pPr>
+        <w:ind w:left="1440" w:hanging="360"/>
+      </w:pPr>
+    </w:lvl>
+    <w:lvl w:ilvl="2" w:tplc="0C0C001B" w:tentative="1">
+      <w:start w:val="1"/>
+      <w:numFmt w:val="lowerRoman"/>
+      <w:lvlText w:val="%3."/>
+      <w:lvlJc w:val="right"/>
+      <w:pPr>
+        <w:ind w:left="2160" w:hanging="180"/>
+      </w:pPr>
+    </w:lvl>
+    <w:lvl w:ilvl="3" w:tplc="0C0C000F" w:tentative="1">
+      <w:start w:val="1"/>
+      <w:numFmt w:val="decimal"/>
+      <w:lvlText w:val="%4."/>
+      <w:lvlJc w:val="left"/>
+      <w:pPr>
+        <w:ind w:left="2880" w:hanging="360"/>
+      </w:pPr>
+    </w:lvl>
+    <w:lvl w:ilvl="4" w:tplc="0C0C0019" w:tentative="1">
+      <w:start w:val="1"/>
+      <w:numFmt w:val="lowerLetter"/>
+      <w:lvlText w:val="%5."/>
+      <w:lvlJc w:val="left"/>
+      <w:pPr>
+        <w:ind w:left="3600" w:hanging="360"/>
+      </w:pPr>
+    </w:lvl>
+    <w:lvl w:ilvl="5" w:tplc="0C0C001B" w:tentative="1">
+      <w:start w:val="1"/>
+      <w:numFmt w:val="lowerRoman"/>
+      <w:lvlText w:val="%6."/>
+      <w:lvlJc w:val="right"/>
+      <w:pPr>
+        <w:ind w:left="4320" w:hanging="180"/>
+      </w:pPr>
+    </w:lvl>
+    <w:lvl w:ilvl="6" w:tplc="0C0C000F" w:tentative="1">
+      <w:start w:val="1"/>
+      <w:numFmt w:val="decimal"/>
+      <w:lvlText w:val="%7."/>
+      <w:lvlJc w:val="left"/>
+      <w:pPr>
+        <w:ind w:left="5040" w:hanging="360"/>
+      </w:pPr>
+    </w:lvl>
+    <w:lvl w:ilvl="7" w:tplc="0C0C0019" w:tentative="1">
+      <w:start w:val="1"/>
+      <w:numFmt w:val="lowerLetter"/>
+      <w:lvlText w:val="%8."/>
+      <w:lvlJc w:val="left"/>
+      <w:pPr>
+        <w:ind w:left="5760" w:hanging="360"/>
+      </w:pPr>
+    </w:lvl>
+    <w:lvl w:ilvl="8" w:tplc="0C0C001B" w:tentative="1">
+      <w:start w:val="1"/>
+      <w:numFmt w:val="lowerRoman"/>
+      <w:lvlText w:val="%9."/>
+      <w:lvlJc w:val="right"/>
+      <w:pPr>
+        <w:ind w:left="6480" w:hanging="180"/>
+      </w:pPr>
+    </w:lvl>
+  </w:abstractNum>
   <w:num w:numId="1" w16cid:durableId="1657218861">
     <w:abstractNumId w:val="0"/>
   </w:num>
@@ -2162,6 +6305,9 @@
   </w:num>
   <w:num w:numId="4" w16cid:durableId="1212040975">
     <w:abstractNumId w:val="3"/>
+  </w:num>
+  <w:num w:numId="5" w16cid:durableId="1051492347">
+    <w:abstractNumId w:val="4"/>
   </w:num>
 </w:numbering>
 </file>
@@ -2566,12 +6712,13 @@
   <w:style w:type="paragraph" w:default="1" w:styleId="Normal">
     <w:name w:val="Normal"/>
     <w:qFormat/>
+    <w:rsid w:val="00A256AB"/>
   </w:style>
-  <w:style w:type="paragraph" w:styleId="Heading1">
+  <w:style w:type="paragraph" w:styleId="Titre1">
     <w:name w:val="heading 1"/>
     <w:basedOn w:val="Normal"/>
     <w:next w:val="Normal"/>
-    <w:link w:val="Heading1Char"/>
+    <w:link w:val="Titre1Car"/>
     <w:uiPriority w:val="9"/>
     <w:qFormat/>
     <w:rsid w:val="00EB4AC8"/>
@@ -2588,11 +6735,11 @@
       <w:szCs w:val="40"/>
     </w:rPr>
   </w:style>
-  <w:style w:type="paragraph" w:styleId="Heading2">
+  <w:style w:type="paragraph" w:styleId="Titre2">
     <w:name w:val="heading 2"/>
     <w:basedOn w:val="Normal"/>
     <w:next w:val="Normal"/>
-    <w:link w:val="Heading2Char"/>
+    <w:link w:val="Titre2Car"/>
     <w:uiPriority w:val="9"/>
     <w:unhideWhenUsed/>
     <w:qFormat/>
@@ -2610,11 +6757,11 @@
       <w:szCs w:val="32"/>
     </w:rPr>
   </w:style>
-  <w:style w:type="paragraph" w:styleId="Heading3">
+  <w:style w:type="paragraph" w:styleId="Titre3">
     <w:name w:val="heading 3"/>
     <w:basedOn w:val="Normal"/>
     <w:next w:val="Normal"/>
-    <w:link w:val="Heading3Char"/>
+    <w:link w:val="Titre3Car"/>
     <w:uiPriority w:val="9"/>
     <w:unhideWhenUsed/>
     <w:qFormat/>
@@ -2632,13 +6779,12 @@
       <w:szCs w:val="28"/>
     </w:rPr>
   </w:style>
-  <w:style w:type="paragraph" w:styleId="Heading4">
+  <w:style w:type="paragraph" w:styleId="Titre4">
     <w:name w:val="heading 4"/>
     <w:basedOn w:val="Normal"/>
     <w:next w:val="Normal"/>
-    <w:link w:val="Heading4Char"/>
+    <w:link w:val="Titre4Car"/>
     <w:uiPriority w:val="9"/>
-    <w:semiHidden/>
     <w:unhideWhenUsed/>
     <w:qFormat/>
     <w:rsid w:val="00EB4AC8"/>
@@ -2655,13 +6801,12 @@
       <w:color w:val="0F4761" w:themeColor="accent1" w:themeShade="BF"/>
     </w:rPr>
   </w:style>
-  <w:style w:type="paragraph" w:styleId="Heading5">
+  <w:style w:type="paragraph" w:styleId="Titre5">
     <w:name w:val="heading 5"/>
     <w:basedOn w:val="Normal"/>
     <w:next w:val="Normal"/>
-    <w:link w:val="Heading5Char"/>
+    <w:link w:val="Titre5Car"/>
     <w:uiPriority w:val="9"/>
-    <w:semiHidden/>
     <w:unhideWhenUsed/>
     <w:qFormat/>
     <w:rsid w:val="00EB4AC8"/>
@@ -2676,13 +6821,12 @@
       <w:color w:val="0F4761" w:themeColor="accent1" w:themeShade="BF"/>
     </w:rPr>
   </w:style>
-  <w:style w:type="paragraph" w:styleId="Heading6">
+  <w:style w:type="paragraph" w:styleId="Titre6">
     <w:name w:val="heading 6"/>
     <w:basedOn w:val="Normal"/>
     <w:next w:val="Normal"/>
-    <w:link w:val="Heading6Char"/>
+    <w:link w:val="Titre6Car"/>
     <w:uiPriority w:val="9"/>
-    <w:semiHidden/>
     <w:unhideWhenUsed/>
     <w:qFormat/>
     <w:rsid w:val="00EB4AC8"/>
@@ -2699,11 +6843,11 @@
       <w:color w:val="595959" w:themeColor="text1" w:themeTint="A6"/>
     </w:rPr>
   </w:style>
-  <w:style w:type="paragraph" w:styleId="Heading7">
+  <w:style w:type="paragraph" w:styleId="Titre7">
     <w:name w:val="heading 7"/>
     <w:basedOn w:val="Normal"/>
     <w:next w:val="Normal"/>
-    <w:link w:val="Heading7Char"/>
+    <w:link w:val="Titre7Car"/>
     <w:uiPriority w:val="9"/>
     <w:semiHidden/>
     <w:unhideWhenUsed/>
@@ -2720,11 +6864,11 @@
       <w:color w:val="595959" w:themeColor="text1" w:themeTint="A6"/>
     </w:rPr>
   </w:style>
-  <w:style w:type="paragraph" w:styleId="Heading8">
+  <w:style w:type="paragraph" w:styleId="Titre8">
     <w:name w:val="heading 8"/>
     <w:basedOn w:val="Normal"/>
     <w:next w:val="Normal"/>
-    <w:link w:val="Heading8Char"/>
+    <w:link w:val="Titre8Car"/>
     <w:uiPriority w:val="9"/>
     <w:semiHidden/>
     <w:unhideWhenUsed/>
@@ -2743,11 +6887,11 @@
       <w:color w:val="272727" w:themeColor="text1" w:themeTint="D8"/>
     </w:rPr>
   </w:style>
-  <w:style w:type="paragraph" w:styleId="Heading9">
+  <w:style w:type="paragraph" w:styleId="Titre9">
     <w:name w:val="heading 9"/>
     <w:basedOn w:val="Normal"/>
     <w:next w:val="Normal"/>
-    <w:link w:val="Heading9Char"/>
+    <w:link w:val="Titre9Car"/>
     <w:uiPriority w:val="9"/>
     <w:semiHidden/>
     <w:unhideWhenUsed/>
@@ -2764,13 +6908,12 @@
       <w:color w:val="272727" w:themeColor="text1" w:themeTint="D8"/>
     </w:rPr>
   </w:style>
-  <w:style w:type="character" w:default="1" w:styleId="DefaultParagraphFont">
+  <w:style w:type="character" w:default="1" w:styleId="Policepardfaut">
     <w:name w:val="Default Paragraph Font"/>
     <w:uiPriority w:val="1"/>
-    <w:semiHidden/>
     <w:unhideWhenUsed/>
   </w:style>
-  <w:style w:type="table" w:default="1" w:styleId="TableNormal">
+  <w:style w:type="table" w:default="1" w:styleId="TableauNormal">
     <w:name w:val="Normal Table"/>
     <w:uiPriority w:val="99"/>
     <w:semiHidden/>
@@ -2785,16 +6928,16 @@
       </w:tblCellMar>
     </w:tblPr>
   </w:style>
-  <w:style w:type="numbering" w:default="1" w:styleId="NoList">
+  <w:style w:type="numbering" w:default="1" w:styleId="Aucuneliste">
     <w:name w:val="No List"/>
     <w:uiPriority w:val="99"/>
     <w:semiHidden/>
     <w:unhideWhenUsed/>
   </w:style>
-  <w:style w:type="character" w:customStyle="1" w:styleId="Heading1Char">
-    <w:name w:val="Heading 1 Char"/>
-    <w:basedOn w:val="DefaultParagraphFont"/>
-    <w:link w:val="Heading1"/>
+  <w:style w:type="character" w:customStyle="1" w:styleId="Titre1Car">
+    <w:name w:val="Titre 1 Car"/>
+    <w:basedOn w:val="Policepardfaut"/>
+    <w:link w:val="Titre1"/>
     <w:uiPriority w:val="9"/>
     <w:rsid w:val="00EB4AC8"/>
     <w:rPr>
@@ -2804,10 +6947,10 @@
       <w:szCs w:val="40"/>
     </w:rPr>
   </w:style>
-  <w:style w:type="character" w:customStyle="1" w:styleId="Heading2Char">
-    <w:name w:val="Heading 2 Char"/>
-    <w:basedOn w:val="DefaultParagraphFont"/>
-    <w:link w:val="Heading2"/>
+  <w:style w:type="character" w:customStyle="1" w:styleId="Titre2Car">
+    <w:name w:val="Titre 2 Car"/>
+    <w:basedOn w:val="Policepardfaut"/>
+    <w:link w:val="Titre2"/>
     <w:uiPriority w:val="9"/>
     <w:rsid w:val="00EB4AC8"/>
     <w:rPr>
@@ -2817,10 +6960,10 @@
       <w:szCs w:val="32"/>
     </w:rPr>
   </w:style>
-  <w:style w:type="character" w:customStyle="1" w:styleId="Heading3Char">
-    <w:name w:val="Heading 3 Char"/>
-    <w:basedOn w:val="DefaultParagraphFont"/>
-    <w:link w:val="Heading3"/>
+  <w:style w:type="character" w:customStyle="1" w:styleId="Titre3Car">
+    <w:name w:val="Titre 3 Car"/>
+    <w:basedOn w:val="Policepardfaut"/>
+    <w:link w:val="Titre3"/>
     <w:uiPriority w:val="9"/>
     <w:rsid w:val="00EB4AC8"/>
     <w:rPr>
@@ -2830,12 +6973,11 @@
       <w:szCs w:val="28"/>
     </w:rPr>
   </w:style>
-  <w:style w:type="character" w:customStyle="1" w:styleId="Heading4Char">
-    <w:name w:val="Heading 4 Char"/>
-    <w:basedOn w:val="DefaultParagraphFont"/>
-    <w:link w:val="Heading4"/>
+  <w:style w:type="character" w:customStyle="1" w:styleId="Titre4Car">
+    <w:name w:val="Titre 4 Car"/>
+    <w:basedOn w:val="Policepardfaut"/>
+    <w:link w:val="Titre4"/>
     <w:uiPriority w:val="9"/>
-    <w:semiHidden/>
     <w:rsid w:val="00EB4AC8"/>
     <w:rPr>
       <w:rFonts w:eastAsiaTheme="majorEastAsia" w:cstheme="majorBidi"/>
@@ -2844,24 +6986,22 @@
       <w:color w:val="0F4761" w:themeColor="accent1" w:themeShade="BF"/>
     </w:rPr>
   </w:style>
-  <w:style w:type="character" w:customStyle="1" w:styleId="Heading5Char">
-    <w:name w:val="Heading 5 Char"/>
-    <w:basedOn w:val="DefaultParagraphFont"/>
-    <w:link w:val="Heading5"/>
+  <w:style w:type="character" w:customStyle="1" w:styleId="Titre5Car">
+    <w:name w:val="Titre 5 Car"/>
+    <w:basedOn w:val="Policepardfaut"/>
+    <w:link w:val="Titre5"/>
     <w:uiPriority w:val="9"/>
-    <w:semiHidden/>
     <w:rsid w:val="00EB4AC8"/>
     <w:rPr>
       <w:rFonts w:eastAsiaTheme="majorEastAsia" w:cstheme="majorBidi"/>
       <w:color w:val="0F4761" w:themeColor="accent1" w:themeShade="BF"/>
     </w:rPr>
   </w:style>
-  <w:style w:type="character" w:customStyle="1" w:styleId="Heading6Char">
-    <w:name w:val="Heading 6 Char"/>
-    <w:basedOn w:val="DefaultParagraphFont"/>
-    <w:link w:val="Heading6"/>
+  <w:style w:type="character" w:customStyle="1" w:styleId="Titre6Car">
+    <w:name w:val="Titre 6 Car"/>
+    <w:basedOn w:val="Policepardfaut"/>
+    <w:link w:val="Titre6"/>
     <w:uiPriority w:val="9"/>
-    <w:semiHidden/>
     <w:rsid w:val="00EB4AC8"/>
     <w:rPr>
       <w:rFonts w:eastAsiaTheme="majorEastAsia" w:cstheme="majorBidi"/>
@@ -2870,10 +7010,10 @@
       <w:color w:val="595959" w:themeColor="text1" w:themeTint="A6"/>
     </w:rPr>
   </w:style>
-  <w:style w:type="character" w:customStyle="1" w:styleId="Heading7Char">
-    <w:name w:val="Heading 7 Char"/>
-    <w:basedOn w:val="DefaultParagraphFont"/>
-    <w:link w:val="Heading7"/>
+  <w:style w:type="character" w:customStyle="1" w:styleId="Titre7Car">
+    <w:name w:val="Titre 7 Car"/>
+    <w:basedOn w:val="Policepardfaut"/>
+    <w:link w:val="Titre7"/>
     <w:uiPriority w:val="9"/>
     <w:semiHidden/>
     <w:rsid w:val="00EB4AC8"/>
@@ -2882,10 +7022,10 @@
       <w:color w:val="595959" w:themeColor="text1" w:themeTint="A6"/>
     </w:rPr>
   </w:style>
-  <w:style w:type="character" w:customStyle="1" w:styleId="Heading8Char">
-    <w:name w:val="Heading 8 Char"/>
-    <w:basedOn w:val="DefaultParagraphFont"/>
-    <w:link w:val="Heading8"/>
+  <w:style w:type="character" w:customStyle="1" w:styleId="Titre8Car">
+    <w:name w:val="Titre 8 Car"/>
+    <w:basedOn w:val="Policepardfaut"/>
+    <w:link w:val="Titre8"/>
     <w:uiPriority w:val="9"/>
     <w:semiHidden/>
     <w:rsid w:val="00EB4AC8"/>
@@ -2896,10 +7036,10 @@
       <w:color w:val="272727" w:themeColor="text1" w:themeTint="D8"/>
     </w:rPr>
   </w:style>
-  <w:style w:type="character" w:customStyle="1" w:styleId="Heading9Char">
-    <w:name w:val="Heading 9 Char"/>
-    <w:basedOn w:val="DefaultParagraphFont"/>
-    <w:link w:val="Heading9"/>
+  <w:style w:type="character" w:customStyle="1" w:styleId="Titre9Car">
+    <w:name w:val="Titre 9 Car"/>
+    <w:basedOn w:val="Policepardfaut"/>
+    <w:link w:val="Titre9"/>
     <w:uiPriority w:val="9"/>
     <w:semiHidden/>
     <w:rsid w:val="00EB4AC8"/>
@@ -2908,11 +7048,11 @@
       <w:color w:val="272727" w:themeColor="text1" w:themeTint="D8"/>
     </w:rPr>
   </w:style>
-  <w:style w:type="paragraph" w:styleId="Title">
+  <w:style w:type="paragraph" w:styleId="Titre">
     <w:name w:val="Title"/>
     <w:basedOn w:val="Normal"/>
     <w:next w:val="Normal"/>
-    <w:link w:val="TitleChar"/>
+    <w:link w:val="TitreCar"/>
     <w:uiPriority w:val="10"/>
     <w:qFormat/>
     <w:rsid w:val="00EB4AC8"/>
@@ -2928,10 +7068,10 @@
       <w:szCs w:val="56"/>
     </w:rPr>
   </w:style>
-  <w:style w:type="character" w:customStyle="1" w:styleId="TitleChar">
-    <w:name w:val="Title Char"/>
-    <w:basedOn w:val="DefaultParagraphFont"/>
-    <w:link w:val="Title"/>
+  <w:style w:type="character" w:customStyle="1" w:styleId="TitreCar">
+    <w:name w:val="Titre Car"/>
+    <w:basedOn w:val="Policepardfaut"/>
+    <w:link w:val="Titre"/>
     <w:uiPriority w:val="10"/>
     <w:rsid w:val="00EB4AC8"/>
     <w:rPr>
@@ -2942,11 +7082,11 @@
       <w:szCs w:val="56"/>
     </w:rPr>
   </w:style>
-  <w:style w:type="paragraph" w:styleId="Subtitle">
+  <w:style w:type="paragraph" w:styleId="Sous-titre">
     <w:name w:val="Subtitle"/>
     <w:basedOn w:val="Normal"/>
     <w:next w:val="Normal"/>
-    <w:link w:val="SubtitleChar"/>
+    <w:link w:val="Sous-titreCar"/>
     <w:uiPriority w:val="11"/>
     <w:qFormat/>
     <w:rsid w:val="00EB4AC8"/>
@@ -2963,10 +7103,10 @@
       <w:szCs w:val="28"/>
     </w:rPr>
   </w:style>
-  <w:style w:type="character" w:customStyle="1" w:styleId="SubtitleChar">
-    <w:name w:val="Subtitle Char"/>
-    <w:basedOn w:val="DefaultParagraphFont"/>
-    <w:link w:val="Subtitle"/>
+  <w:style w:type="character" w:customStyle="1" w:styleId="Sous-titreCar">
+    <w:name w:val="Sous-titre Car"/>
+    <w:basedOn w:val="Policepardfaut"/>
+    <w:link w:val="Sous-titre"/>
     <w:uiPriority w:val="11"/>
     <w:rsid w:val="00EB4AC8"/>
     <w:rPr>
@@ -2977,11 +7117,11 @@
       <w:szCs w:val="28"/>
     </w:rPr>
   </w:style>
-  <w:style w:type="paragraph" w:styleId="Quote">
+  <w:style w:type="paragraph" w:styleId="Citation">
     <w:name w:val="Quote"/>
     <w:basedOn w:val="Normal"/>
     <w:next w:val="Normal"/>
-    <w:link w:val="QuoteChar"/>
+    <w:link w:val="CitationCar"/>
     <w:uiPriority w:val="29"/>
     <w:qFormat/>
     <w:rsid w:val="00EB4AC8"/>
@@ -2995,10 +7135,10 @@
       <w:color w:val="404040" w:themeColor="text1" w:themeTint="BF"/>
     </w:rPr>
   </w:style>
-  <w:style w:type="character" w:customStyle="1" w:styleId="QuoteChar">
-    <w:name w:val="Quote Char"/>
-    <w:basedOn w:val="DefaultParagraphFont"/>
-    <w:link w:val="Quote"/>
+  <w:style w:type="character" w:customStyle="1" w:styleId="CitationCar">
+    <w:name w:val="Citation Car"/>
+    <w:basedOn w:val="Policepardfaut"/>
+    <w:link w:val="Citation"/>
     <w:uiPriority w:val="29"/>
     <w:rsid w:val="00EB4AC8"/>
     <w:rPr>
@@ -3007,7 +7147,7 @@
       <w:color w:val="404040" w:themeColor="text1" w:themeTint="BF"/>
     </w:rPr>
   </w:style>
-  <w:style w:type="paragraph" w:styleId="ListParagraph">
+  <w:style w:type="paragraph" w:styleId="Paragraphedeliste">
     <w:name w:val="List Paragraph"/>
     <w:basedOn w:val="Normal"/>
     <w:uiPriority w:val="34"/>
@@ -3018,9 +7158,9 @@
       <w:contextualSpacing/>
     </w:pPr>
   </w:style>
-  <w:style w:type="character" w:styleId="IntenseEmphasis">
+  <w:style w:type="character" w:styleId="Accentuationintense">
     <w:name w:val="Intense Emphasis"/>
-    <w:basedOn w:val="DefaultParagraphFont"/>
+    <w:basedOn w:val="Policepardfaut"/>
     <w:uiPriority w:val="21"/>
     <w:qFormat/>
     <w:rsid w:val="00EB4AC8"/>
@@ -3030,11 +7170,11 @@
       <w:color w:val="0F4761" w:themeColor="accent1" w:themeShade="BF"/>
     </w:rPr>
   </w:style>
-  <w:style w:type="paragraph" w:styleId="IntenseQuote">
+  <w:style w:type="paragraph" w:styleId="Citationintense">
     <w:name w:val="Intense Quote"/>
     <w:basedOn w:val="Normal"/>
     <w:next w:val="Normal"/>
-    <w:link w:val="IntenseQuoteChar"/>
+    <w:link w:val="CitationintenseCar"/>
     <w:uiPriority w:val="30"/>
     <w:qFormat/>
     <w:rsid w:val="00EB4AC8"/>
@@ -3053,10 +7193,10 @@
       <w:color w:val="0F4761" w:themeColor="accent1" w:themeShade="BF"/>
     </w:rPr>
   </w:style>
-  <w:style w:type="character" w:customStyle="1" w:styleId="IntenseQuoteChar">
-    <w:name w:val="Intense Quote Char"/>
-    <w:basedOn w:val="DefaultParagraphFont"/>
-    <w:link w:val="IntenseQuote"/>
+  <w:style w:type="character" w:customStyle="1" w:styleId="CitationintenseCar">
+    <w:name w:val="Citation intense Car"/>
+    <w:basedOn w:val="Policepardfaut"/>
+    <w:link w:val="Citationintense"/>
     <w:uiPriority w:val="30"/>
     <w:rsid w:val="00EB4AC8"/>
     <w:rPr>
@@ -3065,9 +7205,9 @@
       <w:color w:val="0F4761" w:themeColor="accent1" w:themeShade="BF"/>
     </w:rPr>
   </w:style>
-  <w:style w:type="character" w:styleId="IntenseReference">
+  <w:style w:type="character" w:styleId="Rfrenceintense">
     <w:name w:val="Intense Reference"/>
-    <w:basedOn w:val="DefaultParagraphFont"/>
+    <w:basedOn w:val="Policepardfaut"/>
     <w:uiPriority w:val="32"/>
     <w:qFormat/>
     <w:rsid w:val="00EB4AC8"/>
@@ -3092,9 +7232,9 @@
       <w14:ligatures w14:val="none"/>
     </w:rPr>
   </w:style>
-  <w:style w:type="character" w:styleId="Strong">
+  <w:style w:type="character" w:styleId="lev">
     <w:name w:val="Strong"/>
-    <w:basedOn w:val="DefaultParagraphFont"/>
+    <w:basedOn w:val="Policepardfaut"/>
     <w:uiPriority w:val="22"/>
     <w:qFormat/>
     <w:rsid w:val="00382870"/>
@@ -3103,9 +7243,9 @@
       <w:bCs/>
     </w:rPr>
   </w:style>
-  <w:style w:type="character" w:styleId="Hyperlink">
+  <w:style w:type="character" w:styleId="Lienhypertexte">
     <w:name w:val="Hyperlink"/>
-    <w:basedOn w:val="DefaultParagraphFont"/>
+    <w:basedOn w:val="Policepardfaut"/>
     <w:uiPriority w:val="99"/>
     <w:semiHidden/>
     <w:unhideWhenUsed/>
@@ -3114,6 +7254,105 @@
       <w:color w:val="0000FF"/>
       <w:u w:val="single"/>
     </w:rPr>
+  </w:style>
+  <w:style w:type="table" w:styleId="Grilledutableau">
+    <w:name w:val="Table Grid"/>
+    <w:basedOn w:val="TableauNormal"/>
+    <w:uiPriority w:val="39"/>
+    <w:rsid w:val="00977DFE"/>
+    <w:pPr>
+      <w:spacing w:after="0" w:line="240" w:lineRule="auto"/>
+    </w:pPr>
+    <w:tblPr>
+      <w:tblBorders>
+        <w:top w:val="single" w:sz="4" w:space="0" w:color="auto"/>
+        <w:left w:val="single" w:sz="4" w:space="0" w:color="auto"/>
+        <w:bottom w:val="single" w:sz="4" w:space="0" w:color="auto"/>
+        <w:right w:val="single" w:sz="4" w:space="0" w:color="auto"/>
+        <w:insideH w:val="single" w:sz="4" w:space="0" w:color="auto"/>
+        <w:insideV w:val="single" w:sz="4" w:space="0" w:color="auto"/>
+      </w:tblBorders>
+    </w:tblPr>
+  </w:style>
+  <w:style w:type="table" w:styleId="Tableausimple2">
+    <w:name w:val="Plain Table 2"/>
+    <w:basedOn w:val="TableauNormal"/>
+    <w:uiPriority w:val="42"/>
+    <w:rsid w:val="009D386C"/>
+    <w:pPr>
+      <w:spacing w:after="0" w:line="240" w:lineRule="auto"/>
+    </w:pPr>
+    <w:tblPr>
+      <w:tblStyleRowBandSize w:val="1"/>
+      <w:tblStyleColBandSize w:val="1"/>
+      <w:tblBorders>
+        <w:top w:val="single" w:sz="4" w:space="0" w:color="7F7F7F" w:themeColor="text1" w:themeTint="80"/>
+        <w:bottom w:val="single" w:sz="4" w:space="0" w:color="7F7F7F" w:themeColor="text1" w:themeTint="80"/>
+      </w:tblBorders>
+    </w:tblPr>
+    <w:tblStylePr w:type="firstRow">
+      <w:rPr>
+        <w:b/>
+        <w:bCs/>
+      </w:rPr>
+      <w:tblPr/>
+      <w:tcPr>
+        <w:tcBorders>
+          <w:bottom w:val="single" w:sz="4" w:space="0" w:color="7F7F7F" w:themeColor="text1" w:themeTint="80"/>
+        </w:tcBorders>
+      </w:tcPr>
+    </w:tblStylePr>
+    <w:tblStylePr w:type="lastRow">
+      <w:rPr>
+        <w:b/>
+        <w:bCs/>
+      </w:rPr>
+      <w:tblPr/>
+      <w:tcPr>
+        <w:tcBorders>
+          <w:top w:val="single" w:sz="4" w:space="0" w:color="7F7F7F" w:themeColor="text1" w:themeTint="80"/>
+        </w:tcBorders>
+      </w:tcPr>
+    </w:tblStylePr>
+    <w:tblStylePr w:type="firstCol">
+      <w:rPr>
+        <w:b/>
+        <w:bCs/>
+      </w:rPr>
+    </w:tblStylePr>
+    <w:tblStylePr w:type="lastCol">
+      <w:rPr>
+        <w:b/>
+        <w:bCs/>
+      </w:rPr>
+    </w:tblStylePr>
+    <w:tblStylePr w:type="band1Vert">
+      <w:tblPr/>
+      <w:tcPr>
+        <w:tcBorders>
+          <w:left w:val="single" w:sz="4" w:space="0" w:color="7F7F7F" w:themeColor="text1" w:themeTint="80"/>
+          <w:right w:val="single" w:sz="4" w:space="0" w:color="7F7F7F" w:themeColor="text1" w:themeTint="80"/>
+        </w:tcBorders>
+      </w:tcPr>
+    </w:tblStylePr>
+    <w:tblStylePr w:type="band2Vert">
+      <w:tblPr/>
+      <w:tcPr>
+        <w:tcBorders>
+          <w:left w:val="single" w:sz="4" w:space="0" w:color="7F7F7F" w:themeColor="text1" w:themeTint="80"/>
+          <w:right w:val="single" w:sz="4" w:space="0" w:color="7F7F7F" w:themeColor="text1" w:themeTint="80"/>
+        </w:tcBorders>
+      </w:tcPr>
+    </w:tblStylePr>
+    <w:tblStylePr w:type="band1Horz">
+      <w:tblPr/>
+      <w:tcPr>
+        <w:tcBorders>
+          <w:top w:val="single" w:sz="4" w:space="0" w:color="7F7F7F" w:themeColor="text1" w:themeTint="80"/>
+          <w:bottom w:val="single" w:sz="4" w:space="0" w:color="7F7F7F" w:themeColor="text1" w:themeTint="80"/>
+        </w:tcBorders>
+      </w:tcPr>
+    </w:tblStylePr>
   </w:style>
 </w:styles>
 </file>

--- a/rapport.docx
+++ b/rapport.docx
@@ -794,7 +794,7 @@
         </w:rPr>
         <w:t xml:space="preserve"> (Wikipedia, Ethereum, Bitcoin, CoinDesk, </w:t>
       </w:r>
-      <w:hyperlink r:id="rId5" w:tgtFrame="_blank" w:history="1">
+      <w:hyperlink r:id="rId7" w:tgtFrame="_blank" w:history="1">
         <w:r>
           <w:rPr>
             <w:rFonts w:ascii="Times New Roman" w:eastAsia="Times New Roman" w:hAnsi="Times New Roman" w:cs="Times New Roman"/>
@@ -2292,16 +2292,34 @@
           <w:lang w:val="fr-CA"/>
           <w14:ligatures w14:val="none"/>
         </w:rPr>
-        <w:t xml:space="preserve"> choix de </w:t>
-      </w:r>
-      <w:r>
-        <w:rPr>
-          <w:rFonts w:ascii="Times New Roman" w:eastAsia="Times New Roman" w:hAnsi="Times New Roman" w:cs="Times New Roman"/>
-          <w:kern w:val="0"/>
-          <w:lang w:val="fr-CA"/>
-          <w14:ligatures w14:val="none"/>
-        </w:rPr>
-        <w:t xml:space="preserve">des nœuds initiaux permettant de propager l’information a un impact sur </w:t>
+        <w:t xml:space="preserve"> choix de</w:t>
+      </w:r>
+      <w:r>
+        <w:rPr>
+          <w:rFonts w:ascii="Times New Roman" w:eastAsia="Times New Roman" w:hAnsi="Times New Roman" w:cs="Times New Roman"/>
+          <w:kern w:val="0"/>
+          <w:lang w:val="fr-CA"/>
+          <w14:ligatures w14:val="none"/>
+        </w:rPr>
+        <w:t xml:space="preserve">s nœuds initiaux permettant de propager l’information </w:t>
+      </w:r>
+      <w:r>
+        <w:rPr>
+          <w:rFonts w:ascii="Times New Roman" w:eastAsia="Times New Roman" w:hAnsi="Times New Roman" w:cs="Times New Roman"/>
+          <w:kern w:val="0"/>
+          <w:lang w:val="fr-CA"/>
+          <w14:ligatures w14:val="none"/>
+        </w:rPr>
+        <w:t>ont</w:t>
+      </w:r>
+      <w:r>
+        <w:rPr>
+          <w:rFonts w:ascii="Times New Roman" w:eastAsia="Times New Roman" w:hAnsi="Times New Roman" w:cs="Times New Roman"/>
+          <w:kern w:val="0"/>
+          <w:lang w:val="fr-CA"/>
+          <w14:ligatures w14:val="none"/>
+        </w:rPr>
+        <w:t xml:space="preserve"> un impact sur </w:t>
       </w:r>
       <w:r>
         <w:rPr>
@@ -2320,6 +2338,15 @@
           <w14:ligatures w14:val="none"/>
         </w:rPr>
         <w:t>é</w:t>
+      </w:r>
+      <w:r>
+        <w:rPr>
+          <w:rFonts w:ascii="Times New Roman" w:eastAsia="Times New Roman" w:hAnsi="Times New Roman" w:cs="Times New Roman"/>
+          <w:kern w:val="0"/>
+          <w:lang w:val="fr-CA"/>
+          <w14:ligatures w14:val="none"/>
+        </w:rPr>
+        <w:t>es</w:t>
       </w:r>
       <w:r>
         <w:rPr>
@@ -2741,7 +2768,7 @@
           <w:lang w:val="fr-CA"/>
           <w14:ligatures w14:val="none"/>
         </w:rPr>
-        <w:t>Les stratégies basées sur les communautés permettent de réduire drastiquement ce budget tout en conservant une couverture alentours de 90% :</w:t>
+        <w:t>Les stratégies basées sur les communautés permettent de réduire drastiquement ce budget tout en conservant une couverture alentour de 90% :</w:t>
       </w:r>
     </w:p>
     <w:p>
@@ -2868,7 +2895,7 @@
           <w:lang w:val="fr-CA"/>
           <w14:ligatures w14:val="none"/>
         </w:rPr>
-        <w:t xml:space="preserve">Ainsi, on observer une réduction de coût très importante par rapport au scénario idéal. </w:t>
+        <w:t xml:space="preserve">Ainsi, on observer une réduction de coût très important par rapport au scénario idéal. </w:t>
       </w:r>
     </w:p>
     <w:p>
@@ -3542,14 +3569,7 @@
           <w:rFonts w:ascii="Times New Roman" w:eastAsia="Times New Roman" w:hAnsi="Times New Roman" w:cs="Times New Roman"/>
           <w:lang w:val="fr-CA"/>
         </w:rPr>
-        <w:t xml:space="preserve"> </w:t>
-      </w:r>
-      <w:r>
-        <w:rPr>
-          <w:rFonts w:ascii="Times New Roman" w:eastAsia="Times New Roman" w:hAnsi="Times New Roman" w:cs="Times New Roman"/>
-          <w:lang w:val="fr-CA"/>
-        </w:rPr>
-        <w:t>Remarque : les valeurs peuvent légèrement varier (</w:t>
+        <w:t xml:space="preserve"> Remarque : les valeurs peuvent légèrement varier (</w:t>
       </w:r>
       <w:proofErr w:type="spellStart"/>
       <w:r>
@@ -3637,43 +3657,7 @@
           <w:lang w:val="fr-CA"/>
           <w14:ligatures w14:val="none"/>
         </w:rPr>
-        <w:t xml:space="preserve">Pour l’algorithme </w:t>
-      </w:r>
-      <w:r>
-        <w:rPr>
-          <w:rFonts w:ascii="Times New Roman" w:eastAsia="Times New Roman" w:hAnsi="Times New Roman" w:cs="Times New Roman"/>
-          <w:kern w:val="0"/>
-          <w:lang w:val="fr-CA"/>
-          <w14:ligatures w14:val="none"/>
-        </w:rPr>
-        <w:t>avec LPA</w:t>
-      </w:r>
-      <w:r>
-        <w:rPr>
-          <w:rFonts w:ascii="Times New Roman" w:eastAsia="Times New Roman" w:hAnsi="Times New Roman" w:cs="Times New Roman"/>
-          <w:kern w:val="0"/>
-          <w:lang w:val="fr-CA"/>
-          <w14:ligatures w14:val="none"/>
-        </w:rPr>
-        <w:t>,</w:t>
-      </w:r>
-      <w:r>
-        <w:rPr>
-          <w:rFonts w:ascii="Times New Roman" w:eastAsia="Times New Roman" w:hAnsi="Times New Roman" w:cs="Times New Roman"/>
-          <w:kern w:val="0"/>
-          <w:lang w:val="fr-CA"/>
-          <w14:ligatures w14:val="none"/>
-        </w:rPr>
-        <w:t xml:space="preserve"> nous avons obtenu :</w:t>
-      </w:r>
-      <w:r>
-        <w:rPr>
-          <w:rFonts w:ascii="Times New Roman" w:eastAsia="Times New Roman" w:hAnsi="Times New Roman" w:cs="Times New Roman"/>
-          <w:kern w:val="0"/>
-          <w:lang w:val="fr-CA"/>
-          <w14:ligatures w14:val="none"/>
-        </w:rPr>
-        <w:t xml:space="preserve"> </w:t>
+        <w:t xml:space="preserve">Pour l’algorithme avec LPA, nous avons obtenu : </w:t>
       </w:r>
     </w:p>
     <w:tbl>
@@ -3965,34 +3949,7 @@
                 <w:lang w:val="fr-CA"/>
                 <w14:ligatures w14:val="none"/>
               </w:rPr>
-              <w:t>1</w:t>
-            </w:r>
-            <w:r>
-              <w:rPr>
-                <w:rFonts w:ascii="Times New Roman" w:eastAsia="Times New Roman" w:hAnsi="Times New Roman" w:cs="Times New Roman"/>
-                <w:kern w:val="0"/>
-                <w:lang w:val="fr-CA"/>
-                <w14:ligatures w14:val="none"/>
-              </w:rPr>
-              <w:t> </w:t>
-            </w:r>
-            <w:r>
-              <w:rPr>
-                <w:rFonts w:ascii="Times New Roman" w:eastAsia="Times New Roman" w:hAnsi="Times New Roman" w:cs="Times New Roman"/>
-                <w:kern w:val="0"/>
-                <w:lang w:val="fr-CA"/>
-                <w14:ligatures w14:val="none"/>
-              </w:rPr>
-              <w:t>70</w:t>
-            </w:r>
-            <w:r>
-              <w:rPr>
-                <w:rFonts w:ascii="Times New Roman" w:eastAsia="Times New Roman" w:hAnsi="Times New Roman" w:cs="Times New Roman"/>
-                <w:kern w:val="0"/>
-                <w:lang w:val="fr-CA"/>
-                <w14:ligatures w14:val="none"/>
-              </w:rPr>
-              <w:t>3 980</w:t>
+              <w:t>1 703 980</w:t>
             </w:r>
           </w:p>
         </w:tc>
@@ -4078,16 +4035,7 @@
                 <w:lang w:val="fr-CA"/>
                 <w14:ligatures w14:val="none"/>
               </w:rPr>
-              <w:t>90.</w:t>
-            </w:r>
-            <w:r>
-              <w:rPr>
-                <w:rFonts w:ascii="Times New Roman" w:eastAsia="Times New Roman" w:hAnsi="Times New Roman" w:cs="Times New Roman"/>
-                <w:kern w:val="0"/>
-                <w:lang w:val="fr-CA"/>
-                <w14:ligatures w14:val="none"/>
-              </w:rPr>
-              <w:t>46</w:t>
+              <w:t>90.46</w:t>
             </w:r>
           </w:p>
         </w:tc>
@@ -4548,41 +4496,57 @@
           <w:lang w:val="fr-CA"/>
           <w14:ligatures w14:val="none"/>
         </w:rPr>
-        <w:t xml:space="preserve"> </w:t>
-      </w:r>
-      <w:r>
-        <w:rPr>
-          <w:rFonts w:ascii="Times New Roman" w:eastAsia="Times New Roman" w:hAnsi="Times New Roman" w:cs="Times New Roman"/>
-          <w:b/>
-          <w:bCs/>
-          <w:kern w:val="0"/>
-          <w:sz w:val="27"/>
-          <w:szCs w:val="27"/>
-          <w:lang w:val="fr-CA"/>
-          <w14:ligatures w14:val="none"/>
-        </w:rPr>
-        <w:t>Coût : Louvain économise beaucoup plus que LPA</w:t>
-      </w:r>
-    </w:p>
-    <w:p>
-      <w:pPr>
-        <w:spacing w:before="100" w:beforeAutospacing="1" w:after="100" w:afterAutospacing="1" w:line="240" w:lineRule="auto"/>
-        <w:jc w:val="both"/>
-        <w:rPr>
-          <w:rFonts w:ascii="Times New Roman" w:eastAsia="Times New Roman" w:hAnsi="Times New Roman" w:cs="Times New Roman"/>
-          <w:kern w:val="0"/>
-          <w:lang w:val="fr-CA"/>
-          <w14:ligatures w14:val="none"/>
-        </w:rPr>
-      </w:pPr>
-      <w:r>
-        <w:rPr>
-          <w:rFonts w:ascii="Times New Roman" w:eastAsia="Times New Roman" w:hAnsi="Times New Roman" w:cs="Times New Roman"/>
-          <w:kern w:val="0"/>
-          <w:lang w:val="fr-CA"/>
-          <w14:ligatures w14:val="none"/>
-        </w:rPr>
-        <w:t xml:space="preserve">La figure 1 montre que toutes les variantes Louvain économise 4M $ par rapport au budget idéal, alors que les stratégies sur LPA économisent </w:t>
+        <w:t xml:space="preserve"> Coût : Louvain économise beaucoup plus que LPA</w:t>
+      </w:r>
+    </w:p>
+    <w:p>
+      <w:pPr>
+        <w:spacing w:before="100" w:beforeAutospacing="1" w:after="100" w:afterAutospacing="1" w:line="240" w:lineRule="auto"/>
+        <w:jc w:val="both"/>
+        <w:rPr>
+          <w:rFonts w:ascii="Times New Roman" w:eastAsia="Times New Roman" w:hAnsi="Times New Roman" w:cs="Times New Roman"/>
+          <w:kern w:val="0"/>
+          <w:lang w:val="fr-CA"/>
+          <w14:ligatures w14:val="none"/>
+        </w:rPr>
+      </w:pPr>
+      <w:r>
+        <w:rPr>
+          <w:rFonts w:ascii="Times New Roman" w:eastAsia="Times New Roman" w:hAnsi="Times New Roman" w:cs="Times New Roman"/>
+          <w:kern w:val="0"/>
+          <w:lang w:val="fr-CA"/>
+          <w14:ligatures w14:val="none"/>
+        </w:rPr>
+        <w:t xml:space="preserve">La figure 1 montre que toutes les variantes Louvain </w:t>
+      </w:r>
+      <w:proofErr w:type="gramStart"/>
+      <w:r>
+        <w:rPr>
+          <w:rFonts w:ascii="Times New Roman" w:eastAsia="Times New Roman" w:hAnsi="Times New Roman" w:cs="Times New Roman"/>
+          <w:kern w:val="0"/>
+          <w:lang w:val="fr-CA"/>
+          <w14:ligatures w14:val="none"/>
+        </w:rPr>
+        <w:t>économise</w:t>
+      </w:r>
+      <w:r>
+        <w:rPr>
+          <w:rFonts w:ascii="Times New Roman" w:eastAsia="Times New Roman" w:hAnsi="Times New Roman" w:cs="Times New Roman"/>
+          <w:kern w:val="0"/>
+          <w:lang w:val="fr-CA"/>
+          <w14:ligatures w14:val="none"/>
+        </w:rPr>
+        <w:t>nt</w:t>
+      </w:r>
+      <w:proofErr w:type="gramEnd"/>
+      <w:r>
+        <w:rPr>
+          <w:rFonts w:ascii="Times New Roman" w:eastAsia="Times New Roman" w:hAnsi="Times New Roman" w:cs="Times New Roman"/>
+          <w:kern w:val="0"/>
+          <w:lang w:val="fr-CA"/>
+          <w14:ligatures w14:val="none"/>
+        </w:rPr>
+        <w:t xml:space="preserve"> 4M$ par rapport au budget idéal, alors que les stratégies sur LPA économisent </w:t>
       </w:r>
       <w:r>
         <w:rPr>
@@ -4600,16 +4564,16 @@
           <w:lang w:val="fr-CA"/>
           <w14:ligatures w14:val="none"/>
         </w:rPr>
-        <w:t xml:space="preserve">M $. Ainsi, </w:t>
-      </w:r>
-      <w:r>
-        <w:rPr>
-          <w:rFonts w:ascii="Times New Roman" w:eastAsia="Times New Roman" w:hAnsi="Times New Roman" w:cs="Times New Roman"/>
-          <w:kern w:val="0"/>
-          <w:lang w:val="fr-CA"/>
-          <w14:ligatures w14:val="none"/>
-        </w:rPr>
-        <w:t xml:space="preserve">Louvain permet d’économiser 1.2M $ de plus que LPA. </w:t>
+        <w:t xml:space="preserve">M$. Ainsi, </w:t>
+      </w:r>
+      <w:r>
+        <w:rPr>
+          <w:rFonts w:ascii="Times New Roman" w:eastAsia="Times New Roman" w:hAnsi="Times New Roman" w:cs="Times New Roman"/>
+          <w:kern w:val="0"/>
+          <w:lang w:val="fr-CA"/>
+          <w14:ligatures w14:val="none"/>
+        </w:rPr>
+        <w:t xml:space="preserve">Louvain permet d’économiser 1.2M$ de plus que LPA. </w:t>
       </w:r>
     </w:p>
     <w:p>
@@ -4629,6 +4593,7 @@
       <w:r>
         <w:rPr>
           <w:rFonts w:ascii="Times New Roman" w:eastAsia="Times New Roman" w:hAnsi="Times New Roman" w:cs="Times New Roman"/>
+          <w:noProof/>
           <w:kern w:val="0"/>
           <w:lang w:val="fr-CA"/>
           <w14:ligatures w14:val="none"/>
@@ -4649,7 +4614,7 @@
                     <pic:cNvPicPr/>
                   </pic:nvPicPr>
                   <pic:blipFill>
-                    <a:blip r:embed="rId6"/>
+                    <a:blip r:embed="rId8"/>
                     <a:stretch>
                       <a:fillRect/>
                     </a:stretch>
@@ -4833,6 +4798,7 @@
       <w:r>
         <w:rPr>
           <w:rFonts w:ascii="Times New Roman" w:eastAsia="Times New Roman" w:hAnsi="Times New Roman" w:cs="Times New Roman"/>
+          <w:noProof/>
           <w:kern w:val="0"/>
           <w:lang w:val="fr-CA"/>
           <w14:ligatures w14:val="none"/>
@@ -4854,7 +4820,7 @@
                     <pic:cNvPicPr/>
                   </pic:nvPicPr>
                   <pic:blipFill>
-                    <a:blip r:embed="rId7"/>
+                    <a:blip r:embed="rId9"/>
                     <a:stretch>
                       <a:fillRect/>
                     </a:stretch>
@@ -5032,25 +4998,7 @@
           <w:lang w:val="fr-CA"/>
           <w14:ligatures w14:val="none"/>
         </w:rPr>
-        <w:t xml:space="preserve">La figure </w:t>
-      </w:r>
-      <w:r>
-        <w:rPr>
-          <w:rFonts w:ascii="Times New Roman" w:eastAsia="Times New Roman" w:hAnsi="Times New Roman" w:cs="Times New Roman"/>
-          <w:kern w:val="0"/>
-          <w:lang w:val="fr-CA"/>
-          <w14:ligatures w14:val="none"/>
-        </w:rPr>
-        <w:t>3</w:t>
-      </w:r>
-      <w:r>
-        <w:rPr>
-          <w:rFonts w:ascii="Times New Roman" w:eastAsia="Times New Roman" w:hAnsi="Times New Roman" w:cs="Times New Roman"/>
-          <w:kern w:val="0"/>
-          <w:lang w:val="fr-CA"/>
-          <w14:ligatures w14:val="none"/>
-        </w:rPr>
-        <w:t xml:space="preserve"> indique que toutes les stratégies perdent environ 10% de couverture par rapport au scénario idéal. Il est possible d’observer que la méthode LPA perd légèrement moins que Louvain, mais l’écart est faible.</w:t>
+        <w:t>La figure 3 indique que toutes les stratégies perdent environ 10% de couverture par rapport au scénario idéal. Il est possible d’observer que la méthode LPA perd légèrement moins que Louvain, mais l’écart est faible.</w:t>
       </w:r>
     </w:p>
     <w:p>
@@ -5070,6 +5018,7 @@
       <w:r>
         <w:rPr>
           <w:rFonts w:ascii="Times New Roman" w:eastAsia="Times New Roman" w:hAnsi="Times New Roman" w:cs="Times New Roman"/>
+          <w:noProof/>
           <w:kern w:val="0"/>
           <w:lang w:val="fr-CA"/>
           <w14:ligatures w14:val="none"/>
@@ -5091,7 +5040,7 @@
                     <pic:cNvPicPr/>
                   </pic:nvPicPr>
                   <pic:blipFill>
-                    <a:blip r:embed="rId8"/>
+                    <a:blip r:embed="rId10"/>
                     <a:stretch>
                       <a:fillRect/>
                     </a:stretch>
@@ -5174,7 +5123,7 @@
           <w:lang w:val="fr-CA"/>
           <w14:ligatures w14:val="none"/>
         </w:rPr>
-        <w:t>Temps total de propagation pour chaque stratégie de propagation testées</w:t>
+        <w:t>Temps total de propagation pour chaque stratégie de propagation testée</w:t>
       </w:r>
     </w:p>
     <w:p>
@@ -5242,59 +5191,64 @@
           <w:lang w:val="fr-CA"/>
           <w14:ligatures w14:val="none"/>
         </w:rPr>
-        <w:t xml:space="preserve">Temps de </w:t>
-      </w:r>
-      <w:r>
-        <w:rPr>
-          <w:rFonts w:ascii="Times New Roman" w:eastAsia="Times New Roman" w:hAnsi="Times New Roman" w:cs="Times New Roman"/>
-          <w:b/>
-          <w:bCs/>
-          <w:kern w:val="0"/>
-          <w:sz w:val="27"/>
-          <w:szCs w:val="27"/>
-          <w:lang w:val="fr-CA"/>
-          <w14:ligatures w14:val="none"/>
-        </w:rPr>
-        <w:t>calcul</w:t>
-      </w:r>
-    </w:p>
-    <w:p>
-      <w:pPr>
-        <w:spacing w:before="100" w:beforeAutospacing="1" w:after="100" w:afterAutospacing="1" w:line="240" w:lineRule="auto"/>
-        <w:jc w:val="both"/>
-        <w:rPr>
-          <w:rFonts w:ascii="Times New Roman" w:eastAsia="Times New Roman" w:hAnsi="Times New Roman" w:cs="Times New Roman"/>
-          <w:kern w:val="0"/>
-          <w:lang w:val="fr-CA"/>
-          <w14:ligatures w14:val="none"/>
-        </w:rPr>
-      </w:pPr>
-      <w:r>
-        <w:rPr>
-          <w:rFonts w:ascii="Times New Roman" w:eastAsia="Times New Roman" w:hAnsi="Times New Roman" w:cs="Times New Roman"/>
-          <w:kern w:val="0"/>
-          <w:lang w:val="fr-CA"/>
-          <w14:ligatures w14:val="none"/>
-        </w:rPr>
-        <w:t>Finalement, il ne faut pas négliger le temps d’exécution des programmes de propagande. Ainsi, on observe que les centralités de proximité et d</w:t>
-      </w:r>
-      <w:r>
-        <w:rPr>
-          <w:rFonts w:ascii="Times New Roman" w:eastAsia="Times New Roman" w:hAnsi="Times New Roman" w:cs="Times New Roman"/>
-          <w:kern w:val="0"/>
-          <w:lang w:val="fr-CA"/>
-          <w14:ligatures w14:val="none"/>
-        </w:rPr>
-        <w:t>’intermédiarité</w:t>
-      </w:r>
-      <w:r>
-        <w:rPr>
-          <w:rFonts w:ascii="Times New Roman" w:eastAsia="Times New Roman" w:hAnsi="Times New Roman" w:cs="Times New Roman"/>
-          <w:kern w:val="0"/>
-          <w:lang w:val="fr-CA"/>
-          <w14:ligatures w14:val="none"/>
-        </w:rPr>
-        <w:t xml:space="preserve"> sont beaucoup plus lourde à calculer au point de ne pas être en mesure de calculer avec la méthode de LPA. À l’inverse, la centralité de degré est quelques secondes plus longues que le choix aléatoire, mais en donnant des résultats comparables en coût et en couverture aux centralité plus complexes. </w:t>
+        <w:t>Temps de calcul</w:t>
+      </w:r>
+    </w:p>
+    <w:p>
+      <w:pPr>
+        <w:spacing w:before="100" w:beforeAutospacing="1" w:after="100" w:afterAutospacing="1" w:line="240" w:lineRule="auto"/>
+        <w:jc w:val="both"/>
+        <w:rPr>
+          <w:rFonts w:ascii="Times New Roman" w:eastAsia="Times New Roman" w:hAnsi="Times New Roman" w:cs="Times New Roman"/>
+          <w:kern w:val="0"/>
+          <w:lang w:val="fr-CA"/>
+          <w14:ligatures w14:val="none"/>
+        </w:rPr>
+      </w:pPr>
+      <w:r>
+        <w:rPr>
+          <w:rFonts w:ascii="Times New Roman" w:eastAsia="Times New Roman" w:hAnsi="Times New Roman" w:cs="Times New Roman"/>
+          <w:kern w:val="0"/>
+          <w:lang w:val="fr-CA"/>
+          <w14:ligatures w14:val="none"/>
+        </w:rPr>
+        <w:t>Finalement, il ne faut pas négliger le temps d’exécution des programmes de propagande. Ainsi, on observe que les centralités de proximité et d’intermédiarité sont beaucoup plus lourde</w:t>
+      </w:r>
+      <w:r>
+        <w:rPr>
+          <w:rFonts w:ascii="Times New Roman" w:eastAsia="Times New Roman" w:hAnsi="Times New Roman" w:cs="Times New Roman"/>
+          <w:kern w:val="0"/>
+          <w:lang w:val="fr-CA"/>
+          <w14:ligatures w14:val="none"/>
+        </w:rPr>
+        <w:t>s</w:t>
+      </w:r>
+      <w:r>
+        <w:rPr>
+          <w:rFonts w:ascii="Times New Roman" w:eastAsia="Times New Roman" w:hAnsi="Times New Roman" w:cs="Times New Roman"/>
+          <w:kern w:val="0"/>
+          <w:lang w:val="fr-CA"/>
+          <w14:ligatures w14:val="none"/>
+        </w:rPr>
+        <w:t xml:space="preserve"> à calculer au point de ne pas être en mesure de calculer avec la méthode de LPA. À l’inverse, la centralité de degré est quelques secondes plus longues que le choix aléatoire, mais en donnant des résultats comparables en coût et en couverture aux centralité</w:t>
+      </w:r>
+      <w:r>
+        <w:rPr>
+          <w:rFonts w:ascii="Times New Roman" w:eastAsia="Times New Roman" w:hAnsi="Times New Roman" w:cs="Times New Roman"/>
+          <w:kern w:val="0"/>
+          <w:lang w:val="fr-CA"/>
+          <w14:ligatures w14:val="none"/>
+        </w:rPr>
+        <w:t>s</w:t>
+      </w:r>
+      <w:r>
+        <w:rPr>
+          <w:rFonts w:ascii="Times New Roman" w:eastAsia="Times New Roman" w:hAnsi="Times New Roman" w:cs="Times New Roman"/>
+          <w:kern w:val="0"/>
+          <w:lang w:val="fr-CA"/>
+          <w14:ligatures w14:val="none"/>
+        </w:rPr>
+        <w:t xml:space="preserve"> plus complexes. </w:t>
       </w:r>
     </w:p>
     <w:p>
@@ -5314,6 +5268,7 @@
       <w:r>
         <w:rPr>
           <w:rFonts w:ascii="Times New Roman" w:eastAsia="Times New Roman" w:hAnsi="Times New Roman" w:cs="Times New Roman"/>
+          <w:noProof/>
           <w:kern w:val="0"/>
           <w:lang w:val="fr-CA"/>
           <w14:ligatures w14:val="none"/>
@@ -5335,7 +5290,7 @@
                     <pic:cNvPicPr/>
                   </pic:nvPicPr>
                   <pic:blipFill>
-                    <a:blip r:embed="rId9"/>
+                    <a:blip r:embed="rId11"/>
                     <a:stretch>
                       <a:fillRect/>
                     </a:stretch>
@@ -5407,16 +5362,7 @@
           <w:lang w:val="fr-CA"/>
           <w14:ligatures w14:val="none"/>
         </w:rPr>
-        <w:t xml:space="preserve"> </w:t>
-      </w:r>
-      <w:r>
-        <w:rPr>
-          <w:rFonts w:ascii="Times New Roman" w:eastAsia="Times New Roman" w:hAnsi="Times New Roman" w:cs="Times New Roman"/>
-          <w:kern w:val="0"/>
-          <w:lang w:val="fr-CA"/>
-          <w14:ligatures w14:val="none"/>
-        </w:rPr>
-        <w:t>Temps total d</w:t>
+        <w:t xml:space="preserve"> Temps total d</w:t>
       </w:r>
       <w:r>
         <w:rPr>
@@ -5670,6 +5616,12 @@
       </w:pPr>
     </w:p>
     <w:sectPr>
+      <w:headerReference w:type="even" r:id="rId12"/>
+      <w:headerReference w:type="default" r:id="rId13"/>
+      <w:footerReference w:type="even" r:id="rId14"/>
+      <w:footerReference w:type="default" r:id="rId15"/>
+      <w:headerReference w:type="first" r:id="rId16"/>
+      <w:footerReference w:type="first" r:id="rId17"/>
       <w:pgSz w:w="12240" w:h="15840"/>
       <w:pgMar w:top="1440" w:right="1440" w:bottom="1440" w:left="1440" w:header="708" w:footer="708" w:gutter="0"/>
       <w:cols w:space="708"/>
@@ -5677,6 +5629,116 @@
     </w:sectPr>
   </w:body>
 </w:document>
+</file>
+
+<file path=word/endnotes.xml><?xml version="1.0" encoding="utf-8"?>
+<w:endnotes xmlns:wpc="http://schemas.microsoft.com/office/word/2010/wordprocessingCanvas" xmlns:cx="http://schemas.microsoft.com/office/drawing/2014/chartex" xmlns:cx1="http://schemas.microsoft.com/office/drawing/2015/9/8/chartex" xmlns:cx2="http://schemas.microsoft.com/office/drawing/2015/10/21/chartex" xmlns:cx3="http://schemas.microsoft.com/office/drawing/2016/5/9/chartex" xmlns:cx4="http://schemas.microsoft.com/office/drawing/2016/5/10/chartex" xmlns:cx5="http://schemas.microsoft.com/office/drawing/2016/5/11/chartex" xmlns:cx6="http://schemas.microsoft.com/office/drawing/2016/5/12/chartex" xmlns:cx7="http://schemas.microsoft.com/office/drawing/2016/5/13/chartex" xmlns:cx8="http://schemas.microsoft.com/office/drawing/2016/5/14/chartex" xmlns:mc="http://schemas.openxmlformats.org/markup-compatibility/2006" xmlns:aink="http://schemas.microsoft.com/office/drawing/2016/ink" xmlns:am3d="http://schemas.microsoft.com/office/drawing/2017/model3d" xmlns:o="urn:schemas-microsoft-com:office:office" xmlns:oel="http://schemas.microsoft.com/office/2019/extlst" xmlns:r="http://schemas.openxmlformats.org/officeDocument/2006/relationships" xmlns:m="http://schemas.openxmlformats.org/officeDocument/2006/math" xmlns:v="urn:schemas-microsoft-com:vml" xmlns:wp14="http://schemas.microsoft.com/office/word/2010/wordprocessingDrawing" xmlns:wp="http://schemas.openxmlformats.org/drawingml/2006/wordprocessingDrawing" xmlns:w10="urn:schemas-microsoft-com:office:word" xmlns:w="http://schemas.openxmlformats.org/wordprocessingml/2006/main" xmlns:w14="http://schemas.microsoft.com/office/word/2010/wordml" xmlns:w15="http://schemas.microsoft.com/office/word/2012/wordml" xmlns:w16cex="http://schemas.microsoft.com/office/word/2018/wordml/cex" xmlns:w16cid="http://schemas.microsoft.com/office/word/2016/wordml/cid" xmlns:w16="http://schemas.microsoft.com/office/word/2018/wordml" xmlns:w16du="http://schemas.microsoft.com/office/word/2023/wordml/word16du" xmlns:w16sdtdh="http://schemas.microsoft.com/office/word/2020/wordml/sdtdatahash" xmlns:w16sdtfl="http://schemas.microsoft.com/office/word/2024/wordml/sdtformatlock" xmlns:w16se="http://schemas.microsoft.com/office/word/2015/wordml/symex" xmlns:wpg="http://schemas.microsoft.com/office/word/2010/wordprocessingGroup" xmlns:wpi="http://schemas.microsoft.com/office/word/2010/wordprocessingInk" xmlns:wne="http://schemas.microsoft.com/office/word/2006/wordml" xmlns:wps="http://schemas.microsoft.com/office/word/2010/wordprocessingShape" mc:Ignorable="w14 w15 w16se w16cid w16 w16cex w16sdtdh w16sdtfl w16du wp14">
+  <w:endnote w:type="separator" w:id="-1">
+    <w:p>
+      <w:pPr>
+        <w:spacing w:after="0" w:line="240" w:lineRule="auto"/>
+      </w:pPr>
+      <w:r>
+        <w:separator/>
+      </w:r>
+    </w:p>
+  </w:endnote>
+  <w:endnote w:type="continuationSeparator" w:id="0">
+    <w:p>
+      <w:pPr>
+        <w:spacing w:after="0" w:line="240" w:lineRule="auto"/>
+      </w:pPr>
+      <w:r>
+        <w:continuationSeparator/>
+      </w:r>
+    </w:p>
+  </w:endnote>
+</w:endnotes>
+</file>
+
+<file path=word/footer1.xml><?xml version="1.0" encoding="utf-8"?>
+<w:ftr xmlns:wpc="http://schemas.microsoft.com/office/word/2010/wordprocessingCanvas" xmlns:cx="http://schemas.microsoft.com/office/drawing/2014/chartex" xmlns:cx1="http://schemas.microsoft.com/office/drawing/2015/9/8/chartex" xmlns:cx2="http://schemas.microsoft.com/office/drawing/2015/10/21/chartex" xmlns:cx3="http://schemas.microsoft.com/office/drawing/2016/5/9/chartex" xmlns:cx4="http://schemas.microsoft.com/office/drawing/2016/5/10/chartex" xmlns:cx5="http://schemas.microsoft.com/office/drawing/2016/5/11/chartex" xmlns:cx6="http://schemas.microsoft.com/office/drawing/2016/5/12/chartex" xmlns:cx7="http://schemas.microsoft.com/office/drawing/2016/5/13/chartex" xmlns:cx8="http://schemas.microsoft.com/office/drawing/2016/5/14/chartex" xmlns:mc="http://schemas.openxmlformats.org/markup-compatibility/2006" xmlns:aink="http://schemas.microsoft.com/office/drawing/2016/ink" xmlns:am3d="http://schemas.microsoft.com/office/drawing/2017/model3d" xmlns:o="urn:schemas-microsoft-com:office:office" xmlns:oel="http://schemas.microsoft.com/office/2019/extlst" xmlns:r="http://schemas.openxmlformats.org/officeDocument/2006/relationships" xmlns:m="http://schemas.openxmlformats.org/officeDocument/2006/math" xmlns:v="urn:schemas-microsoft-com:vml" xmlns:wp14="http://schemas.microsoft.com/office/word/2010/wordprocessingDrawing" xmlns:wp="http://schemas.openxmlformats.org/drawingml/2006/wordprocessingDrawing" xmlns:w10="urn:schemas-microsoft-com:office:word" xmlns:w="http://schemas.openxmlformats.org/wordprocessingml/2006/main" xmlns:w14="http://schemas.microsoft.com/office/word/2010/wordml" xmlns:w15="http://schemas.microsoft.com/office/word/2012/wordml" xmlns:w16cex="http://schemas.microsoft.com/office/word/2018/wordml/cex" xmlns:w16cid="http://schemas.microsoft.com/office/word/2016/wordml/cid" xmlns:w16="http://schemas.microsoft.com/office/word/2018/wordml" xmlns:w16du="http://schemas.microsoft.com/office/word/2023/wordml/word16du" xmlns:w16sdtdh="http://schemas.microsoft.com/office/word/2020/wordml/sdtdatahash" xmlns:w16sdtfl="http://schemas.microsoft.com/office/word/2024/wordml/sdtformatlock" xmlns:w16se="http://schemas.microsoft.com/office/word/2015/wordml/symex" xmlns:wpg="http://schemas.microsoft.com/office/word/2010/wordprocessingGroup" xmlns:wpi="http://schemas.microsoft.com/office/word/2010/wordprocessingInk" xmlns:wne="http://schemas.microsoft.com/office/word/2006/wordml" xmlns:wps="http://schemas.microsoft.com/office/word/2010/wordprocessingShape" mc:Ignorable="w14 w15 w16se w16cid w16 w16cex w16sdtdh w16sdtfl w16du wp14">
+  <w:p>
+    <w:pPr>
+      <w:pStyle w:val="Pieddepage"/>
+    </w:pPr>
+  </w:p>
+</w:ftr>
+</file>
+
+<file path=word/footer2.xml><?xml version="1.0" encoding="utf-8"?>
+<w:ftr xmlns:wpc="http://schemas.microsoft.com/office/word/2010/wordprocessingCanvas" xmlns:cx="http://schemas.microsoft.com/office/drawing/2014/chartex" xmlns:cx1="http://schemas.microsoft.com/office/drawing/2015/9/8/chartex" xmlns:cx2="http://schemas.microsoft.com/office/drawing/2015/10/21/chartex" xmlns:cx3="http://schemas.microsoft.com/office/drawing/2016/5/9/chartex" xmlns:cx4="http://schemas.microsoft.com/office/drawing/2016/5/10/chartex" xmlns:cx5="http://schemas.microsoft.com/office/drawing/2016/5/11/chartex" xmlns:cx6="http://schemas.microsoft.com/office/drawing/2016/5/12/chartex" xmlns:cx7="http://schemas.microsoft.com/office/drawing/2016/5/13/chartex" xmlns:cx8="http://schemas.microsoft.com/office/drawing/2016/5/14/chartex" xmlns:mc="http://schemas.openxmlformats.org/markup-compatibility/2006" xmlns:aink="http://schemas.microsoft.com/office/drawing/2016/ink" xmlns:am3d="http://schemas.microsoft.com/office/drawing/2017/model3d" xmlns:o="urn:schemas-microsoft-com:office:office" xmlns:oel="http://schemas.microsoft.com/office/2019/extlst" xmlns:r="http://schemas.openxmlformats.org/officeDocument/2006/relationships" xmlns:m="http://schemas.openxmlformats.org/officeDocument/2006/math" xmlns:v="urn:schemas-microsoft-com:vml" xmlns:wp14="http://schemas.microsoft.com/office/word/2010/wordprocessingDrawing" xmlns:wp="http://schemas.openxmlformats.org/drawingml/2006/wordprocessingDrawing" xmlns:w10="urn:schemas-microsoft-com:office:word" xmlns:w="http://schemas.openxmlformats.org/wordprocessingml/2006/main" xmlns:w14="http://schemas.microsoft.com/office/word/2010/wordml" xmlns:w15="http://schemas.microsoft.com/office/word/2012/wordml" xmlns:w16cex="http://schemas.microsoft.com/office/word/2018/wordml/cex" xmlns:w16cid="http://schemas.microsoft.com/office/word/2016/wordml/cid" xmlns:w16="http://schemas.microsoft.com/office/word/2018/wordml" xmlns:w16du="http://schemas.microsoft.com/office/word/2023/wordml/word16du" xmlns:w16sdtdh="http://schemas.microsoft.com/office/word/2020/wordml/sdtdatahash" xmlns:w16sdtfl="http://schemas.microsoft.com/office/word/2024/wordml/sdtformatlock" xmlns:w16se="http://schemas.microsoft.com/office/word/2015/wordml/symex" xmlns:wpg="http://schemas.microsoft.com/office/word/2010/wordprocessingGroup" xmlns:wpi="http://schemas.microsoft.com/office/word/2010/wordprocessingInk" xmlns:wne="http://schemas.microsoft.com/office/word/2006/wordml" xmlns:wps="http://schemas.microsoft.com/office/word/2010/wordprocessingShape" mc:Ignorable="w14 w15 w16se w16cid w16 w16cex w16sdtdh w16sdtfl w16du wp14">
+  <w:p>
+    <w:pPr>
+      <w:pStyle w:val="Pieddepage"/>
+    </w:pPr>
+  </w:p>
+</w:ftr>
+</file>
+
+<file path=word/footer3.xml><?xml version="1.0" encoding="utf-8"?>
+<w:ftr xmlns:wpc="http://schemas.microsoft.com/office/word/2010/wordprocessingCanvas" xmlns:cx="http://schemas.microsoft.com/office/drawing/2014/chartex" xmlns:cx1="http://schemas.microsoft.com/office/drawing/2015/9/8/chartex" xmlns:cx2="http://schemas.microsoft.com/office/drawing/2015/10/21/chartex" xmlns:cx3="http://schemas.microsoft.com/office/drawing/2016/5/9/chartex" xmlns:cx4="http://schemas.microsoft.com/office/drawing/2016/5/10/chartex" xmlns:cx5="http://schemas.microsoft.com/office/drawing/2016/5/11/chartex" xmlns:cx6="http://schemas.microsoft.com/office/drawing/2016/5/12/chartex" xmlns:cx7="http://schemas.microsoft.com/office/drawing/2016/5/13/chartex" xmlns:cx8="http://schemas.microsoft.com/office/drawing/2016/5/14/chartex" xmlns:mc="http://schemas.openxmlformats.org/markup-compatibility/2006" xmlns:aink="http://schemas.microsoft.com/office/drawing/2016/ink" xmlns:am3d="http://schemas.microsoft.com/office/drawing/2017/model3d" xmlns:o="urn:schemas-microsoft-com:office:office" xmlns:oel="http://schemas.microsoft.com/office/2019/extlst" xmlns:r="http://schemas.openxmlformats.org/officeDocument/2006/relationships" xmlns:m="http://schemas.openxmlformats.org/officeDocument/2006/math" xmlns:v="urn:schemas-microsoft-com:vml" xmlns:wp14="http://schemas.microsoft.com/office/word/2010/wordprocessingDrawing" xmlns:wp="http://schemas.openxmlformats.org/drawingml/2006/wordprocessingDrawing" xmlns:w10="urn:schemas-microsoft-com:office:word" xmlns:w="http://schemas.openxmlformats.org/wordprocessingml/2006/main" xmlns:w14="http://schemas.microsoft.com/office/word/2010/wordml" xmlns:w15="http://schemas.microsoft.com/office/word/2012/wordml" xmlns:w16cex="http://schemas.microsoft.com/office/word/2018/wordml/cex" xmlns:w16cid="http://schemas.microsoft.com/office/word/2016/wordml/cid" xmlns:w16="http://schemas.microsoft.com/office/word/2018/wordml" xmlns:w16du="http://schemas.microsoft.com/office/word/2023/wordml/word16du" xmlns:w16sdtdh="http://schemas.microsoft.com/office/word/2020/wordml/sdtdatahash" xmlns:w16sdtfl="http://schemas.microsoft.com/office/word/2024/wordml/sdtformatlock" xmlns:w16se="http://schemas.microsoft.com/office/word/2015/wordml/symex" xmlns:wpg="http://schemas.microsoft.com/office/word/2010/wordprocessingGroup" xmlns:wpi="http://schemas.microsoft.com/office/word/2010/wordprocessingInk" xmlns:wne="http://schemas.microsoft.com/office/word/2006/wordml" xmlns:wps="http://schemas.microsoft.com/office/word/2010/wordprocessingShape" mc:Ignorable="w14 w15 w16se w16cid w16 w16cex w16sdtdh w16sdtfl w16du wp14">
+  <w:p>
+    <w:pPr>
+      <w:pStyle w:val="Pieddepage"/>
+    </w:pPr>
+  </w:p>
+</w:ftr>
+</file>
+
+<file path=word/footnotes.xml><?xml version="1.0" encoding="utf-8"?>
+<w:footnotes xmlns:wpc="http://schemas.microsoft.com/office/word/2010/wordprocessingCanvas" xmlns:cx="http://schemas.microsoft.com/office/drawing/2014/chartex" xmlns:cx1="http://schemas.microsoft.com/office/drawing/2015/9/8/chartex" xmlns:cx2="http://schemas.microsoft.com/office/drawing/2015/10/21/chartex" xmlns:cx3="http://schemas.microsoft.com/office/drawing/2016/5/9/chartex" xmlns:cx4="http://schemas.microsoft.com/office/drawing/2016/5/10/chartex" xmlns:cx5="http://schemas.microsoft.com/office/drawing/2016/5/11/chartex" xmlns:cx6="http://schemas.microsoft.com/office/drawing/2016/5/12/chartex" xmlns:cx7="http://schemas.microsoft.com/office/drawing/2016/5/13/chartex" xmlns:cx8="http://schemas.microsoft.com/office/drawing/2016/5/14/chartex" xmlns:mc="http://schemas.openxmlformats.org/markup-compatibility/2006" xmlns:aink="http://schemas.microsoft.com/office/drawing/2016/ink" xmlns:am3d="http://schemas.microsoft.com/office/drawing/2017/model3d" xmlns:o="urn:schemas-microsoft-com:office:office" xmlns:oel="http://schemas.microsoft.com/office/2019/extlst" xmlns:r="http://schemas.openxmlformats.org/officeDocument/2006/relationships" xmlns:m="http://schemas.openxmlformats.org/officeDocument/2006/math" xmlns:v="urn:schemas-microsoft-com:vml" xmlns:wp14="http://schemas.microsoft.com/office/word/2010/wordprocessingDrawing" xmlns:wp="http://schemas.openxmlformats.org/drawingml/2006/wordprocessingDrawing" xmlns:w10="urn:schemas-microsoft-com:office:word" xmlns:w="http://schemas.openxmlformats.org/wordprocessingml/2006/main" xmlns:w14="http://schemas.microsoft.com/office/word/2010/wordml" xmlns:w15="http://schemas.microsoft.com/office/word/2012/wordml" xmlns:w16cex="http://schemas.microsoft.com/office/word/2018/wordml/cex" xmlns:w16cid="http://schemas.microsoft.com/office/word/2016/wordml/cid" xmlns:w16="http://schemas.microsoft.com/office/word/2018/wordml" xmlns:w16du="http://schemas.microsoft.com/office/word/2023/wordml/word16du" xmlns:w16sdtdh="http://schemas.microsoft.com/office/word/2020/wordml/sdtdatahash" xmlns:w16sdtfl="http://schemas.microsoft.com/office/word/2024/wordml/sdtformatlock" xmlns:w16se="http://schemas.microsoft.com/office/word/2015/wordml/symex" xmlns:wpg="http://schemas.microsoft.com/office/word/2010/wordprocessingGroup" xmlns:wpi="http://schemas.microsoft.com/office/word/2010/wordprocessingInk" xmlns:wne="http://schemas.microsoft.com/office/word/2006/wordml" xmlns:wps="http://schemas.microsoft.com/office/word/2010/wordprocessingShape" mc:Ignorable="w14 w15 w16se w16cid w16 w16cex w16sdtdh w16sdtfl w16du wp14">
+  <w:footnote w:type="separator" w:id="-1">
+    <w:p>
+      <w:pPr>
+        <w:spacing w:after="0" w:line="240" w:lineRule="auto"/>
+      </w:pPr>
+      <w:r>
+        <w:separator/>
+      </w:r>
+    </w:p>
+  </w:footnote>
+  <w:footnote w:type="continuationSeparator" w:id="0">
+    <w:p>
+      <w:pPr>
+        <w:spacing w:after="0" w:line="240" w:lineRule="auto"/>
+      </w:pPr>
+      <w:r>
+        <w:continuationSeparator/>
+      </w:r>
+    </w:p>
+  </w:footnote>
+</w:footnotes>
+</file>
+
+<file path=word/header1.xml><?xml version="1.0" encoding="utf-8"?>
+<w:hdr xmlns:wpc="http://schemas.microsoft.com/office/word/2010/wordprocessingCanvas" xmlns:cx="http://schemas.microsoft.com/office/drawing/2014/chartex" xmlns:cx1="http://schemas.microsoft.com/office/drawing/2015/9/8/chartex" xmlns:cx2="http://schemas.microsoft.com/office/drawing/2015/10/21/chartex" xmlns:cx3="http://schemas.microsoft.com/office/drawing/2016/5/9/chartex" xmlns:cx4="http://schemas.microsoft.com/office/drawing/2016/5/10/chartex" xmlns:cx5="http://schemas.microsoft.com/office/drawing/2016/5/11/chartex" xmlns:cx6="http://schemas.microsoft.com/office/drawing/2016/5/12/chartex" xmlns:cx7="http://schemas.microsoft.com/office/drawing/2016/5/13/chartex" xmlns:cx8="http://schemas.microsoft.com/office/drawing/2016/5/14/chartex" xmlns:mc="http://schemas.openxmlformats.org/markup-compatibility/2006" xmlns:aink="http://schemas.microsoft.com/office/drawing/2016/ink" xmlns:am3d="http://schemas.microsoft.com/office/drawing/2017/model3d" xmlns:o="urn:schemas-microsoft-com:office:office" xmlns:oel="http://schemas.microsoft.com/office/2019/extlst" xmlns:r="http://schemas.openxmlformats.org/officeDocument/2006/relationships" xmlns:m="http://schemas.openxmlformats.org/officeDocument/2006/math" xmlns:v="urn:schemas-microsoft-com:vml" xmlns:wp14="http://schemas.microsoft.com/office/word/2010/wordprocessingDrawing" xmlns:wp="http://schemas.openxmlformats.org/drawingml/2006/wordprocessingDrawing" xmlns:w10="urn:schemas-microsoft-com:office:word" xmlns:w="http://schemas.openxmlformats.org/wordprocessingml/2006/main" xmlns:w14="http://schemas.microsoft.com/office/word/2010/wordml" xmlns:w15="http://schemas.microsoft.com/office/word/2012/wordml" xmlns:w16cex="http://schemas.microsoft.com/office/word/2018/wordml/cex" xmlns:w16cid="http://schemas.microsoft.com/office/word/2016/wordml/cid" xmlns:w16="http://schemas.microsoft.com/office/word/2018/wordml" xmlns:w16du="http://schemas.microsoft.com/office/word/2023/wordml/word16du" xmlns:w16sdtdh="http://schemas.microsoft.com/office/word/2020/wordml/sdtdatahash" xmlns:w16sdtfl="http://schemas.microsoft.com/office/word/2024/wordml/sdtformatlock" xmlns:w16se="http://schemas.microsoft.com/office/word/2015/wordml/symex" xmlns:wpg="http://schemas.microsoft.com/office/word/2010/wordprocessingGroup" xmlns:wpi="http://schemas.microsoft.com/office/word/2010/wordprocessingInk" xmlns:wne="http://schemas.microsoft.com/office/word/2006/wordml" xmlns:wps="http://schemas.microsoft.com/office/word/2010/wordprocessingShape" mc:Ignorable="w14 w15 w16se w16cid w16 w16cex w16sdtdh w16sdtfl w16du wp14">
+  <w:p>
+    <w:pPr>
+      <w:pStyle w:val="En-tte"/>
+    </w:pPr>
+  </w:p>
+</w:hdr>
+</file>
+
+<file path=word/header2.xml><?xml version="1.0" encoding="utf-8"?>
+<w:hdr xmlns:wpc="http://schemas.microsoft.com/office/word/2010/wordprocessingCanvas" xmlns:cx="http://schemas.microsoft.com/office/drawing/2014/chartex" xmlns:cx1="http://schemas.microsoft.com/office/drawing/2015/9/8/chartex" xmlns:cx2="http://schemas.microsoft.com/office/drawing/2015/10/21/chartex" xmlns:cx3="http://schemas.microsoft.com/office/drawing/2016/5/9/chartex" xmlns:cx4="http://schemas.microsoft.com/office/drawing/2016/5/10/chartex" xmlns:cx5="http://schemas.microsoft.com/office/drawing/2016/5/11/chartex" xmlns:cx6="http://schemas.microsoft.com/office/drawing/2016/5/12/chartex" xmlns:cx7="http://schemas.microsoft.com/office/drawing/2016/5/13/chartex" xmlns:cx8="http://schemas.microsoft.com/office/drawing/2016/5/14/chartex" xmlns:mc="http://schemas.openxmlformats.org/markup-compatibility/2006" xmlns:aink="http://schemas.microsoft.com/office/drawing/2016/ink" xmlns:am3d="http://schemas.microsoft.com/office/drawing/2017/model3d" xmlns:o="urn:schemas-microsoft-com:office:office" xmlns:oel="http://schemas.microsoft.com/office/2019/extlst" xmlns:r="http://schemas.openxmlformats.org/officeDocument/2006/relationships" xmlns:m="http://schemas.openxmlformats.org/officeDocument/2006/math" xmlns:v="urn:schemas-microsoft-com:vml" xmlns:wp14="http://schemas.microsoft.com/office/word/2010/wordprocessingDrawing" xmlns:wp="http://schemas.openxmlformats.org/drawingml/2006/wordprocessingDrawing" xmlns:w10="urn:schemas-microsoft-com:office:word" xmlns:w="http://schemas.openxmlformats.org/wordprocessingml/2006/main" xmlns:w14="http://schemas.microsoft.com/office/word/2010/wordml" xmlns:w15="http://schemas.microsoft.com/office/word/2012/wordml" xmlns:w16cex="http://schemas.microsoft.com/office/word/2018/wordml/cex" xmlns:w16cid="http://schemas.microsoft.com/office/word/2016/wordml/cid" xmlns:w16="http://schemas.microsoft.com/office/word/2018/wordml" xmlns:w16du="http://schemas.microsoft.com/office/word/2023/wordml/word16du" xmlns:w16sdtdh="http://schemas.microsoft.com/office/word/2020/wordml/sdtdatahash" xmlns:w16sdtfl="http://schemas.microsoft.com/office/word/2024/wordml/sdtformatlock" xmlns:w16se="http://schemas.microsoft.com/office/word/2015/wordml/symex" xmlns:wpg="http://schemas.microsoft.com/office/word/2010/wordprocessingGroup" xmlns:wpi="http://schemas.microsoft.com/office/word/2010/wordprocessingInk" xmlns:wne="http://schemas.microsoft.com/office/word/2006/wordml" xmlns:wps="http://schemas.microsoft.com/office/word/2010/wordprocessingShape" mc:Ignorable="w14 w15 w16se w16cid w16 w16cex w16sdtdh w16sdtfl w16du wp14">
+  <w:p>
+    <w:pPr>
+      <w:pStyle w:val="En-tte"/>
+    </w:pPr>
+  </w:p>
+</w:hdr>
+</file>
+
+<file path=word/header3.xml><?xml version="1.0" encoding="utf-8"?>
+<w:hdr xmlns:wpc="http://schemas.microsoft.com/office/word/2010/wordprocessingCanvas" xmlns:cx="http://schemas.microsoft.com/office/drawing/2014/chartex" xmlns:cx1="http://schemas.microsoft.com/office/drawing/2015/9/8/chartex" xmlns:cx2="http://schemas.microsoft.com/office/drawing/2015/10/21/chartex" xmlns:cx3="http://schemas.microsoft.com/office/drawing/2016/5/9/chartex" xmlns:cx4="http://schemas.microsoft.com/office/drawing/2016/5/10/chartex" xmlns:cx5="http://schemas.microsoft.com/office/drawing/2016/5/11/chartex" xmlns:cx6="http://schemas.microsoft.com/office/drawing/2016/5/12/chartex" xmlns:cx7="http://schemas.microsoft.com/office/drawing/2016/5/13/chartex" xmlns:cx8="http://schemas.microsoft.com/office/drawing/2016/5/14/chartex" xmlns:mc="http://schemas.openxmlformats.org/markup-compatibility/2006" xmlns:aink="http://schemas.microsoft.com/office/drawing/2016/ink" xmlns:am3d="http://schemas.microsoft.com/office/drawing/2017/model3d" xmlns:o="urn:schemas-microsoft-com:office:office" xmlns:oel="http://schemas.microsoft.com/office/2019/extlst" xmlns:r="http://schemas.openxmlformats.org/officeDocument/2006/relationships" xmlns:m="http://schemas.openxmlformats.org/officeDocument/2006/math" xmlns:v="urn:schemas-microsoft-com:vml" xmlns:wp14="http://schemas.microsoft.com/office/word/2010/wordprocessingDrawing" xmlns:wp="http://schemas.openxmlformats.org/drawingml/2006/wordprocessingDrawing" xmlns:w10="urn:schemas-microsoft-com:office:word" xmlns:w="http://schemas.openxmlformats.org/wordprocessingml/2006/main" xmlns:w14="http://schemas.microsoft.com/office/word/2010/wordml" xmlns:w15="http://schemas.microsoft.com/office/word/2012/wordml" xmlns:w16cex="http://schemas.microsoft.com/office/word/2018/wordml/cex" xmlns:w16cid="http://schemas.microsoft.com/office/word/2016/wordml/cid" xmlns:w16="http://schemas.microsoft.com/office/word/2018/wordml" xmlns:w16du="http://schemas.microsoft.com/office/word/2023/wordml/word16du" xmlns:w16sdtdh="http://schemas.microsoft.com/office/word/2020/wordml/sdtdatahash" xmlns:w16sdtfl="http://schemas.microsoft.com/office/word/2024/wordml/sdtformatlock" xmlns:w16se="http://schemas.microsoft.com/office/word/2015/wordml/symex" xmlns:wpg="http://schemas.microsoft.com/office/word/2010/wordprocessingGroup" xmlns:wpi="http://schemas.microsoft.com/office/word/2010/wordprocessingInk" xmlns:wne="http://schemas.microsoft.com/office/word/2006/wordml" xmlns:wps="http://schemas.microsoft.com/office/word/2010/wordprocessingShape" mc:Ignorable="w14 w15 w16se w16cid w16 w16cex w16sdtdh w16sdtfl w16du wp14">
+  <w:p>
+    <w:pPr>
+      <w:pStyle w:val="En-tte"/>
+    </w:pPr>
+  </w:p>
+</w:hdr>
 </file>
 
 <file path=word/numbering.xml><?xml version="1.0" encoding="utf-8"?>
@@ -6911,6 +6973,7 @@
   <w:style w:type="character" w:default="1" w:styleId="Policepardfaut">
     <w:name w:val="Default Paragraph Font"/>
     <w:uiPriority w:val="1"/>
+    <w:semiHidden/>
     <w:unhideWhenUsed/>
   </w:style>
   <w:style w:type="table" w:default="1" w:styleId="TableauNormal">
@@ -7354,6 +7417,50 @@
       </w:tcPr>
     </w:tblStylePr>
   </w:style>
+  <w:style w:type="paragraph" w:styleId="En-tte">
+    <w:name w:val="header"/>
+    <w:basedOn w:val="Normal"/>
+    <w:link w:val="En-tteCar"/>
+    <w:uiPriority w:val="99"/>
+    <w:unhideWhenUsed/>
+    <w:rsid w:val="000713FA"/>
+    <w:pPr>
+      <w:tabs>
+        <w:tab w:val="center" w:pos="4320"/>
+        <w:tab w:val="right" w:pos="8640"/>
+      </w:tabs>
+      <w:spacing w:after="0" w:line="240" w:lineRule="auto"/>
+    </w:pPr>
+  </w:style>
+  <w:style w:type="character" w:customStyle="1" w:styleId="En-tteCar">
+    <w:name w:val="En-tête Car"/>
+    <w:basedOn w:val="Policepardfaut"/>
+    <w:link w:val="En-tte"/>
+    <w:uiPriority w:val="99"/>
+    <w:rsid w:val="000713FA"/>
+  </w:style>
+  <w:style w:type="paragraph" w:styleId="Pieddepage">
+    <w:name w:val="footer"/>
+    <w:basedOn w:val="Normal"/>
+    <w:link w:val="PieddepageCar"/>
+    <w:uiPriority w:val="99"/>
+    <w:unhideWhenUsed/>
+    <w:rsid w:val="000713FA"/>
+    <w:pPr>
+      <w:tabs>
+        <w:tab w:val="center" w:pos="4320"/>
+        <w:tab w:val="right" w:pos="8640"/>
+      </w:tabs>
+      <w:spacing w:after="0" w:line="240" w:lineRule="auto"/>
+    </w:pPr>
+  </w:style>
+  <w:style w:type="character" w:customStyle="1" w:styleId="PieddepageCar">
+    <w:name w:val="Pied de page Car"/>
+    <w:basedOn w:val="Policepardfaut"/>
+    <w:link w:val="Pieddepage"/>
+    <w:uiPriority w:val="99"/>
+    <w:rsid w:val="000713FA"/>
+  </w:style>
 </w:styles>
 </file>
 
